--- a/downloads/workbook/ai-4-week-25.docx
+++ b/downloads/workbook/ai-4-week-25.docx
@@ -1292,6 +1292,178 @@
         <w:t>Project connection: For your Responsible Plant Classifier, save the input, procedure, observed result and limitation of this check. Label this worked example as practice; use a different, previously unreviewed case when checking independent understanding.</w:t>
       </w:r>
     </w:p>
+    <w:p>
+      <w:pPr>
+        <w:pStyle w:val="Heading1"/>
+      </w:pPr>
+      <w:r>
+        <w:t>19. Project portfolio milestone</w:t>
+      </w:r>
+    </w:p>
+    <w:p>
+      <w:r>
+        <w:t>Project: Responsible Plant Classifier</w:t>
+      </w:r>
+    </w:p>
+    <w:p>
+      <w:r>
+        <w:t>Current milestone: Prepare the demonstration. Gather reproducible instructions, evidence, access checks and remaining limitations.</w:t>
+      </w:r>
+    </w:p>
+    <w:p>
+      <w:r>
+        <w:t>For your Responsible Plant Classifier, save the input, procedure, observed result and limitation of this check. Label this worked example as practice; use a different, previously unreviewed case when checking independent understanding.</w:t>
+      </w:r>
+    </w:p>
+    <w:tbl>
+      <w:tblPr>
+        <w:tblStyle w:val="LightShading-Accent1"/>
+        <w:tblW w:type="auto" w:w="0"/>
+        <w:tblLook w:firstColumn="1" w:firstRow="1" w:lastColumn="0" w:lastRow="0" w:noHBand="0" w:noVBand="1" w:val="04A0"/>
+      </w:tblPr>
+      <w:tblGrid>
+        <w:gridCol w:w="5112"/>
+        <w:gridCol w:w="5112"/>
+      </w:tblGrid>
+      <w:tr>
+        <w:trPr>
+          <w:tblHeader/>
+        </w:trPr>
+        <w:tc>
+          <w:tcPr>
+            <w:tcW w:type="dxa" w:w="5112"/>
+          </w:tcPr>
+          <w:p>
+            <w:r>
+              <w:t>Evidence to keep</w:t>
+            </w:r>
+          </w:p>
+        </w:tc>
+        <w:tc>
+          <w:tcPr>
+            <w:tcW w:type="dxa" w:w="5112"/>
+          </w:tcPr>
+          <w:p>
+            <w:r>
+              <w:t>My record</w:t>
+            </w:r>
+          </w:p>
+        </w:tc>
+      </w:tr>
+      <w:tr>
+        <w:tc>
+          <w:tcPr>
+            <w:tcW w:type="dxa" w:w="5112"/>
+          </w:tcPr>
+          <w:p>
+            <w:r>
+              <w:t>This week’s input and deciding step</w:t>
+            </w:r>
+          </w:p>
+        </w:tc>
+        <w:tc>
+          <w:tcPr>
+            <w:tcW w:type="dxa" w:w="5112"/>
+          </w:tcPr>
+          <w:p>
+            <w:r/>
+          </w:p>
+        </w:tc>
+      </w:tr>
+      <w:tr>
+        <w:tc>
+          <w:tcPr>
+            <w:tcW w:type="dxa" w:w="5112"/>
+          </w:tcPr>
+          <w:p>
+            <w:r>
+              <w:t>Prediction and actual result (or labelled paper trace)</w:t>
+            </w:r>
+          </w:p>
+        </w:tc>
+        <w:tc>
+          <w:tcPr>
+            <w:tcW w:type="dxa" w:w="5112"/>
+          </w:tcPr>
+          <w:p>
+            <w:r/>
+          </w:p>
+        </w:tc>
+      </w:tr>
+      <w:tr>
+        <w:tc>
+          <w:tcPr>
+            <w:tcW w:type="dxa" w:w="5112"/>
+          </w:tcPr>
+          <w:p>
+            <w:r>
+              <w:t>One change since the previous checkpoint and why</w:t>
+            </w:r>
+          </w:p>
+        </w:tc>
+        <w:tc>
+          <w:tcPr>
+            <w:tcW w:type="dxa" w:w="5112"/>
+          </w:tcPr>
+          <w:p>
+            <w:r/>
+          </w:p>
+        </w:tc>
+      </w:tr>
+      <w:tr>
+        <w:tc>
+          <w:tcPr>
+            <w:tcW w:type="dxa" w:w="5112"/>
+          </w:tcPr>
+          <w:p>
+            <w:r>
+              <w:t>One error or limit and the next test</w:t>
+            </w:r>
+          </w:p>
+        </w:tc>
+        <w:tc>
+          <w:tcPr>
+            <w:tcW w:type="dxa" w:w="5112"/>
+          </w:tcPr>
+          <w:p>
+            <w:r/>
+          </w:p>
+        </w:tc>
+      </w:tr>
+    </w:tbl>
+    <w:p>
+      <w:pPr>
+        <w:pStyle w:val="Heading3"/>
+      </w:pPr>
+      <w:r>
+        <w:t>Explain what this week adds to your project. Reuse last week’s record rather than starting again.</w:t>
+      </w:r>
+    </w:p>
+    <w:p>
+      <w:r>
+        <w:t>________________________________________________________________</w:t>
+      </w:r>
+    </w:p>
+    <w:p>
+      <w:r>
+        <w:t>________________________________________________________________</w:t>
+      </w:r>
+    </w:p>
+    <w:p>
+      <w:r>
+        <w:t>________________________________________________________________</w:t>
+      </w:r>
+    </w:p>
+    <w:p>
+      <w:r>
+        <w:t>________________________________________________________________</w:t>
+      </w:r>
+    </w:p>
+    <w:p>
+      <w:r>
+        <w:t>________________________________________________________________</w:t>
+      </w:r>
+    </w:p>
     <w:sectPr>
       <w:pgSz w:w="12240" w:h="15840"/>
       <w:pgMar w:top="936" w:right="1008" w:bottom="936" w:left="1008" w:header="720" w:footer="720" w:gutter="0"/>

--- a/downloads/workbook/ai-4-week-25.docx
+++ b/downloads/workbook/ai-4-week-25.docx
@@ -1464,6 +1464,248 @@
         <w:t>________________________________________________________________</w:t>
       </w:r>
     </w:p>
+    <w:p>
+      <w:pPr>
+        <w:pStyle w:val="Heading1"/>
+      </w:pPr>
+      <w:r>
+        <w:t>20. Supported practice and learning evidence</w:t>
+      </w:r>
+    </w:p>
+    <w:p>
+      <w:r>
+        <w:t>Use this supported practice once, in the browser or on paper. Keep the reserved independent assessment for a separate first attempt before teacher feedback.</w:t>
+      </w:r>
+    </w:p>
+    <w:p>
+      <w:r>
+        <w:t>Translate a threshold choice into missed-leaf and false-alarm costs.</w:t>
+      </w:r>
+    </w:p>
+    <w:p>
+      <w:pPr>
+        <w:pStyle w:val="Heading3"/>
+      </w:pPr>
+      <w:r>
+        <w:t>Practice 1: explain the deciding evidence</w:t>
+      </w:r>
+    </w:p>
+    <w:p>
+      <w:r>
+        <w:t>Which labelled step matches this detail? Threshold0.4 has smaller validation cost on these four cases.</w:t>
+      </w:r>
+    </w:p>
+    <w:p>
+      <w:r>
+        <w:t>1. Threshold0.4</w:t>
+      </w:r>
+    </w:p>
+    <w:p>
+      <w:r>
+        <w:t>2. Choose for stated costs</w:t>
+      </w:r>
+    </w:p>
+    <w:p>
+      <w:r>
+        <w:t>3. Threshold0.7</w:t>
+      </w:r>
+    </w:p>
+    <w:p>
+      <w:pPr>
+        <w:pStyle w:val="Heading3"/>
+      </w:pPr>
+      <w:r>
+        <w:t>My selected conclusion, deciding fact and explanation</w:t>
+      </w:r>
+    </w:p>
+    <w:p>
+      <w:r>
+        <w:t>________________________________________________________________</w:t>
+      </w:r>
+    </w:p>
+    <w:p>
+      <w:r>
+        <w:t>________________________________________________________________</w:t>
+      </w:r>
+    </w:p>
+    <w:p>
+      <w:r>
+        <w:t>________________________________________________________________</w:t>
+      </w:r>
+    </w:p>
+    <w:p>
+      <w:r>
+        <w:t>________________________________________________________________</w:t>
+      </w:r>
+    </w:p>
+    <w:p>
+      <w:r>
+        <w:t>________________________________________________________________</w:t>
+      </w:r>
+    </w:p>
+    <w:p>
+      <w:r>
+        <w:t>Hint if needed: Read the steps in the pictorial case. Match the supplied detail to the stage that performs or records it.</w:t>
+      </w:r>
+    </w:p>
+    <w:p>
+      <w:r>
+        <w:t>After your attempt, compare with the supported explanation: Choose for stated costs Threshold0.4 has smaller validation cost on these four cases. Read the picture in order. Threshold0.4 has smaller validation cost on these four cases. The arrows show which recorded input or intermediate result each decision uses. Explain the deciding step aloud before checking the changed case; pointing to the final answer alone does not show how it follows.</w:t>
+      </w:r>
+    </w:p>
+    <w:p>
+      <w:pPr>
+        <w:pStyle w:val="Heading3"/>
+      </w:pPr>
+      <w:r>
+        <w:t>Practice 2: explain the deciding evidence</w:t>
+      </w:r>
+    </w:p>
+    <w:p>
+      <w:r>
+        <w:t>Changed-case practice: Miss and false-alarm costs swap to1 and 5. Which conclusion is supported by the supplied facts?</w:t>
+      </w:r>
+    </w:p>
+    <w:p>
+      <w:r>
+        <w:t>1. This one example guarantees correct results for every future input.</w:t>
+      </w:r>
+    </w:p>
+    <w:p>
+      <w:r>
+        <w:t>2. We can decide the result without examining the changed input or the procedure.</w:t>
+      </w:r>
+    </w:p>
+    <w:p>
+      <w:r>
+        <w:t>3. Threshold0.7 costs1 while0.4 costs5; preferred threshold switches.</w:t>
+      </w:r>
+    </w:p>
+    <w:p>
+      <w:pPr>
+        <w:pStyle w:val="Heading3"/>
+      </w:pPr>
+      <w:r>
+        <w:t>My selected conclusion, deciding fact and explanation</w:t>
+      </w:r>
+    </w:p>
+    <w:p>
+      <w:r>
+        <w:t>________________________________________________________________</w:t>
+      </w:r>
+    </w:p>
+    <w:p>
+      <w:r>
+        <w:t>________________________________________________________________</w:t>
+      </w:r>
+    </w:p>
+    <w:p>
+      <w:r>
+        <w:t>________________________________________________________________</w:t>
+      </w:r>
+    </w:p>
+    <w:p>
+      <w:r>
+        <w:t>________________________________________________________________</w:t>
+      </w:r>
+    </w:p>
+    <w:p>
+      <w:r>
+        <w:t>________________________________________________________________</w:t>
+      </w:r>
+    </w:p>
+    <w:p>
+      <w:r>
+        <w:t>Hint if needed: Use the changed condition and the deciding step in the pictorial trace. The answer must say what follows from those facts.</w:t>
+      </w:r>
+    </w:p>
+    <w:p>
+      <w:r>
+        <w:t>After your attempt, compare with the supported explanation: Threshold0.7 costs1 while0.4 costs5; preferred threshold switches. Metric choice encodes the declared consequences, not a universal best threshold.</w:t>
+      </w:r>
+    </w:p>
+    <w:p>
+      <w:pPr>
+        <w:pStyle w:val="Heading3"/>
+      </w:pPr>
+      <w:r>
+        <w:t>Repair a missing building block</w:t>
+      </w:r>
+    </w:p>
+    <w:p>
+      <w:r>
+        <w:t>Review Train, Validation, Test (ai-4/24). Goal: Select a model using a declared validation rule. Short practice: Why does B’s zero training MAE not settle the original choice? Point to the relevant step in the picture, then write the changed result and the rule or evidence that supports it.. Return to this week and explain what you changed.</w:t>
+      </w:r>
+    </w:p>
+    <w:p>
+      <w:r>
+        <w:t>Review Train a Regression Model (ai-4/22). Goal: Fit a line from a declared training candidate set. Short practice: May day3’s evaluation label choose the candidate line? Point to the relevant step in the picture, then write the changed result and the rule or evidence that supports it.. Return to this week and explain what you changed.</w:t>
+      </w:r>
+    </w:p>
+    <w:p>
+      <w:r>
+        <w:t>Review Regression and Residuals (ai-4/19). Goal: Distinguish numeric prediction from classification. Short practice: Which statistic reveals the size of errors without cancellation? Point to the relevant step in the picture, then write the changed result and the rule or evidence that supports it.. Return to this week and explain what you changed.</w:t>
+      </w:r>
+    </w:p>
+    <w:p>
+      <w:pPr>
+        <w:pStyle w:val="Heading3"/>
+      </w:pPr>
+      <w:r>
+        <w:t>Predict, run and debug</w:t>
+      </w:r>
+    </w:p>
+    <w:p>
+      <w:r>
+        <w:t>The browser lab lets you edit the supported Python examples already included in this lesson. Predict first, run, inspect the actual output or error, change one input, then run again. Keep code, predictions, actual results and a reasoned revision together. On paper, label your result as a trace rather than an execution.</w:t>
+      </w:r>
+    </w:p>
+    <w:p>
+      <w:pPr>
+        <w:pStyle w:val="Heading3"/>
+      </w:pPr>
+      <w:r>
+        <w:t>Keep your completed work</w:t>
+      </w:r>
+    </w:p>
+    <w:p>
+      <w:r>
+        <w:t>Use Download completed work in the hosted lesson to export your answers, reflections, practice feedback and code-run evidence. Open the HTML copy to read or print it. Drafts stay in this browser when storage is available; clear drafts on a shared device.</w:t>
+      </w:r>
+    </w:p>
+    <w:p>
+      <w:pPr>
+        <w:pStyle w:val="Heading3"/>
+      </w:pPr>
+      <w:r>
+        <w:t>What I repaired, the evidence I kept and the next test</w:t>
+      </w:r>
+    </w:p>
+    <w:p>
+      <w:r>
+        <w:t>________________________________________________________________</w:t>
+      </w:r>
+    </w:p>
+    <w:p>
+      <w:r>
+        <w:t>________________________________________________________________</w:t>
+      </w:r>
+    </w:p>
+    <w:p>
+      <w:r>
+        <w:t>________________________________________________________________</w:t>
+      </w:r>
+    </w:p>
+    <w:p>
+      <w:r>
+        <w:t>________________________________________________________________</w:t>
+      </w:r>
+    </w:p>
+    <w:p>
+      <w:r>
+        <w:t>________________________________________________________________</w:t>
+      </w:r>
+    </w:p>
     <w:sectPr>
       <w:pgSz w:w="12240" w:h="15840"/>
       <w:pgMar w:top="936" w:right="1008" w:bottom="936" w:left="1008" w:header="720" w:footer="720" w:gutter="0"/>

--- a/downloads/workbook/ai-4-week-25.docx
+++ b/downloads/workbook/ai-4-week-25.docx
@@ -30,6 +30,17 @@
     </w:p>
     <w:p>
       <w:r>
+        <w:t>Record your starting explanation for Metrics Match Consequences before opening notes. Show any later correction separately.</w:t>
+      </w:r>
+    </w:p>
+    <w:p>
+      <w:pPr>
+        <w:spacing w:line="336" w:lineRule="auto" w:after="180"/>
+      </w:pPr>
+      <w:r>
+        <w:rPr>
+          <w:b w:val="0"/>
+        </w:rPr>
         <w:t>Try the recall before opening notes. Then use a different colour or a labelled second line to correct your explanation.</w:t>
       </w:r>
     </w:p>
@@ -42,7 +53,13 @@
       </w:r>
     </w:p>
     <w:p>
-      <w:r>
+      <w:pPr>
+        <w:spacing w:line="336" w:lineRule="auto" w:after="180"/>
+      </w:pPr>
+      <w:r>
+        <w:rPr>
+          <w:b w:val="0"/>
+        </w:rPr>
         <w:t>Without opening the old lesson, explain one key idea from Train, Validation, Test. Give an example and a mistake that the idea helps you avoid.</w:t>
       </w:r>
     </w:p>
@@ -78,7 +95,13 @@
       </w:r>
     </w:p>
     <w:p>
-      <w:r>
+      <w:pPr>
+        <w:spacing w:line="336" w:lineRule="auto" w:after="180"/>
+      </w:pPr>
+      <w:r>
+        <w:rPr>
+          <w:b w:val="0"/>
+        </w:rPr>
         <w:t>Without opening the old lesson, explain one key idea from Train a Regression Model. Give an example and a mistake that the idea helps you avoid.</w:t>
       </w:r>
     </w:p>
@@ -114,7 +137,13 @@
       </w:r>
     </w:p>
     <w:p>
-      <w:r>
+      <w:pPr>
+        <w:spacing w:line="336" w:lineRule="auto" w:after="180"/>
+      </w:pPr>
+      <w:r>
+        <w:rPr>
+          <w:b w:val="0"/>
+        </w:rPr>
         <w:t>Without opening the old lesson, explain one key idea from Regression and Residuals. Give an example and a mistake that the idea helps you avoid.</w:t>
       </w:r>
     </w:p>
@@ -151,7 +180,54 @@
     </w:p>
     <w:p>
       <w:r>
-        <w:t>Use W2: Count the consequences for Thresholds and consequences. Record the answer once; the lesson and workbook refer to the same attempt.</w:t>
+        <w:t>Complete the supported Metrics Match Consequences trace and record the first step you can explain without help.</w:t>
+      </w:r>
+    </w:p>
+    <w:p>
+      <w:pPr>
+        <w:spacing w:line="336" w:lineRule="auto" w:after="180"/>
+      </w:pPr>
+      <w:r>
+        <w:rPr>
+          <w:b w:val="0"/>
+        </w:rPr>
+        <w:t xml:space="preserve">Use W2: Count the </w:t>
+      </w:r>
+      <w:r>
+        <w:rPr>
+          <w:b/>
+        </w:rPr>
+        <w:t>consequence</w:t>
+      </w:r>
+      <w:r>
+        <w:rPr>
+          <w:b w:val="0"/>
+        </w:rPr>
+        <w:t xml:space="preserve">s for </w:t>
+      </w:r>
+      <w:r>
+        <w:rPr>
+          <w:b/>
+        </w:rPr>
+        <w:t>Threshold</w:t>
+      </w:r>
+      <w:r>
+        <w:rPr>
+          <w:b w:val="0"/>
+        </w:rPr>
+        <w:t xml:space="preserve">s and </w:t>
+      </w:r>
+      <w:r>
+        <w:rPr>
+          <w:b/>
+        </w:rPr>
+        <w:t>consequence</w:t>
+      </w:r>
+      <w:r>
+        <w:rPr>
+          <w:b w:val="0"/>
+        </w:rPr>
+        <w:t>s. Record the answer once; the lesson and workbook refer to the same attempt.</w:t>
       </w:r>
     </w:p>
     <w:tbl>
@@ -279,7 +355,53 @@
     </w:p>
     <w:p>
       <w:r>
-        <w:t>Use the worked case for Thresholds and consequences. Proposed explanation: “A final answer is enough”. Decide whether this explanation is supported. Point to the step or supplied fact that decides; explain your repair if needed.</w:t>
+        <w:t>Check the proposed Metrics Match Consequences explanation against the supplied facts before discussing it.</w:t>
+      </w:r>
+    </w:p>
+    <w:p>
+      <w:pPr>
+        <w:spacing w:line="336" w:lineRule="auto" w:after="180"/>
+      </w:pPr>
+      <w:r>
+        <w:rPr>
+          <w:b w:val="0"/>
+        </w:rPr>
+        <w:t xml:space="preserve">Use the worked case for </w:t>
+      </w:r>
+      <w:r>
+        <w:rPr>
+          <w:b/>
+        </w:rPr>
+        <w:t>Threshold</w:t>
+      </w:r>
+      <w:r>
+        <w:rPr>
+          <w:b w:val="0"/>
+        </w:rPr>
+        <w:t xml:space="preserve">s and </w:t>
+      </w:r>
+      <w:r>
+        <w:rPr>
+          <w:b/>
+        </w:rPr>
+        <w:t>consequence</w:t>
+      </w:r>
+      <w:r>
+        <w:rPr>
+          <w:b w:val="0"/>
+        </w:rPr>
+        <w:t>s. Proposed explanation: “A final answer is enough”. Decide whether this explanation is supported.</w:t>
+      </w:r>
+    </w:p>
+    <w:p>
+      <w:pPr>
+        <w:spacing w:line="336" w:lineRule="auto" w:after="180"/>
+      </w:pPr>
+      <w:r>
+        <w:rPr>
+          <w:b w:val="0"/>
+        </w:rPr>
+        <w:t>Point to the step or supplied fact that decides; explain your repair if needed.</w:t>
       </w:r>
     </w:p>
     <w:p>
@@ -319,6 +441,11 @@
       </w:r>
     </w:p>
     <w:p>
+      <w:r>
+        <w:t>Write one first attempt at the reserved independent case before feedback. Repeated copies of that case refer to the same recorded attempt.</w:t>
+      </w:r>
+    </w:p>
+    <w:p>
       <w:pPr>
         <w:pStyle w:val="Heading3"/>
       </w:pPr>
@@ -327,8 +454,32 @@
       </w:r>
     </w:p>
     <w:p>
-      <w:r>
-        <w:t>Scores/references are .8/blocked,.5/clear,.2/blocked,.1/clear. Compare thresholds .5 and .2 using the same cost.</w:t>
+      <w:pPr>
+        <w:spacing w:line="336" w:lineRule="auto" w:after="180"/>
+      </w:pPr>
+      <w:r>
+        <w:rPr>
+          <w:b/>
+        </w:rPr>
+        <w:t>Score</w:t>
+      </w:r>
+      <w:r>
+        <w:rPr>
+          <w:b w:val="0"/>
+        </w:rPr>
+        <w:t xml:space="preserve">s/references are .8/blocked,.5/clear,.2/blocked,.1/clear. Compare </w:t>
+      </w:r>
+      <w:r>
+        <w:rPr>
+          <w:b/>
+        </w:rPr>
+        <w:t>threshold</w:t>
+      </w:r>
+      <w:r>
+        <w:rPr>
+          <w:b w:val="0"/>
+        </w:rPr>
+        <w:t>s .5 and .2 using the same cost.</w:t>
       </w:r>
     </w:p>
     <w:p>
@@ -375,7 +526,13 @@
       </w:r>
     </w:p>
     <w:p>
-      <w:r>
+      <w:pPr>
+        <w:spacing w:line="336" w:lineRule="auto" w:after="180"/>
+      </w:pPr>
+      <w:r>
+        <w:rPr>
+          <w:b w:val="0"/>
+        </w:rPr>
         <w:t>Attempt this case before feedback. Record any help. Earlier examples below are further practice; a case already practised with feedback cannot establish fresh transfer.</w:t>
       </w:r>
     </w:p>
@@ -389,7 +546,43 @@
     </w:p>
     <w:p>
       <w:r>
-        <w:t>A reviewer can inspect at most 10 alerts daily. Model A flags 20 cases with higher recall; B flags 8 with lower recall. What evidence is needed before choosing a threshold?</w:t>
+        <w:t>Connect the Metrics Match Consequences target to a trace and a justified conclusion.</w:t>
+      </w:r>
+    </w:p>
+    <w:p>
+      <w:pPr>
+        <w:spacing w:line="336" w:lineRule="auto" w:after="180"/>
+        <w:shd w:fill="F5F1FB"/>
+      </w:pPr>
+      <w:r>
+        <w:rPr>
+          <w:b w:val="0"/>
+        </w:rPr>
+        <w:t xml:space="preserve">A reviewer can inspect at most 10 alerts daily. Model A flags 20 cases with higher recall; B flags 8 with lower recall. What </w:t>
+      </w:r>
+      <w:r>
+        <w:rPr>
+          <w:b/>
+        </w:rPr>
+        <w:t>evidence</w:t>
+      </w:r>
+      <w:r>
+        <w:rPr>
+          <w:b w:val="0"/>
+        </w:rPr>
+        <w:t xml:space="preserve"> is needed before choosing a </w:t>
+      </w:r>
+      <w:r>
+        <w:rPr>
+          <w:b/>
+        </w:rPr>
+        <w:t>threshold</w:t>
+      </w:r>
+      <w:r>
+        <w:rPr>
+          <w:b w:val="0"/>
+        </w:rPr>
+        <w:t>?</w:t>
       </w:r>
     </w:p>
     <w:p>
@@ -402,17 +595,58 @@
     </w:p>
     <w:p>
       <w:r>
+        <w:t>Solve the supplied Metrics Match Consequences case and show the deciding evidence.</w:t>
+      </w:r>
+    </w:p>
+    <w:p>
+      <w:pPr>
+        <w:spacing w:line="336" w:lineRule="auto" w:after="180"/>
+      </w:pPr>
+      <w:r>
+        <w:rPr>
+          <w:b w:val="0"/>
+        </w:rPr>
         <w:t>Spotting alerts can miss disease signs or create unnecessary healthy-leaf reviews.</w:t>
       </w:r>
     </w:p>
     <w:p>
-      <w:r>
-        <w:t>Connect metrics to consequences.</w:t>
-      </w:r>
-    </w:p>
-    <w:p>
-      <w:r>
-        <w:t>Show your trace, calculation or evidence</w:t>
+      <w:pPr>
+        <w:spacing w:line="336" w:lineRule="auto" w:after="180"/>
+      </w:pPr>
+      <w:r>
+        <w:rPr>
+          <w:b w:val="0"/>
+        </w:rPr>
+        <w:t xml:space="preserve">Connect metrics to </w:t>
+      </w:r>
+      <w:r>
+        <w:rPr>
+          <w:b/>
+        </w:rPr>
+        <w:t>consequence</w:t>
+      </w:r>
+      <w:r>
+        <w:rPr>
+          <w:b w:val="0"/>
+        </w:rPr>
+        <w:t>s.</w:t>
+      </w:r>
+    </w:p>
+    <w:p>
+      <w:pPr>
+        <w:spacing w:line="336" w:lineRule="auto" w:after="180"/>
+      </w:pPr>
+      <w:r>
+        <w:rPr>
+          <w:b w:val="0"/>
+        </w:rPr>
+        <w:t xml:space="preserve">Show your trace, calculation or </w:t>
+      </w:r>
+      <w:r>
+        <w:rPr>
+          <w:b/>
+        </w:rPr>
+        <w:t>evidence</w:t>
       </w:r>
     </w:p>
     <w:p>
@@ -458,11 +692,41 @@
     </w:p>
     <w:p>
       <w:r>
-        <w:t>Missing a diseased plant is considered more costly than a false alarm, but staff can review only ten alerts daily. Which evaluation trade-off should be discussed?</w:t>
-      </w:r>
-    </w:p>
-    <w:p>
-      <w:r>
+        <w:t>Apply the procedure to the changed case and record why the conclusion follows.</w:t>
+      </w:r>
+    </w:p>
+    <w:p>
+      <w:pPr>
+        <w:spacing w:line="336" w:lineRule="auto" w:after="180"/>
+        <w:shd w:fill="F5F1FB"/>
+      </w:pPr>
+      <w:r>
+        <w:rPr>
+          <w:b w:val="0"/>
+        </w:rPr>
+        <w:t xml:space="preserve">Missing a diseased plant is considered more costly than a </w:t>
+      </w:r>
+      <w:r>
+        <w:rPr>
+          <w:b/>
+        </w:rPr>
+        <w:t>false alarm</w:t>
+      </w:r>
+      <w:r>
+        <w:rPr>
+          <w:b w:val="0"/>
+        </w:rPr>
+        <w:t>, but staff can review only ten alerts daily. Which evaluation trade-off should be discussed?</w:t>
+      </w:r>
+    </w:p>
+    <w:p>
+      <w:pPr>
+        <w:spacing w:line="336" w:lineRule="auto" w:after="180"/>
+      </w:pPr>
+      <w:r>
+        <w:rPr>
+          <w:b w:val="0"/>
+        </w:rPr>
         <w:t>My independent answer and reason</w:t>
       </w:r>
     </w:p>
@@ -517,7 +781,30 @@
     </w:p>
     <w:p>
       <w:r>
-        <w:t>Create a changed input, boundary case or missing-information case. Write the expected answer or safe response before testing.</w:t>
+        <w:t>Specify a changed input, expected result and observation separately.</w:t>
+      </w:r>
+    </w:p>
+    <w:p>
+      <w:pPr>
+        <w:spacing w:line="336" w:lineRule="auto" w:after="180"/>
+      </w:pPr>
+      <w:r>
+        <w:rPr>
+          <w:b w:val="0"/>
+        </w:rPr>
+        <w:t xml:space="preserve">Create a changed </w:t>
+      </w:r>
+      <w:r>
+        <w:rPr>
+          <w:b/>
+        </w:rPr>
+        <w:t>input</w:t>
+      </w:r>
+      <w:r>
+        <w:rPr>
+          <w:b w:val="0"/>
+        </w:rPr>
+        <w:t>, boundary case or missing-information case. Write the expected answer or safe response before testing.</w:t>
       </w:r>
     </w:p>
     <w:tbl>
@@ -646,12 +933,53 @@
     </w:p>
     <w:p>
       <w:r>
-        <w:t>Approve the Plant Classifier metric suite: accuracy for context, spotted precision/recall, confusion matrix, and subgroup slices.</w:t>
-      </w:r>
-    </w:p>
-    <w:p>
-      <w:r>
-        <w:t>The project change and evidence I will keep</w:t>
+        <w:t>Justify what Metrics Match Consequences adds to Responsible Plant Classifier and keep the evidence.</w:t>
+      </w:r>
+    </w:p>
+    <w:p>
+      <w:pPr>
+        <w:spacing w:line="336" w:lineRule="auto" w:after="180"/>
+      </w:pPr>
+      <w:r>
+        <w:rPr>
+          <w:b w:val="0"/>
+        </w:rPr>
+        <w:t xml:space="preserve">Approve the Plant Classifier </w:t>
+      </w:r>
+      <w:r>
+        <w:rPr>
+          <w:b/>
+        </w:rPr>
+        <w:t>metric suite</w:t>
+      </w:r>
+      <w:r>
+        <w:rPr>
+          <w:b w:val="0"/>
+        </w:rPr>
+        <w:t>: accuracy for context, spotted precision/recall, confusion matrix, and subgroup slices.</w:t>
+      </w:r>
+    </w:p>
+    <w:p>
+      <w:pPr>
+        <w:spacing w:line="336" w:lineRule="auto" w:after="180"/>
+      </w:pPr>
+      <w:r>
+        <w:rPr>
+          <w:b w:val="0"/>
+        </w:rPr>
+        <w:t xml:space="preserve">The project change and </w:t>
+      </w:r>
+      <w:r>
+        <w:rPr>
+          <w:b/>
+        </w:rPr>
+        <w:t>evidence</w:t>
+      </w:r>
+      <w:r>
+        <w:rPr>
+          <w:b w:val="0"/>
+        </w:rPr>
+        <w:t xml:space="preserve"> I will keep</w:t>
       </w:r>
     </w:p>
     <w:p>
@@ -697,11 +1025,54 @@
     </w:p>
     <w:p>
       <w:r>
-        <w:t>I can explain the mechanism. I can show evidence. I can handle a changed case. I can name a limit. Mark each as not yet, with help or independently, and attach supporting work.</w:t>
-      </w:r>
-    </w:p>
-    <w:p>
-      <w:r>
+        <w:t>Judge explanation, evidence, transfer and limits separately; attach the work behind your judgement.</w:t>
+      </w:r>
+    </w:p>
+    <w:p>
+      <w:pPr>
+        <w:pStyle w:val="ListBullet"/>
+      </w:pPr>
+      <w:r>
+        <w:t>I can explain the mechanism.</w:t>
+      </w:r>
+    </w:p>
+    <w:p>
+      <w:pPr>
+        <w:pStyle w:val="ListBullet"/>
+      </w:pPr>
+      <w:r>
+        <w:t>I can show evidence.</w:t>
+      </w:r>
+    </w:p>
+    <w:p>
+      <w:pPr>
+        <w:pStyle w:val="ListBullet"/>
+      </w:pPr>
+      <w:r>
+        <w:t>I can handle a changed case.</w:t>
+      </w:r>
+    </w:p>
+    <w:p>
+      <w:pPr>
+        <w:pStyle w:val="ListBullet"/>
+      </w:pPr>
+      <w:r>
+        <w:t>I can name a limit.</w:t>
+      </w:r>
+    </w:p>
+    <w:p>
+      <w:r>
+        <w:t>Mark each as not yet, with help or independently, and attach supporting work.</w:t>
+      </w:r>
+    </w:p>
+    <w:p>
+      <w:pPr>
+        <w:spacing w:line="336" w:lineRule="auto" w:after="180"/>
+      </w:pPr>
+      <w:r>
+        <w:rPr>
+          <w:b w:val="0"/>
+        </w:rPr>
         <w:t>Teacher review ____________________  Next step ____________________</w:t>
       </w:r>
     </w:p>
@@ -715,7 +1086,43 @@
     </w:p>
     <w:p>
       <w:r>
-        <w:t>A reviewer can inspect at most 10 alerts daily. Model A flags 20 cases with higher recall; B flags 8 with lower recall. What evidence is needed before choosing a threshold?</w:t>
+        <w:t>Use this earlier case as transfer practice. A case already discussed with feedback is not fresh assessment evidence.</w:t>
+      </w:r>
+    </w:p>
+    <w:p>
+      <w:pPr>
+        <w:spacing w:line="336" w:lineRule="auto" w:after="180"/>
+        <w:shd w:fill="F5F1FB"/>
+      </w:pPr>
+      <w:r>
+        <w:rPr>
+          <w:b w:val="0"/>
+        </w:rPr>
+        <w:t xml:space="preserve">A reviewer can inspect at most 10 alerts daily. Model A flags 20 cases with higher recall; B flags 8 with lower recall. What </w:t>
+      </w:r>
+      <w:r>
+        <w:rPr>
+          <w:b/>
+        </w:rPr>
+        <w:t>evidence</w:t>
+      </w:r>
+      <w:r>
+        <w:rPr>
+          <w:b w:val="0"/>
+        </w:rPr>
+        <w:t xml:space="preserve"> is needed before choosing a </w:t>
+      </w:r>
+      <w:r>
+        <w:rPr>
+          <w:b/>
+        </w:rPr>
+        <w:t>threshold</w:t>
+      </w:r>
+      <w:r>
+        <w:rPr>
+          <w:b w:val="0"/>
+        </w:rPr>
+        <w:t>?</w:t>
       </w:r>
     </w:p>
     <w:p>
@@ -762,7 +1169,13 @@
       </w:r>
     </w:p>
     <w:p>
-      <w:r>
+      <w:pPr>
+        <w:spacing w:line="336" w:lineRule="auto" w:after="180"/>
+      </w:pPr>
+      <w:r>
+        <w:rPr>
+          <w:b w:val="0"/>
+        </w:rPr>
         <w:t>Record support used: none, hint or teacher explanation.</w:t>
       </w:r>
     </w:p>
@@ -776,6 +1189,18 @@
     </w:p>
     <w:p>
       <w:r>
+        <w:t>Apply the boundary. Apply the supplied Metrics Match Consequences facts and keep your reasoning.</w:t>
+      </w:r>
+    </w:p>
+    <w:p>
+      <w:pPr>
+        <w:spacing w:line="336" w:lineRule="auto" w:after="180"/>
+        <w:shd w:fill="F5F1FB"/>
+      </w:pPr>
+      <w:r>
+        <w:rPr>
+          <w:b w:val="0"/>
+        </w:rPr>
         <w:t>Which IDs are positive at .5 and .3?</w:t>
       </w:r>
     </w:p>
@@ -827,7 +1252,30 @@
     </w:p>
     <w:p>
       <w:r>
-        <w:t>Give TP, FP, FN, TN at both thresholds.</w:t>
+        <w:t>Count the consequences. Apply the supplied Metrics Match Consequences facts and keep your reasoning.</w:t>
+      </w:r>
+    </w:p>
+    <w:p>
+      <w:pPr>
+        <w:spacing w:line="336" w:lineRule="auto" w:after="180"/>
+      </w:pPr>
+      <w:r>
+        <w:rPr>
+          <w:b w:val="0"/>
+        </w:rPr>
+        <w:t xml:space="preserve">Give TP, FP, FN, TN at both </w:t>
+      </w:r>
+      <w:r>
+        <w:rPr>
+          <w:b/>
+        </w:rPr>
+        <w:t>threshold</w:t>
+      </w:r>
+      <w:r>
+        <w:rPr>
+          <w:b w:val="0"/>
+        </w:rPr>
+        <w:t>s.</w:t>
       </w:r>
     </w:p>
     <w:p>
@@ -878,6 +1326,17 @@
     </w:p>
     <w:p>
       <w:r>
+        <w:t>Use the declared cost. Apply the supplied Metrics Match Consequences facts and keep your reasoning.</w:t>
+      </w:r>
+    </w:p>
+    <w:p>
+      <w:pPr>
+        <w:spacing w:line="336" w:lineRule="auto" w:after="180"/>
+      </w:pPr>
+      <w:r>
+        <w:rPr>
+          <w:b w:val="0"/>
+        </w:rPr>
         <w:t>Calculate costs with FP cost 1 and FN cost 4.</w:t>
       </w:r>
     </w:p>
@@ -929,7 +1388,36 @@
     </w:p>
     <w:p>
       <w:r>
-        <w:t>Scores/references are .8/blocked,.5/clear,.2/blocked,.1/clear. Compare thresholds .5 and .2 using the same cost.</w:t>
+        <w:t>Attempt before feedback. If this repeats the selected independent case, reuse that first attempt; otherwise keep a separate record. Apply independently. Apply the supplied Metrics Match Consequences facts and keep your reasoning.</w:t>
+      </w:r>
+    </w:p>
+    <w:p>
+      <w:pPr>
+        <w:spacing w:line="336" w:lineRule="auto" w:after="180"/>
+      </w:pPr>
+      <w:r>
+        <w:rPr>
+          <w:b/>
+        </w:rPr>
+        <w:t>Score</w:t>
+      </w:r>
+      <w:r>
+        <w:rPr>
+          <w:b w:val="0"/>
+        </w:rPr>
+        <w:t xml:space="preserve">s/references are .8/blocked,.5/clear,.2/blocked,.1/clear. Compare </w:t>
+      </w:r>
+      <w:r>
+        <w:rPr>
+          <w:b/>
+        </w:rPr>
+        <w:t>threshold</w:t>
+      </w:r>
+      <w:r>
+        <w:rPr>
+          <w:b w:val="0"/>
+        </w:rPr>
+        <w:t>s .5 and .2 using the same cost.</w:t>
       </w:r>
     </w:p>
     <w:p>
@@ -990,7 +1478,31 @@
     </w:p>
     <w:p>
       <w:r>
-        <w:t>Why not select the threshold with the lowest final-test cost?</w:t>
+        <w:t>Protect the final test. Apply the supplied Metrics Match Consequences facts and keep your reasoning.</w:t>
+      </w:r>
+    </w:p>
+    <w:p>
+      <w:pPr>
+        <w:spacing w:line="336" w:lineRule="auto" w:after="180"/>
+        <w:shd w:fill="F5F1FB"/>
+      </w:pPr>
+      <w:r>
+        <w:rPr>
+          <w:b w:val="0"/>
+        </w:rPr>
+        <w:t xml:space="preserve">Why not select the </w:t>
+      </w:r>
+      <w:r>
+        <w:rPr>
+          <w:b/>
+        </w:rPr>
+        <w:t>threshold</w:t>
+      </w:r>
+      <w:r>
+        <w:rPr>
+          <w:b w:val="0"/>
+        </w:rPr>
+        <w:t xml:space="preserve"> with the lowest final-test cost?</w:t>
       </w:r>
     </w:p>
     <w:p>
@@ -1037,6 +1549,11 @@
       </w:pPr>
       <w:r>
         <w:t>17. Feedback, return check and learning record</w:t>
+      </w:r>
+    </w:p>
+    <w:p>
+      <w:r>
+        <w:t>Record the first repaired step and a different case to revisit after a delay.</w:t>
       </w:r>
     </w:p>
     <w:tbl>
@@ -1176,7 +1693,13 @@
       </w:tr>
     </w:tbl>
     <w:p>
-      <w:r>
+      <w:pPr>
+        <w:spacing w:line="336" w:lineRule="auto" w:after="180"/>
+      </w:pPr>
+      <w:r>
+        <w:rPr>
+          <w:b w:val="0"/>
+        </w:rPr>
         <w:t>Revisit this idea with your teacher after a delay. Familiarity is different from explaining and using it on a changed case.</w:t>
       </w:r>
     </w:p>
@@ -1190,17 +1713,94 @@
     </w:p>
     <w:p>
       <w:r>
-        <w:t>Translate a threshold choice into missed-leaf and false-alarm costs.</w:t>
-      </w:r>
-    </w:p>
-    <w:p>
-      <w:r>
-        <w:t>Scores/reference: 0.9 spotted, 0.6 healthy, 0.4 spotted, 0.1 healthy. Predict spotted at score&gt;=threshold. Miss cost5; false-alarm cost1.</w:t>
-      </w:r>
-    </w:p>
-    <w:p>
-      <w:r>
-        <w:t>All inputs and outcomes in this worked example are invented classroom data; no real model run is claimed.</w:t>
+        <w:t>Translate a threshold choice into missed-leaf and false-alarm costs. Explain the labelled step before checking the changed condition.</w:t>
+      </w:r>
+    </w:p>
+    <w:p>
+      <w:pPr>
+        <w:spacing w:line="336" w:lineRule="auto" w:after="180"/>
+      </w:pPr>
+      <w:r>
+        <w:rPr>
+          <w:b w:val="0"/>
+        </w:rPr>
+        <w:t xml:space="preserve">Translate a </w:t>
+      </w:r>
+      <w:r>
+        <w:rPr>
+          <w:b/>
+        </w:rPr>
+        <w:t>threshold</w:t>
+      </w:r>
+      <w:r>
+        <w:rPr>
+          <w:b w:val="0"/>
+        </w:rPr>
+        <w:t xml:space="preserve"> choice into missed-leaf and false-alarm costs.</w:t>
+      </w:r>
+    </w:p>
+    <w:p>
+      <w:pPr>
+        <w:spacing w:line="336" w:lineRule="auto" w:after="180"/>
+      </w:pPr>
+      <w:r>
+        <w:rPr>
+          <w:b/>
+        </w:rPr>
+        <w:t>Score</w:t>
+      </w:r>
+      <w:r>
+        <w:rPr>
+          <w:b w:val="0"/>
+        </w:rPr>
+        <w:t xml:space="preserve">s/reference: 0.9 spotted, 0.6 healthy, 0.4 spotted, 0.1 healthy. Predict spotted at </w:t>
+      </w:r>
+      <w:r>
+        <w:rPr>
+          <w:b/>
+        </w:rPr>
+        <w:t>score</w:t>
+      </w:r>
+      <w:r>
+        <w:rPr>
+          <w:b w:val="0"/>
+        </w:rPr>
+        <w:t>&gt;=</w:t>
+      </w:r>
+      <w:r>
+        <w:rPr>
+          <w:b/>
+        </w:rPr>
+        <w:t>threshold</w:t>
+      </w:r>
+      <w:r>
+        <w:rPr>
+          <w:b w:val="0"/>
+        </w:rPr>
+        <w:t>. Miss cost5; false-alarm cost1.</w:t>
+      </w:r>
+    </w:p>
+    <w:p>
+      <w:pPr>
+        <w:spacing w:line="336" w:lineRule="auto" w:after="180"/>
+      </w:pPr>
+      <w:r>
+        <w:rPr>
+          <w:b w:val="0"/>
+        </w:rPr>
+        <w:t xml:space="preserve">All </w:t>
+      </w:r>
+      <w:r>
+        <w:rPr>
+          <w:b/>
+        </w:rPr>
+        <w:t>input</w:t>
+      </w:r>
+      <w:r>
+        <w:rPr>
+          <w:b w:val="0"/>
+        </w:rPr>
+        <w:t>s and outcomes in this worked example are invented classroom data; no real model run is claimed.</w:t>
       </w:r>
     </w:p>
     <w:p>
@@ -1240,8 +1840,38 @@
       </w:r>
     </w:p>
     <w:p>
-      <w:r>
-        <w:t>Which labels determine the false-alarm count at threshold 0.4? Point to the relevant step in the picture, then write the changed result and the rule or evidence that supports it.</w:t>
+      <w:pPr>
+        <w:spacing w:line="336" w:lineRule="auto" w:after="180"/>
+      </w:pPr>
+      <w:r>
+        <w:rPr>
+          <w:b w:val="0"/>
+        </w:rPr>
+        <w:t xml:space="preserve">Which labels determine the false-alarm count at </w:t>
+      </w:r>
+      <w:r>
+        <w:rPr>
+          <w:b/>
+        </w:rPr>
+        <w:t>threshold</w:t>
+      </w:r>
+      <w:r>
+        <w:rPr>
+          <w:b w:val="0"/>
+        </w:rPr>
+        <w:t xml:space="preserve"> 0.4? Point to the relevant step in the picture, then write the changed result and the rule or </w:t>
+      </w:r>
+      <w:r>
+        <w:rPr>
+          <w:b/>
+        </w:rPr>
+        <w:t>evidence</w:t>
+      </w:r>
+      <w:r>
+        <w:rPr>
+          <w:b w:val="0"/>
+        </w:rPr>
+        <w:t xml:space="preserve"> that supports it.</w:t>
       </w:r>
     </w:p>
     <w:p>
@@ -1283,13 +1913,69 @@
       </w:r>
     </w:p>
     <w:p>
-      <w:r>
-        <w:t>Support used: alone / hint / worked example. This record is practice evidence.</w:t>
-      </w:r>
-    </w:p>
-    <w:p>
-      <w:r>
-        <w:t>Project connection: For your Responsible Plant Classifier, save the input, procedure, observed result and limitation of this check. Label this worked example as practice; use a different, previously unreviewed case when checking independent understanding.</w:t>
+      <w:pPr>
+        <w:pStyle w:val="Heading3"/>
+      </w:pPr>
+      <w:r>
+        <w:t>Record the help used</w:t>
+      </w:r>
+    </w:p>
+    <w:p>
+      <w:pPr>
+        <w:spacing w:line="336" w:lineRule="auto" w:after="180"/>
+        <w:shd w:fill="F1F6F8"/>
+      </w:pPr>
+      <w:r>
+        <w:rPr>
+          <w:b w:val="0"/>
+        </w:rPr>
+        <w:t xml:space="preserve">Support used: alone / hint / worked example. This record is practice </w:t>
+      </w:r>
+      <w:r>
+        <w:rPr>
+          <w:b/>
+        </w:rPr>
+        <w:t>evidence</w:t>
+      </w:r>
+      <w:r>
+        <w:rPr>
+          <w:b w:val="0"/>
+        </w:rPr>
+        <w:t>.</w:t>
+      </w:r>
+    </w:p>
+    <w:p>
+      <w:pPr>
+        <w:spacing w:line="336" w:lineRule="auto" w:after="180"/>
+      </w:pPr>
+      <w:r>
+        <w:rPr>
+          <w:b w:val="0"/>
+        </w:rPr>
+        <w:t xml:space="preserve">Project connection: For your Responsible Plant Classifier, save the </w:t>
+      </w:r>
+      <w:r>
+        <w:rPr>
+          <w:b/>
+        </w:rPr>
+        <w:t>input</w:t>
+      </w:r>
+      <w:r>
+        <w:rPr>
+          <w:b w:val="0"/>
+        </w:rPr>
+        <w:t>, procedure, observed result and limitation of this check.</w:t>
+      </w:r>
+    </w:p>
+    <w:p>
+      <w:pPr>
+        <w:spacing w:line="336" w:lineRule="auto" w:after="180"/>
+      </w:pPr>
+      <w:r>
+        <w:rPr>
+          <w:b w:val="0"/>
+        </w:rPr>
+        <w:t>Label this worked example as practice; use a different, previously unreviewed case when checking independent understanding.</w:t>
       </w:r>
     </w:p>
     <w:p>
@@ -1302,17 +1988,75 @@
     </w:p>
     <w:p>
       <w:r>
+        <w:t>Keep this week’s input, deciding step, result and limit together in the Responsible Plant Classifier record.</w:t>
+      </w:r>
+    </w:p>
+    <w:p>
+      <w:pPr>
+        <w:spacing w:line="336" w:lineRule="auto" w:after="180"/>
+      </w:pPr>
+      <w:r>
+        <w:rPr>
+          <w:b w:val="0"/>
+        </w:rPr>
         <w:t>Project: Responsible Plant Classifier</w:t>
       </w:r>
     </w:p>
     <w:p>
-      <w:r>
-        <w:t>Current milestone: Prepare the demonstration. Gather reproducible instructions, evidence, access checks and remaining limitations.</w:t>
-      </w:r>
-    </w:p>
-    <w:p>
-      <w:r>
-        <w:t>For your Responsible Plant Classifier, save the input, procedure, observed result and limitation of this check. Label this worked example as practice; use a different, previously unreviewed case when checking independent understanding.</w:t>
+      <w:pPr>
+        <w:spacing w:line="336" w:lineRule="auto" w:after="180"/>
+      </w:pPr>
+      <w:r>
+        <w:rPr>
+          <w:b w:val="0"/>
+        </w:rPr>
+        <w:t xml:space="preserve">Current milestone: Prepare the demonstration. Gather reproducible instructions, </w:t>
+      </w:r>
+      <w:r>
+        <w:rPr>
+          <w:b/>
+        </w:rPr>
+        <w:t>evidence</w:t>
+      </w:r>
+      <w:r>
+        <w:rPr>
+          <w:b w:val="0"/>
+        </w:rPr>
+        <w:t>, access checks and remaining limitations.</w:t>
+      </w:r>
+    </w:p>
+    <w:p>
+      <w:pPr>
+        <w:spacing w:line="336" w:lineRule="auto" w:after="180"/>
+      </w:pPr>
+      <w:r>
+        <w:rPr>
+          <w:b w:val="0"/>
+        </w:rPr>
+        <w:t xml:space="preserve">For your Responsible Plant Classifier, save the </w:t>
+      </w:r>
+      <w:r>
+        <w:rPr>
+          <w:b/>
+        </w:rPr>
+        <w:t>input</w:t>
+      </w:r>
+      <w:r>
+        <w:rPr>
+          <w:b w:val="0"/>
+        </w:rPr>
+        <w:t>, procedure, observed result and limitation of this check.</w:t>
+      </w:r>
+    </w:p>
+    <w:p>
+      <w:pPr>
+        <w:spacing w:line="336" w:lineRule="auto" w:after="180"/>
+      </w:pPr>
+      <w:r>
+        <w:rPr>
+          <w:b w:val="0"/>
+        </w:rPr>
+        <w:t>Label this worked example as practice; use a different, previously unreviewed case when checking independent understanding.</w:t>
       </w:r>
     </w:p>
     <w:tbl>
@@ -1474,12 +2218,41 @@
     </w:p>
     <w:p>
       <w:r>
+        <w:t>Try the supported questions before comparing with hints and feedback. Record what you repaired and the evidence you retained.</w:t>
+      </w:r>
+    </w:p>
+    <w:p>
+      <w:pPr>
+        <w:spacing w:line="336" w:lineRule="auto" w:after="180"/>
+      </w:pPr>
+      <w:r>
+        <w:rPr>
+          <w:b w:val="0"/>
+        </w:rPr>
         <w:t>Use this supported practice once, in the browser or on paper. Keep the reserved independent assessment for a separate first attempt before teacher feedback.</w:t>
       </w:r>
     </w:p>
     <w:p>
-      <w:r>
-        <w:t>Translate a threshold choice into missed-leaf and false-alarm costs.</w:t>
+      <w:pPr>
+        <w:spacing w:line="336" w:lineRule="auto" w:after="180"/>
+      </w:pPr>
+      <w:r>
+        <w:rPr>
+          <w:b w:val="0"/>
+        </w:rPr>
+        <w:t xml:space="preserve">Translate a </w:t>
+      </w:r>
+      <w:r>
+        <w:rPr>
+          <w:b/>
+        </w:rPr>
+        <w:t>threshold</w:t>
+      </w:r>
+      <w:r>
+        <w:rPr>
+          <w:b w:val="0"/>
+        </w:rPr>
+        <w:t xml:space="preserve"> choice into missed-leaf and false-alarm costs.</w:t>
       </w:r>
     </w:p>
     <w:p>
@@ -1491,23 +2264,86 @@
       </w:r>
     </w:p>
     <w:p>
-      <w:r>
-        <w:t>Which labelled step matches this detail? Threshold0.4 has smaller validation cost on these four cases.</w:t>
-      </w:r>
-    </w:p>
-    <w:p>
-      <w:r>
-        <w:t>1. Threshold0.4</w:t>
-      </w:r>
-    </w:p>
-    <w:p>
-      <w:r>
+      <w:pPr>
+        <w:spacing w:line="336" w:lineRule="auto" w:after="180"/>
+      </w:pPr>
+      <w:r>
+        <w:rPr>
+          <w:b w:val="0"/>
+        </w:rPr>
+        <w:t xml:space="preserve">Which labelled step matches this detail? </w:t>
+      </w:r>
+      <w:r>
+        <w:rPr>
+          <w:b/>
+        </w:rPr>
+        <w:t>Threshold</w:t>
+      </w:r>
+      <w:r>
+        <w:rPr>
+          <w:b w:val="0"/>
+        </w:rPr>
+        <w:t>0.4 has smaller validation cost on these four cases.</w:t>
+      </w:r>
+    </w:p>
+    <w:p>
+      <w:pPr>
+        <w:spacing w:line="336" w:lineRule="auto" w:after="180"/>
+        <w:shd w:fill="F4F9FC"/>
+      </w:pPr>
+      <w:r>
+        <w:rPr>
+          <w:b w:val="0"/>
+        </w:rPr>
+        <w:t xml:space="preserve">1. </w:t>
+      </w:r>
+      <w:r>
+        <w:rPr>
+          <w:b/>
+        </w:rPr>
+        <w:t>Threshold</w:t>
+      </w:r>
+      <w:r>
+        <w:rPr>
+          <w:b w:val="0"/>
+        </w:rPr>
+        <w:t>0.4</w:t>
+      </w:r>
+    </w:p>
+    <w:p>
+      <w:pPr>
+        <w:spacing w:line="336" w:lineRule="auto" w:after="180"/>
+        <w:shd w:fill="F4F9FC"/>
+      </w:pPr>
+      <w:r>
+        <w:rPr>
+          <w:b w:val="0"/>
+        </w:rPr>
         <w:t>2. Choose for stated costs</w:t>
       </w:r>
     </w:p>
     <w:p>
-      <w:r>
-        <w:t>3. Threshold0.7</w:t>
+      <w:pPr>
+        <w:spacing w:line="336" w:lineRule="auto" w:after="180"/>
+        <w:shd w:fill="F4F9FC"/>
+      </w:pPr>
+      <w:r>
+        <w:rPr>
+          <w:b w:val="0"/>
+        </w:rPr>
+        <w:t xml:space="preserve">3. </w:t>
+      </w:r>
+      <w:r>
+        <w:rPr>
+          <w:b/>
+        </w:rPr>
+        <w:t>Threshold</w:t>
+      </w:r>
+      <w:r>
+        <w:rPr>
+          <w:b w:val="0"/>
+        </w:rPr>
+        <w:t>0.7</w:t>
       </w:r>
     </w:p>
     <w:p>
@@ -1544,41 +2380,209 @@
       </w:r>
     </w:p>
     <w:p>
-      <w:r>
+      <w:pPr>
+        <w:pStyle w:val="Heading3"/>
+      </w:pPr>
+      <w:r>
+        <w:t>Hint · try first</w:t>
+      </w:r>
+    </w:p>
+    <w:p>
+      <w:pPr>
+        <w:spacing w:line="336" w:lineRule="auto" w:after="180"/>
+        <w:shd w:fill="F1F6F8"/>
+      </w:pPr>
+      <w:r>
+        <w:rPr>
+          <w:b w:val="0"/>
+        </w:rPr>
         <w:t>Hint if needed: Read the steps in the pictorial case. Match the supplied detail to the stage that performs or records it.</w:t>
       </w:r>
     </w:p>
     <w:p>
-      <w:r>
-        <w:t>After your attempt, compare with the supported explanation: Choose for stated costs Threshold0.4 has smaller validation cost on these four cases. Read the picture in order. Threshold0.4 has smaller validation cost on these four cases. The arrows show which recorded input or intermediate result each decision uses. Explain the deciding step aloud before checking the changed case; pointing to the final answer alone does not show how it follows.</w:t>
-      </w:r>
-    </w:p>
-    <w:p>
       <w:pPr>
         <w:pStyle w:val="Heading3"/>
       </w:pPr>
       <w:r>
+        <w:t>Feedback · compare after trying</w:t>
+      </w:r>
+    </w:p>
+    <w:p>
+      <w:pPr>
+        <w:spacing w:line="336" w:lineRule="auto" w:after="180"/>
+        <w:shd w:fill="F1F6FC"/>
+      </w:pPr>
+      <w:r>
+        <w:rPr>
+          <w:b w:val="0"/>
+        </w:rPr>
+        <w:t xml:space="preserve">After your attempt, compare with the supported explanation: Choose for stated costs </w:t>
+      </w:r>
+      <w:r>
+        <w:rPr>
+          <w:b/>
+        </w:rPr>
+        <w:t>Threshold</w:t>
+      </w:r>
+      <w:r>
+        <w:rPr>
+          <w:b w:val="0"/>
+        </w:rPr>
+        <w:t>0.4 has smaller validation cost on these four cases. Read the picture in order.</w:t>
+      </w:r>
+    </w:p>
+    <w:p>
+      <w:pPr>
+        <w:spacing w:line="336" w:lineRule="auto" w:after="180"/>
+        <w:shd w:fill="F1F6FC"/>
+      </w:pPr>
+      <w:r>
+        <w:rPr>
+          <w:b/>
+        </w:rPr>
+        <w:t>Threshold</w:t>
+      </w:r>
+      <w:r>
+        <w:rPr>
+          <w:b w:val="0"/>
+        </w:rPr>
+        <w:t xml:space="preserve">0.4 has smaller validation cost on these four cases. The arrows show which recorded </w:t>
+      </w:r>
+      <w:r>
+        <w:rPr>
+          <w:b/>
+        </w:rPr>
+        <w:t>input</w:t>
+      </w:r>
+      <w:r>
+        <w:rPr>
+          <w:b w:val="0"/>
+        </w:rPr>
+        <w:t xml:space="preserve"> or intermediate result each decision uses.</w:t>
+      </w:r>
+    </w:p>
+    <w:p>
+      <w:pPr>
+        <w:spacing w:line="336" w:lineRule="auto" w:after="180"/>
+        <w:shd w:fill="F1F6FC"/>
+      </w:pPr>
+      <w:r>
+        <w:rPr>
+          <w:b w:val="0"/>
+        </w:rPr>
+        <w:t>Explain the deciding step aloud before checking the changed case; pointing to the final answer alone does not show how it follows.</w:t>
+      </w:r>
+    </w:p>
+    <w:p>
+      <w:pPr>
+        <w:pStyle w:val="Heading3"/>
+      </w:pPr>
+      <w:r>
         <w:t>Practice 2: explain the deciding evidence</w:t>
       </w:r>
     </w:p>
     <w:p>
-      <w:r>
+      <w:pPr>
+        <w:pStyle w:val="Heading3"/>
+      </w:pPr>
+      <w:r>
+        <w:t>Changed case · predict first</w:t>
+      </w:r>
+    </w:p>
+    <w:p>
+      <w:pPr>
+        <w:spacing w:line="336" w:lineRule="auto" w:after="180"/>
+        <w:shd w:fill="F5F1FB"/>
+      </w:pPr>
+      <w:r>
+        <w:rPr>
+          <w:b w:val="0"/>
+        </w:rPr>
         <w:t>Changed-case practice: Miss and false-alarm costs swap to1 and 5. Which conclusion is supported by the supplied facts?</w:t>
       </w:r>
     </w:p>
     <w:p>
-      <w:r>
-        <w:t>1. This one example guarantees correct results for every future input.</w:t>
-      </w:r>
-    </w:p>
-    <w:p>
-      <w:r>
-        <w:t>2. We can decide the result without examining the changed input or the procedure.</w:t>
-      </w:r>
-    </w:p>
-    <w:p>
-      <w:r>
-        <w:t>3. Threshold0.7 costs1 while0.4 costs5; preferred threshold switches.</w:t>
+      <w:pPr>
+        <w:spacing w:line="336" w:lineRule="auto" w:after="180"/>
+        <w:shd w:fill="F4F9FC"/>
+      </w:pPr>
+      <w:r>
+        <w:rPr>
+          <w:b w:val="0"/>
+        </w:rPr>
+        <w:t xml:space="preserve">1. This one example guarantees correct results for every future </w:t>
+      </w:r>
+      <w:r>
+        <w:rPr>
+          <w:b/>
+        </w:rPr>
+        <w:t>input</w:t>
+      </w:r>
+      <w:r>
+        <w:rPr>
+          <w:b w:val="0"/>
+        </w:rPr>
+        <w:t>.</w:t>
+      </w:r>
+    </w:p>
+    <w:p>
+      <w:pPr>
+        <w:spacing w:line="336" w:lineRule="auto" w:after="180"/>
+        <w:shd w:fill="F4F9FC"/>
+      </w:pPr>
+      <w:r>
+        <w:rPr>
+          <w:b w:val="0"/>
+        </w:rPr>
+        <w:t xml:space="preserve">2. We can decide the result without examining the changed </w:t>
+      </w:r>
+      <w:r>
+        <w:rPr>
+          <w:b/>
+        </w:rPr>
+        <w:t>input</w:t>
+      </w:r>
+      <w:r>
+        <w:rPr>
+          <w:b w:val="0"/>
+        </w:rPr>
+        <w:t xml:space="preserve"> or the procedure.</w:t>
+      </w:r>
+    </w:p>
+    <w:p>
+      <w:pPr>
+        <w:spacing w:line="336" w:lineRule="auto" w:after="180"/>
+        <w:shd w:fill="F4F9FC"/>
+      </w:pPr>
+      <w:r>
+        <w:rPr>
+          <w:b w:val="0"/>
+        </w:rPr>
+        <w:t xml:space="preserve">3. </w:t>
+      </w:r>
+      <w:r>
+        <w:rPr>
+          <w:b/>
+        </w:rPr>
+        <w:t>Threshold</w:t>
+      </w:r>
+      <w:r>
+        <w:rPr>
+          <w:b w:val="0"/>
+        </w:rPr>
+        <w:t xml:space="preserve">0.7 costs1 while0.4 costs5; preferred </w:t>
+      </w:r>
+      <w:r>
+        <w:rPr>
+          <w:b/>
+        </w:rPr>
+        <w:t>threshold</w:t>
+      </w:r>
+      <w:r>
+        <w:rPr>
+          <w:b w:val="0"/>
+        </w:rPr>
+        <w:t xml:space="preserve"> switches.</w:t>
       </w:r>
     </w:p>
     <w:p>
@@ -1615,36 +2619,237 @@
       </w:r>
     </w:p>
     <w:p>
-      <w:r>
+      <w:pPr>
+        <w:pStyle w:val="Heading3"/>
+      </w:pPr>
+      <w:r>
+        <w:t>Hint · try first</w:t>
+      </w:r>
+    </w:p>
+    <w:p>
+      <w:pPr>
+        <w:spacing w:line="336" w:lineRule="auto" w:after="180"/>
+        <w:shd w:fill="F1F6F8"/>
+      </w:pPr>
+      <w:r>
+        <w:rPr>
+          <w:b w:val="0"/>
+        </w:rPr>
         <w:t>Hint if needed: Use the changed condition and the deciding step in the pictorial trace. The answer must say what follows from those facts.</w:t>
       </w:r>
     </w:p>
     <w:p>
-      <w:r>
-        <w:t>After your attempt, compare with the supported explanation: Threshold0.7 costs1 while0.4 costs5; preferred threshold switches. Metric choice encodes the declared consequences, not a universal best threshold.</w:t>
-      </w:r>
-    </w:p>
-    <w:p>
       <w:pPr>
         <w:pStyle w:val="Heading3"/>
       </w:pPr>
       <w:r>
+        <w:t>Feedback · compare after trying</w:t>
+      </w:r>
+    </w:p>
+    <w:p>
+      <w:pPr>
+        <w:spacing w:line="336" w:lineRule="auto" w:after="180"/>
+        <w:shd w:fill="F1F6FC"/>
+      </w:pPr>
+      <w:r>
+        <w:rPr>
+          <w:b w:val="0"/>
+        </w:rPr>
+        <w:t xml:space="preserve">After your attempt, compare with the supported explanation: </w:t>
+      </w:r>
+      <w:r>
+        <w:rPr>
+          <w:b/>
+        </w:rPr>
+        <w:t>Threshold</w:t>
+      </w:r>
+      <w:r>
+        <w:rPr>
+          <w:b w:val="0"/>
+        </w:rPr>
+        <w:t xml:space="preserve">0.7 costs1 while0.4 costs5; preferred </w:t>
+      </w:r>
+      <w:r>
+        <w:rPr>
+          <w:b/>
+        </w:rPr>
+        <w:t>threshold</w:t>
+      </w:r>
+      <w:r>
+        <w:rPr>
+          <w:b w:val="0"/>
+        </w:rPr>
+        <w:t xml:space="preserve"> switches. Metric choice encodes the declared </w:t>
+      </w:r>
+      <w:r>
+        <w:rPr>
+          <w:b/>
+        </w:rPr>
+        <w:t>consequence</w:t>
+      </w:r>
+      <w:r>
+        <w:rPr>
+          <w:b w:val="0"/>
+        </w:rPr>
+        <w:t xml:space="preserve">s, not a universal best </w:t>
+      </w:r>
+      <w:r>
+        <w:rPr>
+          <w:b/>
+        </w:rPr>
+        <w:t>threshold</w:t>
+      </w:r>
+      <w:r>
+        <w:rPr>
+          <w:b w:val="0"/>
+        </w:rPr>
+        <w:t>.</w:t>
+      </w:r>
+    </w:p>
+    <w:p>
+      <w:pPr>
+        <w:pStyle w:val="Heading3"/>
+      </w:pPr>
+      <w:r>
         <w:t>Repair a missing building block</w:t>
       </w:r>
     </w:p>
     <w:p>
-      <w:r>
-        <w:t>Review Train, Validation, Test (ai-4/24). Goal: Select a model using a declared validation rule. Short practice: Why does B’s zero training MAE not settle the original choice? Point to the relevant step in the picture, then write the changed result and the rule or evidence that supports it.. Return to this week and explain what you changed.</w:t>
-      </w:r>
-    </w:p>
-    <w:p>
-      <w:r>
-        <w:t>Review Train a Regression Model (ai-4/22). Goal: Fit a line from a declared training candidate set. Short practice: May day3’s evaluation label choose the candidate line? Point to the relevant step in the picture, then write the changed result and the rule or evidence that supports it.. Return to this week and explain what you changed.</w:t>
-      </w:r>
-    </w:p>
-    <w:p>
-      <w:r>
-        <w:t>Review Regression and Residuals (ai-4/19). Goal: Distinguish numeric prediction from classification. Short practice: Which statistic reveals the size of errors without cancellation? Point to the relevant step in the picture, then write the changed result and the rule or evidence that supports it.. Return to this week and explain what you changed.</w:t>
+      <w:pPr>
+        <w:spacing w:line="336" w:lineRule="auto" w:after="180"/>
+      </w:pPr>
+      <w:r>
+        <w:rPr>
+          <w:b w:val="0"/>
+        </w:rPr>
+        <w:t xml:space="preserve">Review Train, Validation, Test (ai-4/24). Goal: Select a model using a declared validation rule. Short practice: Why does B’s zero </w:t>
+      </w:r>
+      <w:r>
+        <w:rPr>
+          <w:b/>
+        </w:rPr>
+        <w:t>training</w:t>
+      </w:r>
+      <w:r>
+        <w:rPr>
+          <w:b w:val="0"/>
+        </w:rPr>
+        <w:t xml:space="preserve"> MAE not settle the original choice?</w:t>
+      </w:r>
+    </w:p>
+    <w:p>
+      <w:pPr>
+        <w:spacing w:line="336" w:lineRule="auto" w:after="180"/>
+      </w:pPr>
+      <w:r>
+        <w:rPr>
+          <w:b w:val="0"/>
+        </w:rPr>
+        <w:t xml:space="preserve">Point to the relevant step in the picture, then write the changed result and the rule or </w:t>
+      </w:r>
+      <w:r>
+        <w:rPr>
+          <w:b/>
+        </w:rPr>
+        <w:t>evidence</w:t>
+      </w:r>
+      <w:r>
+        <w:rPr>
+          <w:b w:val="0"/>
+        </w:rPr>
+        <w:t xml:space="preserve"> that supports it.. Return to this week and explain what you changed.</w:t>
+      </w:r>
+    </w:p>
+    <w:p>
+      <w:pPr>
+        <w:spacing w:line="336" w:lineRule="auto" w:after="180"/>
+      </w:pPr>
+      <w:r>
+        <w:rPr>
+          <w:b w:val="0"/>
+        </w:rPr>
+        <w:t xml:space="preserve">Review Train a Regression Model (ai-4/22). Goal: Fit a line from a declared </w:t>
+      </w:r>
+      <w:r>
+        <w:rPr>
+          <w:b/>
+        </w:rPr>
+        <w:t>training</w:t>
+      </w:r>
+      <w:r>
+        <w:rPr>
+          <w:b w:val="0"/>
+        </w:rPr>
+        <w:t xml:space="preserve"> candidate set. Short practice: May day3’s evaluation label choose the candidate line?</w:t>
+      </w:r>
+    </w:p>
+    <w:p>
+      <w:pPr>
+        <w:spacing w:line="336" w:lineRule="auto" w:after="180"/>
+      </w:pPr>
+      <w:r>
+        <w:rPr>
+          <w:b w:val="0"/>
+        </w:rPr>
+        <w:t xml:space="preserve">Point to the relevant step in the picture, then write the changed result and the rule or </w:t>
+      </w:r>
+      <w:r>
+        <w:rPr>
+          <w:b/>
+        </w:rPr>
+        <w:t>evidence</w:t>
+      </w:r>
+      <w:r>
+        <w:rPr>
+          <w:b w:val="0"/>
+        </w:rPr>
+        <w:t xml:space="preserve"> that supports it.. Return to this week and explain what you changed.</w:t>
+      </w:r>
+    </w:p>
+    <w:p>
+      <w:pPr>
+        <w:spacing w:line="336" w:lineRule="auto" w:after="180"/>
+      </w:pPr>
+      <w:r>
+        <w:rPr>
+          <w:b w:val="0"/>
+        </w:rPr>
+        <w:t xml:space="preserve">Review Regression and Residuals (ai-4/19). Goal: Distinguish numeric </w:t>
+      </w:r>
+      <w:r>
+        <w:rPr>
+          <w:b/>
+        </w:rPr>
+        <w:t>prediction</w:t>
+      </w:r>
+      <w:r>
+        <w:rPr>
+          <w:b w:val="0"/>
+        </w:rPr>
+        <w:t xml:space="preserve"> from classification. Short practice: Which statistic reveals the size of errors without cancellation?</w:t>
+      </w:r>
+    </w:p>
+    <w:p>
+      <w:pPr>
+        <w:spacing w:line="336" w:lineRule="auto" w:after="180"/>
+      </w:pPr>
+      <w:r>
+        <w:rPr>
+          <w:b w:val="0"/>
+        </w:rPr>
+        <w:t xml:space="preserve">Point to the relevant step in the picture, then write the changed result and the rule or </w:t>
+      </w:r>
+      <w:r>
+        <w:rPr>
+          <w:b/>
+        </w:rPr>
+        <w:t>evidence</w:t>
+      </w:r>
+      <w:r>
+        <w:rPr>
+          <w:b w:val="0"/>
+        </w:rPr>
+        <w:t xml:space="preserve"> that supports it.. Return to this week and explain what you changed.</w:t>
       </w:r>
     </w:p>
     <w:p>
@@ -1656,8 +2861,61 @@
       </w:r>
     </w:p>
     <w:p>
-      <w:r>
-        <w:t>The browser lab lets you edit the supported Python examples already included in this lesson. Predict first, run, inspect the actual output or error, change one input, then run again. Keep code, predictions, actual results and a reasoned revision together. On paper, label your result as a trace rather than an execution.</w:t>
+      <w:pPr>
+        <w:spacing w:line="336" w:lineRule="auto" w:after="180"/>
+      </w:pPr>
+      <w:r>
+        <w:rPr>
+          <w:b w:val="0"/>
+        </w:rPr>
+        <w:t xml:space="preserve">The browser lab lets you edit the supported Python examples already included in this lesson. Predict first, run, inspect the actual </w:t>
+      </w:r>
+      <w:r>
+        <w:rPr>
+          <w:b/>
+        </w:rPr>
+        <w:t>output</w:t>
+      </w:r>
+      <w:r>
+        <w:rPr>
+          <w:b w:val="0"/>
+        </w:rPr>
+        <w:t xml:space="preserve"> or error, change one </w:t>
+      </w:r>
+      <w:r>
+        <w:rPr>
+          <w:b/>
+        </w:rPr>
+        <w:t>input</w:t>
+      </w:r>
+      <w:r>
+        <w:rPr>
+          <w:b w:val="0"/>
+        </w:rPr>
+        <w:t>, then run again.</w:t>
+      </w:r>
+    </w:p>
+    <w:p>
+      <w:pPr>
+        <w:spacing w:line="336" w:lineRule="auto" w:after="180"/>
+      </w:pPr>
+      <w:r>
+        <w:rPr>
+          <w:b w:val="0"/>
+        </w:rPr>
+        <w:t xml:space="preserve">Keep code, </w:t>
+      </w:r>
+      <w:r>
+        <w:rPr>
+          <w:b/>
+        </w:rPr>
+        <w:t>prediction</w:t>
+      </w:r>
+      <w:r>
+        <w:rPr>
+          <w:b w:val="0"/>
+        </w:rPr>
+        <w:t>s, actual results and a reasoned revision together. On paper, label your result as a trace rather than an execution.</w:t>
       </w:r>
     </w:p>
     <w:p>
@@ -1669,8 +2927,37 @@
       </w:r>
     </w:p>
     <w:p>
-      <w:r>
-        <w:t>Use Download completed work in the hosted lesson to export your answers, reflections, practice feedback and code-run evidence. Open the HTML copy to read or print it. Drafts stay in this browser when storage is available; clear drafts on a shared device.</w:t>
+      <w:pPr>
+        <w:spacing w:line="336" w:lineRule="auto" w:after="180"/>
+      </w:pPr>
+      <w:r>
+        <w:rPr>
+          <w:b w:val="0"/>
+        </w:rPr>
+        <w:t xml:space="preserve">Use Download completed work in the hosted lesson to export your answers, reflections, practice feedback and code-run </w:t>
+      </w:r>
+      <w:r>
+        <w:rPr>
+          <w:b/>
+        </w:rPr>
+        <w:t>evidence</w:t>
+      </w:r>
+      <w:r>
+        <w:rPr>
+          <w:b w:val="0"/>
+        </w:rPr>
+        <w:t>. Open the HTML copy to read or print it.</w:t>
+      </w:r>
+    </w:p>
+    <w:p>
+      <w:pPr>
+        <w:spacing w:line="336" w:lineRule="auto" w:after="180"/>
+      </w:pPr>
+      <w:r>
+        <w:rPr>
+          <w:b w:val="0"/>
+        </w:rPr>
+        <w:t>Drafts stay in this browser when storage is available; clear drafts on a shared device.</w:t>
       </w:r>
     </w:p>
     <w:p>
@@ -1684,6 +2971,990 @@
     <w:p>
       <w:r>
         <w:t>________________________________________________________________</w:t>
+      </w:r>
+    </w:p>
+    <w:p>
+      <w:r>
+        <w:t>________________________________________________________________</w:t>
+      </w:r>
+    </w:p>
+    <w:p>
+      <w:r>
+        <w:t>________________________________________________________________</w:t>
+      </w:r>
+    </w:p>
+    <w:p>
+      <w:r>
+        <w:t>________________________________________________________________</w:t>
+      </w:r>
+    </w:p>
+    <w:p>
+      <w:r>
+        <w:t>________________________________________________________________</w:t>
+      </w:r>
+    </w:p>
+    <w:p>
+      <w:pPr>
+        <w:pStyle w:val="Heading1"/>
+      </w:pPr>
+      <w:r>
+        <w:t>21. Visual concept journey</w:t>
+      </w:r>
+    </w:p>
+    <w:p>
+      <w:r>
+        <w:t>Explain each Metrics Match Consequences picture from its labels, then record a relevant limit.</w:t>
+      </w:r>
+    </w:p>
+    <w:p>
+      <w:pPr>
+        <w:pStyle w:val="Heading3"/>
+      </w:pPr>
+      <w:r>
+        <w:t>01. Metrics Match Consequences: the case</w:t>
+      </w:r>
+    </w:p>
+    <w:p>
+      <w:r>
+        <w:drawing>
+          <wp:inline xmlns:a="http://schemas.openxmlformats.org/drawingml/2006/main" xmlns:pic="http://schemas.openxmlformats.org/drawingml/2006/picture">
+            <wp:extent cx="5486400" cy="3291840"/>
+            <wp:docPr id="2" name="Picture 2" descr="Translate a threshold choice into missed-leaf and false-alarm costs. Supplied facts: Scores/reference: 0.9 spotted, 0.6 healthy, 0.4 spotted, 0.1 healthy. Predict spotted at score&gt;=threshold. Miss cost5; false-alarm cost1. All inputs and outcomes in this worked example are invented classroom data; no real model run is claimed."/>
+            <wp:cNvGraphicFramePr>
+              <a:graphicFrameLocks noChangeAspect="1"/>
+            </wp:cNvGraphicFramePr>
+            <a:graphic>
+              <a:graphicData uri="http://schemas.openxmlformats.org/drawingml/2006/picture">
+                <pic:pic>
+                  <pic:nvPicPr>
+                    <pic:cNvPr id="0" name="academy-story-ai-4-25-01.png"/>
+                    <pic:cNvPicPr/>
+                  </pic:nvPicPr>
+                  <pic:blipFill>
+                    <a:blip r:embed="rId10"/>
+                    <a:stretch>
+                      <a:fillRect/>
+                    </a:stretch>
+                  </pic:blipFill>
+                  <pic:spPr>
+                    <a:xfrm>
+                      <a:off x="0" y="0"/>
+                      <a:ext cx="5486400" cy="3291840"/>
+                    </a:xfrm>
+                    <a:prstGeom prst="rect"/>
+                  </pic:spPr>
+                </pic:pic>
+              </a:graphicData>
+            </a:graphic>
+          </wp:inline>
+        </w:drawing>
+      </w:r>
+    </w:p>
+    <w:p>
+      <w:pPr>
+        <w:spacing w:line="336" w:lineRule="auto" w:after="180"/>
+      </w:pPr>
+      <w:r>
+        <w:rPr>
+          <w:b w:val="0"/>
+        </w:rPr>
+        <w:t xml:space="preserve">Translate a </w:t>
+      </w:r>
+      <w:r>
+        <w:rPr>
+          <w:b/>
+        </w:rPr>
+        <w:t>threshold</w:t>
+      </w:r>
+      <w:r>
+        <w:rPr>
+          <w:b w:val="0"/>
+        </w:rPr>
+        <w:t xml:space="preserve"> choice into missed-leaf and false-alarm costs. Supplied facts: </w:t>
+      </w:r>
+      <w:r>
+        <w:rPr>
+          <w:b/>
+        </w:rPr>
+        <w:t>Score</w:t>
+      </w:r>
+      <w:r>
+        <w:rPr>
+          <w:b w:val="0"/>
+        </w:rPr>
+        <w:t xml:space="preserve">s/reference: 0.9 spotted, 0.6 healthy, 0.4 spotted, 0.1 healthy. Predict spotted at </w:t>
+      </w:r>
+      <w:r>
+        <w:rPr>
+          <w:b/>
+        </w:rPr>
+        <w:t>score</w:t>
+      </w:r>
+      <w:r>
+        <w:rPr>
+          <w:b w:val="0"/>
+        </w:rPr>
+        <w:t>&gt;=</w:t>
+      </w:r>
+      <w:r>
+        <w:rPr>
+          <w:b/>
+        </w:rPr>
+        <w:t>threshold</w:t>
+      </w:r>
+      <w:r>
+        <w:rPr>
+          <w:b w:val="0"/>
+        </w:rPr>
+        <w:t>. Miss cost5; false-alarm cost1.</w:t>
+      </w:r>
+    </w:p>
+    <w:p>
+      <w:pPr>
+        <w:spacing w:line="336" w:lineRule="auto" w:after="180"/>
+      </w:pPr>
+      <w:r>
+        <w:rPr>
+          <w:b w:val="0"/>
+        </w:rPr>
+        <w:t xml:space="preserve">All </w:t>
+      </w:r>
+      <w:r>
+        <w:rPr>
+          <w:b/>
+        </w:rPr>
+        <w:t>input</w:t>
+      </w:r>
+      <w:r>
+        <w:rPr>
+          <w:b w:val="0"/>
+        </w:rPr>
+        <w:t>s and outcomes in this worked example are invented classroom data; no real model run is claimed.</w:t>
+      </w:r>
+    </w:p>
+    <w:p>
+      <w:pPr>
+        <w:spacing w:line="336" w:lineRule="auto" w:after="180"/>
+        <w:shd w:fill="F5F1FB"/>
+      </w:pPr>
+      <w:r>
+        <w:rPr>
+          <w:b w:val="0"/>
+        </w:rPr>
+        <w:t>Point to the given fact that matters most. Explain why it matters.</w:t>
+      </w:r>
+    </w:p>
+    <w:p>
+      <w:pPr>
+        <w:pStyle w:val="Heading3"/>
+      </w:pPr>
+      <w:r>
+        <w:t>My picture explanation, deciding evidence and one limit</w:t>
+      </w:r>
+    </w:p>
+    <w:p>
+      <w:r>
+        <w:t>________________________________________________________________</w:t>
+      </w:r>
+    </w:p>
+    <w:p>
+      <w:r>
+        <w:t>________________________________________________________________</w:t>
+      </w:r>
+    </w:p>
+    <w:p>
+      <w:r>
+        <w:t>________________________________________________________________</w:t>
+      </w:r>
+    </w:p>
+    <w:p>
+      <w:r>
+        <w:t>________________________________________________________________</w:t>
+      </w:r>
+    </w:p>
+    <w:p>
+      <w:pPr>
+        <w:pStyle w:val="Heading3"/>
+      </w:pPr>
+      <w:r>
+        <w:t>02. Follow the deciding steps</w:t>
+      </w:r>
+    </w:p>
+    <w:p>
+      <w:r>
+        <w:drawing>
+          <wp:inline xmlns:a="http://schemas.openxmlformats.org/drawingml/2006/main" xmlns:pic="http://schemas.openxmlformats.org/drawingml/2006/picture">
+            <wp:extent cx="5486400" cy="3182112"/>
+            <wp:docPr id="3" name="Picture 3" descr="Threshold0.7: TP 1, FN 1, FP 0, TN 2: cost5. → Threshold0.4: TP 2, FN 0, FP 1, TN 1: cost1. → Choose for stated costs: Threshold0.4 has smaller validation cost on these four cases."/>
+            <wp:cNvGraphicFramePr>
+              <a:graphicFrameLocks noChangeAspect="1"/>
+            </wp:cNvGraphicFramePr>
+            <a:graphic>
+              <a:graphicData uri="http://schemas.openxmlformats.org/drawingml/2006/picture">
+                <pic:pic>
+                  <pic:nvPicPr>
+                    <pic:cNvPr id="0" name="academy-story-ai-4-25-02.png"/>
+                    <pic:cNvPicPr/>
+                  </pic:nvPicPr>
+                  <pic:blipFill>
+                    <a:blip r:embed="rId11"/>
+                    <a:stretch>
+                      <a:fillRect/>
+                    </a:stretch>
+                  </pic:blipFill>
+                  <pic:spPr>
+                    <a:xfrm>
+                      <a:off x="0" y="0"/>
+                      <a:ext cx="5486400" cy="3182112"/>
+                    </a:xfrm>
+                    <a:prstGeom prst="rect"/>
+                  </pic:spPr>
+                </pic:pic>
+              </a:graphicData>
+            </a:graphic>
+          </wp:inline>
+        </w:drawing>
+      </w:r>
+    </w:p>
+    <w:p>
+      <w:pPr>
+        <w:spacing w:line="336" w:lineRule="auto" w:after="180"/>
+      </w:pPr>
+      <w:r>
+        <w:rPr>
+          <w:b/>
+        </w:rPr>
+        <w:t>Threshold</w:t>
+      </w:r>
+      <w:r>
+        <w:rPr>
+          <w:b w:val="0"/>
+        </w:rPr>
+        <w:t xml:space="preserve">0.7: TP 1, FN 1, FP 0, TN 2: cost5. → </w:t>
+      </w:r>
+      <w:r>
+        <w:rPr>
+          <w:b/>
+        </w:rPr>
+        <w:t>Threshold</w:t>
+      </w:r>
+      <w:r>
+        <w:rPr>
+          <w:b w:val="0"/>
+        </w:rPr>
+        <w:t xml:space="preserve">0.4: TP 2, FN 0, FP 1, TN 1: cost1. → Choose for stated costs: </w:t>
+      </w:r>
+      <w:r>
+        <w:rPr>
+          <w:b/>
+        </w:rPr>
+        <w:t>Threshold</w:t>
+      </w:r>
+      <w:r>
+        <w:rPr>
+          <w:b w:val="0"/>
+        </w:rPr>
+        <w:t>0.4 has smaller validation cost on these four cases.</w:t>
+      </w:r>
+    </w:p>
+    <w:p>
+      <w:pPr>
+        <w:spacing w:line="336" w:lineRule="auto" w:after="180"/>
+        <w:shd w:fill="F5F1FB"/>
+      </w:pPr>
+      <w:r>
+        <w:rPr>
+          <w:b w:val="0"/>
+        </w:rPr>
+        <w:t xml:space="preserve">Point to each numbered stage and explain which recorded </w:t>
+      </w:r>
+      <w:r>
+        <w:rPr>
+          <w:b/>
+        </w:rPr>
+        <w:t>input</w:t>
+      </w:r>
+      <w:r>
+        <w:rPr>
+          <w:b w:val="0"/>
+        </w:rPr>
+        <w:t xml:space="preserve"> it uses.</w:t>
+      </w:r>
+    </w:p>
+    <w:p>
+      <w:pPr>
+        <w:pStyle w:val="Heading3"/>
+      </w:pPr>
+      <w:r>
+        <w:t>My picture explanation, deciding evidence and one limit</w:t>
+      </w:r>
+    </w:p>
+    <w:p>
+      <w:r>
+        <w:t>________________________________________________________________</w:t>
+      </w:r>
+    </w:p>
+    <w:p>
+      <w:r>
+        <w:t>________________________________________________________________</w:t>
+      </w:r>
+    </w:p>
+    <w:p>
+      <w:r>
+        <w:t>________________________________________________________________</w:t>
+      </w:r>
+    </w:p>
+    <w:p>
+      <w:r>
+        <w:t>________________________________________________________________</w:t>
+      </w:r>
+    </w:p>
+    <w:p>
+      <w:pPr>
+        <w:pStyle w:val="Heading3"/>
+      </w:pPr>
+      <w:r>
+        <w:t>03. Thresholds and consequences at a glance</w:t>
+      </w:r>
+    </w:p>
+    <w:p>
+      <w:r>
+        <w:drawing>
+          <wp:inline xmlns:a="http://schemas.openxmlformats.org/drawingml/2006/main" xmlns:pic="http://schemas.openxmlformats.org/drawingml/2006/picture">
+            <wp:extent cx="5486400" cy="2834640"/>
+            <wp:docPr id="4" name="Picture 4" descr="Thresholds and consequences at a glance. Threshold .5 | One false alarm one miss | Four of six correct. Threshold .3 | Two false alarms no misses | Four of six correct. Decision rule | Include equality | Record before evaluation"/>
+            <wp:cNvGraphicFramePr>
+              <a:graphicFrameLocks noChangeAspect="1"/>
+            </wp:cNvGraphicFramePr>
+            <a:graphic>
+              <a:graphicData uri="http://schemas.openxmlformats.org/drawingml/2006/picture">
+                <pic:pic>
+                  <pic:nvPicPr>
+                    <pic:cNvPr id="0" name="academy-story-ai-4-25-03.png"/>
+                    <pic:cNvPicPr/>
+                  </pic:nvPicPr>
+                  <pic:blipFill>
+                    <a:blip r:embed="rId12"/>
+                    <a:stretch>
+                      <a:fillRect/>
+                    </a:stretch>
+                  </pic:blipFill>
+                  <pic:spPr>
+                    <a:xfrm>
+                      <a:off x="0" y="0"/>
+                      <a:ext cx="5486400" cy="2834640"/>
+                    </a:xfrm>
+                    <a:prstGeom prst="rect"/>
+                  </pic:spPr>
+                </pic:pic>
+              </a:graphicData>
+            </a:graphic>
+          </wp:inline>
+        </w:drawing>
+      </w:r>
+    </w:p>
+    <w:p>
+      <w:pPr>
+        <w:spacing w:line="336" w:lineRule="auto" w:after="180"/>
+      </w:pPr>
+      <w:r>
+        <w:rPr>
+          <w:b/>
+        </w:rPr>
+        <w:t>Threshold</w:t>
+      </w:r>
+      <w:r>
+        <w:rPr>
+          <w:b w:val="0"/>
+        </w:rPr>
+        <w:t xml:space="preserve">s and </w:t>
+      </w:r>
+      <w:r>
+        <w:rPr>
+          <w:b/>
+        </w:rPr>
+        <w:t>consequence</w:t>
+      </w:r>
+      <w:r>
+        <w:rPr>
+          <w:b w:val="0"/>
+        </w:rPr>
+        <w:t xml:space="preserve">s at a glance. </w:t>
+      </w:r>
+      <w:r>
+        <w:rPr>
+          <w:b/>
+        </w:rPr>
+        <w:t>Threshold</w:t>
+      </w:r>
+      <w:r>
+        <w:rPr>
+          <w:b w:val="0"/>
+        </w:rPr>
+        <w:t xml:space="preserve"> .5 | One </w:t>
+      </w:r>
+      <w:r>
+        <w:rPr>
+          <w:b/>
+        </w:rPr>
+        <w:t>false alarm</w:t>
+      </w:r>
+      <w:r>
+        <w:rPr>
+          <w:b w:val="0"/>
+        </w:rPr>
+        <w:t xml:space="preserve"> one miss | Four of six correct. </w:t>
+      </w:r>
+      <w:r>
+        <w:rPr>
+          <w:b/>
+        </w:rPr>
+        <w:t>Threshold</w:t>
+      </w:r>
+      <w:r>
+        <w:rPr>
+          <w:b w:val="0"/>
+        </w:rPr>
+        <w:t xml:space="preserve"> .3 | Two </w:t>
+      </w:r>
+      <w:r>
+        <w:rPr>
+          <w:b/>
+        </w:rPr>
+        <w:t>false alarm</w:t>
+      </w:r>
+      <w:r>
+        <w:rPr>
+          <w:b w:val="0"/>
+        </w:rPr>
+        <w:t>s no misses | Four of six correct.</w:t>
+      </w:r>
+    </w:p>
+    <w:p>
+      <w:pPr>
+        <w:spacing w:line="336" w:lineRule="auto" w:after="180"/>
+      </w:pPr>
+      <w:r>
+        <w:rPr>
+          <w:b w:val="0"/>
+        </w:rPr>
+        <w:t>Decision rule | Include equality | Record before evaluation</w:t>
+      </w:r>
+    </w:p>
+    <w:p>
+      <w:pPr>
+        <w:spacing w:line="336" w:lineRule="auto" w:after="180"/>
+        <w:shd w:fill="F5F1FB"/>
+      </w:pPr>
+      <w:r>
+        <w:rPr>
+          <w:b w:val="0"/>
+        </w:rPr>
+        <w:t>Read the labels and values. Explain the relationship the model shows.</w:t>
+      </w:r>
+    </w:p>
+    <w:p>
+      <w:pPr>
+        <w:pStyle w:val="Heading3"/>
+      </w:pPr>
+      <w:r>
+        <w:t>My picture explanation, deciding evidence and one limit</w:t>
+      </w:r>
+    </w:p>
+    <w:p>
+      <w:r>
+        <w:t>________________________________________________________________</w:t>
+      </w:r>
+    </w:p>
+    <w:p>
+      <w:r>
+        <w:t>________________________________________________________________</w:t>
+      </w:r>
+    </w:p>
+    <w:p>
+      <w:r>
+        <w:t>________________________________________________________________</w:t>
+      </w:r>
+    </w:p>
+    <w:p>
+      <w:r>
+        <w:t>________________________________________________________________</w:t>
+      </w:r>
+    </w:p>
+    <w:p>
+      <w:pPr>
+        <w:pStyle w:val="Heading3"/>
+      </w:pPr>
+      <w:r>
+        <w:t>04. Change one thing. Trace what follows.</w:t>
+      </w:r>
+    </w:p>
+    <w:p>
+      <w:r>
+        <w:drawing>
+          <wp:inline xmlns:a="http://schemas.openxmlformats.org/drawingml/2006/main" xmlns:pic="http://schemas.openxmlformats.org/drawingml/2006/picture">
+            <wp:extent cx="5486400" cy="3026664"/>
+            <wp:docPr id="5" name="Picture 5" descr="Original case: Threshold0.4 has smaller validation cost on these four cases. Changed condition: Miss and false-alarm costs swap to1 and 5. Expected result: Threshold0.7 costs1 while0.4 costs5; preferred threshold switches. Reason: Metric choice encodes the declared consequences, not a universal best threshold."/>
+            <wp:cNvGraphicFramePr>
+              <a:graphicFrameLocks noChangeAspect="1"/>
+            </wp:cNvGraphicFramePr>
+            <a:graphic>
+              <a:graphicData uri="http://schemas.openxmlformats.org/drawingml/2006/picture">
+                <pic:pic>
+                  <pic:nvPicPr>
+                    <pic:cNvPr id="0" name="academy-story-ai-4-25-04.png"/>
+                    <pic:cNvPicPr/>
+                  </pic:nvPicPr>
+                  <pic:blipFill>
+                    <a:blip r:embed="rId13"/>
+                    <a:stretch>
+                      <a:fillRect/>
+                    </a:stretch>
+                  </pic:blipFill>
+                  <pic:spPr>
+                    <a:xfrm>
+                      <a:off x="0" y="0"/>
+                      <a:ext cx="5486400" cy="3026664"/>
+                    </a:xfrm>
+                    <a:prstGeom prst="rect"/>
+                  </pic:spPr>
+                </pic:pic>
+              </a:graphicData>
+            </a:graphic>
+          </wp:inline>
+        </w:drawing>
+      </w:r>
+    </w:p>
+    <w:p>
+      <w:pPr>
+        <w:spacing w:line="336" w:lineRule="auto" w:after="180"/>
+      </w:pPr>
+      <w:r>
+        <w:rPr>
+          <w:b w:val="0"/>
+        </w:rPr>
+        <w:t xml:space="preserve">Original case: </w:t>
+      </w:r>
+      <w:r>
+        <w:rPr>
+          <w:b/>
+        </w:rPr>
+        <w:t>Threshold</w:t>
+      </w:r>
+      <w:r>
+        <w:rPr>
+          <w:b w:val="0"/>
+        </w:rPr>
+        <w:t xml:space="preserve">0.4 has smaller validation cost on these four cases. Changed condition: Miss and false-alarm costs swap to1 and 5. Expected result: </w:t>
+      </w:r>
+      <w:r>
+        <w:rPr>
+          <w:b/>
+        </w:rPr>
+        <w:t>Threshold</w:t>
+      </w:r>
+      <w:r>
+        <w:rPr>
+          <w:b w:val="0"/>
+        </w:rPr>
+        <w:t xml:space="preserve">0.7 costs1 while0.4 costs5; preferred </w:t>
+      </w:r>
+      <w:r>
+        <w:rPr>
+          <w:b/>
+        </w:rPr>
+        <w:t>threshold</w:t>
+      </w:r>
+      <w:r>
+        <w:rPr>
+          <w:b w:val="0"/>
+        </w:rPr>
+        <w:t xml:space="preserve"> switches.</w:t>
+      </w:r>
+    </w:p>
+    <w:p>
+      <w:pPr>
+        <w:spacing w:line="336" w:lineRule="auto" w:after="180"/>
+      </w:pPr>
+      <w:r>
+        <w:rPr>
+          <w:b w:val="0"/>
+        </w:rPr>
+        <w:t xml:space="preserve">Reason: Metric choice encodes the declared </w:t>
+      </w:r>
+      <w:r>
+        <w:rPr>
+          <w:b/>
+        </w:rPr>
+        <w:t>consequence</w:t>
+      </w:r>
+      <w:r>
+        <w:rPr>
+          <w:b w:val="0"/>
+        </w:rPr>
+        <w:t xml:space="preserve">s, not a universal best </w:t>
+      </w:r>
+      <w:r>
+        <w:rPr>
+          <w:b/>
+        </w:rPr>
+        <w:t>threshold</w:t>
+      </w:r>
+      <w:r>
+        <w:rPr>
+          <w:b w:val="0"/>
+        </w:rPr>
+        <w:t>.</w:t>
+      </w:r>
+    </w:p>
+    <w:p>
+      <w:pPr>
+        <w:spacing w:line="336" w:lineRule="auto" w:after="180"/>
+        <w:shd w:fill="F5F1FB"/>
+      </w:pPr>
+      <w:r>
+        <w:rPr>
+          <w:b w:val="0"/>
+        </w:rPr>
+        <w:t>Predict before checking the worked changed-case result. Name what changed and what the supplied facts allow you to conclude.</w:t>
+      </w:r>
+    </w:p>
+    <w:p>
+      <w:pPr>
+        <w:pStyle w:val="Heading3"/>
+      </w:pPr>
+      <w:r>
+        <w:t>My picture explanation, deciding evidence and one limit</w:t>
+      </w:r>
+    </w:p>
+    <w:p>
+      <w:r>
+        <w:t>________________________________________________________________</w:t>
+      </w:r>
+    </w:p>
+    <w:p>
+      <w:r>
+        <w:t>________________________________________________________________</w:t>
+      </w:r>
+    </w:p>
+    <w:p>
+      <w:r>
+        <w:t>________________________________________________________________</w:t>
+      </w:r>
+    </w:p>
+    <w:p>
+      <w:r>
+        <w:t>________________________________________________________________</w:t>
+      </w:r>
+    </w:p>
+    <w:p>
+      <w:pPr>
+        <w:pStyle w:val="Heading3"/>
+      </w:pPr>
+      <w:r>
+        <w:t>05. Connect the explanation to its limit</w:t>
+      </w:r>
+    </w:p>
+    <w:p>
+      <w:r>
+        <w:drawing>
+          <wp:inline xmlns:a="http://schemas.openxmlformats.org/drawingml/2006/main" xmlns:pic="http://schemas.openxmlformats.org/drawingml/2006/picture">
+            <wp:extent cx="5486400" cy="2834640"/>
+            <wp:docPr id="6" name="Picture 6" descr="Read the picture in order. Threshold0.4 has smaller validation cost on these four cases. The arrows show which recorded input or intermediate result each decision uses. Explain the deciding step aloud before checking the changed case; pointing to the final answer alone does not show how it follows. Limit: Toy costs illustrate decision design; real use needs agreed consequences, review capacity and fresh evaluation."/>
+            <wp:cNvGraphicFramePr>
+              <a:graphicFrameLocks noChangeAspect="1"/>
+            </wp:cNvGraphicFramePr>
+            <a:graphic>
+              <a:graphicData uri="http://schemas.openxmlformats.org/drawingml/2006/picture">
+                <pic:pic>
+                  <pic:nvPicPr>
+                    <pic:cNvPr id="0" name="academy-story-ai-4-25-05.png"/>
+                    <pic:cNvPicPr/>
+                  </pic:nvPicPr>
+                  <pic:blipFill>
+                    <a:blip r:embed="rId14"/>
+                    <a:stretch>
+                      <a:fillRect/>
+                    </a:stretch>
+                  </pic:blipFill>
+                  <pic:spPr>
+                    <a:xfrm>
+                      <a:off x="0" y="0"/>
+                      <a:ext cx="5486400" cy="2834640"/>
+                    </a:xfrm>
+                    <a:prstGeom prst="rect"/>
+                  </pic:spPr>
+                </pic:pic>
+              </a:graphicData>
+            </a:graphic>
+          </wp:inline>
+        </w:drawing>
+      </w:r>
+    </w:p>
+    <w:p>
+      <w:pPr>
+        <w:spacing w:line="336" w:lineRule="auto" w:after="180"/>
+      </w:pPr>
+      <w:r>
+        <w:rPr>
+          <w:b w:val="0"/>
+        </w:rPr>
+        <w:t xml:space="preserve">Read the picture in order. </w:t>
+      </w:r>
+      <w:r>
+        <w:rPr>
+          <w:b/>
+        </w:rPr>
+        <w:t>Threshold</w:t>
+      </w:r>
+      <w:r>
+        <w:rPr>
+          <w:b w:val="0"/>
+        </w:rPr>
+        <w:t xml:space="preserve">0.4 has smaller validation cost on these four cases. The arrows show which recorded </w:t>
+      </w:r>
+      <w:r>
+        <w:rPr>
+          <w:b/>
+        </w:rPr>
+        <w:t>input</w:t>
+      </w:r>
+      <w:r>
+        <w:rPr>
+          <w:b w:val="0"/>
+        </w:rPr>
+        <w:t xml:space="preserve"> or intermediate result each decision uses.</w:t>
+      </w:r>
+    </w:p>
+    <w:p>
+      <w:pPr>
+        <w:spacing w:line="336" w:lineRule="auto" w:after="180"/>
+      </w:pPr>
+      <w:r>
+        <w:rPr>
+          <w:b w:val="0"/>
+        </w:rPr>
+        <w:t>Explain the deciding step aloud before checking the changed case; pointing to the final answer alone does not show how it follows.</w:t>
+      </w:r>
+    </w:p>
+    <w:p>
+      <w:pPr>
+        <w:spacing w:line="336" w:lineRule="auto" w:after="180"/>
+      </w:pPr>
+      <w:r>
+        <w:rPr>
+          <w:b w:val="0"/>
+        </w:rPr>
+        <w:t xml:space="preserve">Limit: Toy costs illustrate decision design; real use needs agreed </w:t>
+      </w:r>
+      <w:r>
+        <w:rPr>
+          <w:b/>
+        </w:rPr>
+        <w:t>consequence</w:t>
+      </w:r>
+      <w:r>
+        <w:rPr>
+          <w:b w:val="0"/>
+        </w:rPr>
+        <w:t>s, review capacity and fresh evaluation.</w:t>
+      </w:r>
+    </w:p>
+    <w:p>
+      <w:pPr>
+        <w:spacing w:line="336" w:lineRule="auto" w:after="180"/>
+        <w:shd w:fill="F5F1FB"/>
+      </w:pPr>
+      <w:r>
+        <w:rPr>
+          <w:b w:val="0"/>
+        </w:rPr>
+        <w:t>Explain the case, then point to a limit on the claim.</w:t>
+      </w:r>
+    </w:p>
+    <w:p>
+      <w:pPr>
+        <w:pStyle w:val="Heading3"/>
+      </w:pPr>
+      <w:r>
+        <w:t>My picture explanation, deciding evidence and one limit</w:t>
+      </w:r>
+    </w:p>
+    <w:p>
+      <w:r>
+        <w:t>________________________________________________________________</w:t>
+      </w:r>
+    </w:p>
+    <w:p>
+      <w:r>
+        <w:t>________________________________________________________________</w:t>
+      </w:r>
+    </w:p>
+    <w:p>
+      <w:r>
+        <w:t>________________________________________________________________</w:t>
+      </w:r>
+    </w:p>
+    <w:p>
+      <w:r>
+        <w:t>________________________________________________________________</w:t>
+      </w:r>
+    </w:p>
+    <w:p>
+      <w:pPr>
+        <w:pStyle w:val="Heading3"/>
+      </w:pPr>
+      <w:r>
+        <w:t>06. Make the idea visible in your project</w:t>
+      </w:r>
+    </w:p>
+    <w:p>
+      <w:r>
+        <w:drawing>
+          <wp:inline xmlns:a="http://schemas.openxmlformats.org/drawingml/2006/main" xmlns:pic="http://schemas.openxmlformats.org/drawingml/2006/picture">
+            <wp:extent cx="5486400" cy="3681984"/>
+            <wp:docPr id="7" name="Picture 7" descr="For your Responsible Plant Classifier, save the input, procedure, observed result and limitation of this check. Label this worked example as practice; use a different, previously unreviewed case when checking independent understanding. Draw your input, deciding step, result and limit. Supported question: Which labels determine the false-alarm count at threshold 0.4? Point to the relevant step in the picture, then write the changed result and the rule or evidence that supports it."/>
+            <wp:cNvGraphicFramePr>
+              <a:graphicFrameLocks noChangeAspect="1"/>
+            </wp:cNvGraphicFramePr>
+            <a:graphic>
+              <a:graphicData uri="http://schemas.openxmlformats.org/drawingml/2006/picture">
+                <pic:pic>
+                  <pic:nvPicPr>
+                    <pic:cNvPr id="0" name="academy-story-ai-4-25-06.png"/>
+                    <pic:cNvPicPr/>
+                  </pic:nvPicPr>
+                  <pic:blipFill>
+                    <a:blip r:embed="rId15"/>
+                    <a:stretch>
+                      <a:fillRect/>
+                    </a:stretch>
+                  </pic:blipFill>
+                  <pic:spPr>
+                    <a:xfrm>
+                      <a:off x="0" y="0"/>
+                      <a:ext cx="5486400" cy="3681984"/>
+                    </a:xfrm>
+                    <a:prstGeom prst="rect"/>
+                  </pic:spPr>
+                </pic:pic>
+              </a:graphicData>
+            </a:graphic>
+          </wp:inline>
+        </w:drawing>
+      </w:r>
+    </w:p>
+    <w:p>
+      <w:pPr>
+        <w:spacing w:line="336" w:lineRule="auto" w:after="180"/>
+      </w:pPr>
+      <w:r>
+        <w:rPr>
+          <w:b w:val="0"/>
+        </w:rPr>
+        <w:t xml:space="preserve">For your Responsible Plant Classifier, save the </w:t>
+      </w:r>
+      <w:r>
+        <w:rPr>
+          <w:b/>
+        </w:rPr>
+        <w:t>input</w:t>
+      </w:r>
+      <w:r>
+        <w:rPr>
+          <w:b w:val="0"/>
+        </w:rPr>
+        <w:t>, procedure, observed result and limitation of this check.</w:t>
+      </w:r>
+    </w:p>
+    <w:p>
+      <w:pPr>
+        <w:spacing w:line="336" w:lineRule="auto" w:after="180"/>
+      </w:pPr>
+      <w:r>
+        <w:rPr>
+          <w:b w:val="0"/>
+        </w:rPr>
+        <w:t xml:space="preserve">Label this worked example as practice; use a different, previously unreviewed case when checking independent understanding. Draw your </w:t>
+      </w:r>
+      <w:r>
+        <w:rPr>
+          <w:b/>
+        </w:rPr>
+        <w:t>input</w:t>
+      </w:r>
+      <w:r>
+        <w:rPr>
+          <w:b w:val="0"/>
+        </w:rPr>
+        <w:t>, deciding step, result and limit.</w:t>
+      </w:r>
+    </w:p>
+    <w:p>
+      <w:pPr>
+        <w:spacing w:line="336" w:lineRule="auto" w:after="180"/>
+      </w:pPr>
+      <w:r>
+        <w:rPr>
+          <w:b w:val="0"/>
+        </w:rPr>
+        <w:t xml:space="preserve">Supported question: Which labels determine the false-alarm count at </w:t>
+      </w:r>
+      <w:r>
+        <w:rPr>
+          <w:b/>
+        </w:rPr>
+        <w:t>threshold</w:t>
+      </w:r>
+      <w:r>
+        <w:rPr>
+          <w:b w:val="0"/>
+        </w:rPr>
+        <w:t xml:space="preserve"> 0.4? Point to the relevant step in the picture, then write the changed result and the rule or </w:t>
+      </w:r>
+      <w:r>
+        <w:rPr>
+          <w:b/>
+        </w:rPr>
+        <w:t>evidence</w:t>
+      </w:r>
+      <w:r>
+        <w:rPr>
+          <w:b w:val="0"/>
+        </w:rPr>
+        <w:t xml:space="preserve"> that supports it.</w:t>
+      </w:r>
+    </w:p>
+    <w:p>
+      <w:pPr>
+        <w:spacing w:line="336" w:lineRule="auto" w:after="180"/>
+        <w:shd w:fill="F5F1FB"/>
+      </w:pPr>
+      <w:r>
+        <w:rPr>
+          <w:b w:val="0"/>
+        </w:rPr>
+        <w:t xml:space="preserve">Draw your project trace and justify the deciding step using </w:t>
+      </w:r>
+      <w:r>
+        <w:rPr>
+          <w:b/>
+        </w:rPr>
+        <w:t>evidence</w:t>
+      </w:r>
+      <w:r>
+        <w:rPr>
+          <w:b w:val="0"/>
+        </w:rPr>
+        <w:t>.</w:t>
+      </w:r>
+    </w:p>
+    <w:p>
+      <w:pPr>
+        <w:pStyle w:val="Heading3"/>
+      </w:pPr>
+      <w:r>
+        <w:t>My picture explanation, deciding evidence and one limit</w:t>
       </w:r>
     </w:p>
     <w:p>

--- a/downloads/workbook/ai-4-week-25.docx
+++ b/downloads/workbook/ai-4-week-25.docx
@@ -1389,6 +1389,26 @@
     <w:p>
       <w:r>
         <w:t>Attempt before feedback. If this repeats the selected independent case, reuse that first attempt; otherwise keep a separate record. Apply independently. Apply the supplied Metrics Match Consequences facts and keep your reasoning.</w:t>
+      </w:r>
+    </w:p>
+    <w:p>
+      <w:pPr>
+        <w:pStyle w:val="Heading3"/>
+      </w:pPr>
+      <w:r>
+        <w:t>Rules supplied for this independent case</w:t>
+      </w:r>
+    </w:p>
+    <w:p>
+      <w:pPr>
+        <w:spacing w:line="336" w:lineRule="auto" w:after="180"/>
+        <w:shd w:fill="F1F6F8"/>
+      </w:pPr>
+      <w:r>
+        <w:rPr>
+          <w:b w:val="0"/>
+        </w:rPr>
+        <w:t>Cost and decision rules: blocked is positive; predict blocked when score is at least the threshold, including equality. A false positive costs 1 unit and a false negative costs 4 units. Total cost = FP + 4 × FN. Compare both thresholds on exactly these four records.</w:t>
       </w:r>
     </w:p>
     <w:p>

--- a/downloads/workbook/ai-4-week-25.docx
+++ b/downloads/workbook/ai-4-week-25.docx
@@ -25,22 +25,45 @@
         <w:pStyle w:val="Heading1"/>
       </w:pPr>
       <w:r>
-        <w:t>01. Recall and choose your starting point</w:t>
-      </w:r>
-    </w:p>
-    <w:p>
-      <w:r>
-        <w:t>Record your starting explanation for Metrics Match Consequences before opening notes. Show any later correction separately.</w:t>
-      </w:r>
-    </w:p>
-    <w:p>
-      <w:pPr>
-        <w:spacing w:line="336" w:lineRule="auto" w:after="180"/>
-      </w:pPr>
-      <w:r>
-        <w:rPr>
-          <w:b w:val="0"/>
-        </w:rPr>
+        <w:t>One readable metric-council decision record.</w:t>
+      </w:r>
+    </w:p>
+    <w:p>
+      <w:r>
+        <w:t>Trace threshold counts,apply costs and explain what the metrics cannot establish.</w:t>
+      </w:r>
+    </w:p>
+    <w:p>
+      <w:r>
+        <w:t>W1–W3/W5 → selected fresh four-score task → project metric suite → changed-case return.</w:t>
+      </w:r>
+    </w:p>
+    <w:p>
+      <w:pPr>
+        <w:pStyle w:val="Heading1"/>
+      </w:pPr>
+      <w:r>
+        <w:t>01. Recall · Retrieve before notes</w:t>
+      </w:r>
+    </w:p>
+    <w:p>
+      <w:r>
+        <w:t>Keep this task’s complete inputs, stated rule and support record together.</w:t>
+      </w:r>
+    </w:p>
+    <w:p>
+      <w:pPr>
+        <w:pStyle w:val="Heading2"/>
+      </w:pPr>
+      <w:r>
+        <w:t>Task and evidence record</w:t>
+      </w:r>
+    </w:p>
+    <w:p>
+      <w:pPr>
+        <w:pStyle w:val="ListBullet"/>
+      </w:pPr>
+      <w:r>
         <w:t>Try the recall before opening notes. Then use a different colour or a labelled second line to correct your explanation.</w:t>
       </w:r>
     </w:p>
@@ -54,12 +77,9 @@
     </w:p>
     <w:p>
       <w:pPr>
-        <w:spacing w:line="336" w:lineRule="auto" w:after="180"/>
-      </w:pPr>
-      <w:r>
-        <w:rPr>
-          <w:b w:val="0"/>
-        </w:rPr>
+        <w:pStyle w:val="ListBullet"/>
+      </w:pPr>
+      <w:r>
         <w:t>Without opening the old lesson, explain one key idea from Train, Validation, Test. Give an example and a mistake that the idea helps you avoid.</w:t>
       </w:r>
     </w:p>
@@ -96,12 +116,9 @@
     </w:p>
     <w:p>
       <w:pPr>
-        <w:spacing w:line="336" w:lineRule="auto" w:after="180"/>
-      </w:pPr>
-      <w:r>
-        <w:rPr>
-          <w:b w:val="0"/>
-        </w:rPr>
+        <w:pStyle w:val="ListBullet"/>
+      </w:pPr>
+      <w:r>
         <w:t>Without opening the old lesson, explain one key idea from Train a Regression Model. Give an example and a mistake that the idea helps you avoid.</w:t>
       </w:r>
     </w:p>
@@ -138,12 +155,9 @@
     </w:p>
     <w:p>
       <w:pPr>
-        <w:spacing w:line="336" w:lineRule="auto" w:after="180"/>
-      </w:pPr>
-      <w:r>
-        <w:rPr>
-          <w:b w:val="0"/>
-        </w:rPr>
+        <w:pStyle w:val="ListBullet"/>
+      </w:pPr>
+      <w:r>
         <w:t>Without opening the old lesson, explain one key idea from Regression and Residuals. Give an example and a mistake that the idea helps you avoid.</w:t>
       </w:r>
     </w:p>
@@ -175,159 +189,44 @@
         <w:pStyle w:val="Heading1"/>
       </w:pPr>
       <w:r>
-        <w:t>02. Practise with fading help</w:t>
-      </w:r>
-    </w:p>
-    <w:p>
-      <w:r>
-        <w:t>Complete the supported Metrics Match Consequences trace and record the first step you can explain without help.</w:t>
-      </w:r>
-    </w:p>
-    <w:p>
-      <w:pPr>
-        <w:spacing w:line="336" w:lineRule="auto" w:after="180"/>
-      </w:pPr>
-      <w:r>
-        <w:rPr>
-          <w:b w:val="0"/>
-        </w:rPr>
-        <w:t xml:space="preserve">Use W2: Count the </w:t>
-      </w:r>
-      <w:r>
-        <w:rPr>
-          <w:b/>
-        </w:rPr>
-        <w:t>consequence</w:t>
-      </w:r>
-      <w:r>
-        <w:rPr>
-          <w:b w:val="0"/>
-        </w:rPr>
-        <w:t xml:space="preserve">s for </w:t>
-      </w:r>
-      <w:r>
-        <w:rPr>
-          <w:b/>
-        </w:rPr>
-        <w:t>Threshold</w:t>
-      </w:r>
-      <w:r>
-        <w:rPr>
-          <w:b w:val="0"/>
-        </w:rPr>
-        <w:t xml:space="preserve">s and </w:t>
-      </w:r>
-      <w:r>
-        <w:rPr>
-          <w:b/>
-        </w:rPr>
-        <w:t>consequence</w:t>
-      </w:r>
-      <w:r>
-        <w:rPr>
-          <w:b w:val="0"/>
-        </w:rPr>
-        <w:t>s. Record the answer once; the lesson and workbook refer to the same attempt.</w:t>
-      </w:r>
-    </w:p>
-    <w:tbl>
-      <w:tblPr>
-        <w:tblStyle w:val="LightShading-Accent1"/>
-        <w:tblW w:type="auto" w:w="0"/>
-        <w:tblLook w:firstColumn="1" w:firstRow="1" w:lastColumn="0" w:lastRow="0" w:noHBand="0" w:noVBand="1" w:val="04A0"/>
-      </w:tblPr>
-      <w:tblGrid>
-        <w:gridCol w:w="2556"/>
-        <w:gridCol w:w="2556"/>
-        <w:gridCol w:w="2556"/>
-        <w:gridCol w:w="2556"/>
-      </w:tblGrid>
-      <w:tr>
-        <w:trPr>
-          <w:tblHeader/>
-        </w:trPr>
-        <w:tc>
-          <w:tcPr>
-            <w:tcW w:type="dxa" w:w="2556"/>
-          </w:tcPr>
-          <w:p>
-            <w:r>
-              <w:t>Given inputs</w:t>
-            </w:r>
-          </w:p>
-        </w:tc>
-        <w:tc>
-          <w:tcPr>
-            <w:tcW w:type="dxa" w:w="2556"/>
-          </w:tcPr>
-          <w:p>
-            <w:r>
-              <w:t>Procedure I chose</w:t>
-            </w:r>
-          </w:p>
-        </w:tc>
-        <w:tc>
-          <w:tcPr>
-            <w:tcW w:type="dxa" w:w="2556"/>
-          </w:tcPr>
-          <w:p>
-            <w:r>
-              <w:t>Middle steps</w:t>
-            </w:r>
-          </w:p>
-        </w:tc>
-        <w:tc>
-          <w:tcPr>
-            <w:tcW w:type="dxa" w:w="2556"/>
-          </w:tcPr>
-          <w:p>
-            <w:r>
-              <w:t>Result and check</w:t>
-            </w:r>
-          </w:p>
-        </w:tc>
-      </w:tr>
-      <w:tr>
-        <w:tc>
-          <w:tcPr>
-            <w:tcW w:type="dxa" w:w="2556"/>
-          </w:tcPr>
-          <w:p>
-            <w:r/>
-          </w:p>
-        </w:tc>
-        <w:tc>
-          <w:tcPr>
-            <w:tcW w:type="dxa" w:w="2556"/>
-          </w:tcPr>
-          <w:p>
-            <w:r/>
-          </w:p>
-        </w:tc>
-        <w:tc>
-          <w:tcPr>
-            <w:tcW w:type="dxa" w:w="2556"/>
-          </w:tcPr>
-          <w:p>
-            <w:r/>
-          </w:p>
-        </w:tc>
-        <w:tc>
-          <w:tcPr>
-            <w:tcW w:type="dxa" w:w="2556"/>
-          </w:tcPr>
-          <w:p>
-            <w:r/>
-          </w:p>
-        </w:tc>
-      </w:tr>
-    </w:tbl>
+        <w:t>12. W1 · Explain the mechanism</w:t>
+      </w:r>
+    </w:p>
+    <w:p>
+      <w:r>
+        <w:t>Keep this task’s complete inputs, stated rule and support record together.</w:t>
+      </w:r>
+    </w:p>
+    <w:p>
+      <w:pPr>
+        <w:pStyle w:val="Heading2"/>
+      </w:pPr>
+      <w:r>
+        <w:t>Task and evidence record</w:t>
+      </w:r>
+    </w:p>
+    <w:p>
+      <w:pPr>
+        <w:pStyle w:val="ListBullet"/>
+      </w:pPr>
+      <w:r>
+        <w:t>Main A0.9 blocked, B0.7 clear, C0.6 blocked, D0.4 blocked, E0.3 clear, F0.1 clear; positive when score&gt;=threshold. At0.5:TP 2/FP 1/FN 1/TN 2, 3 alerts; at0.3:TP 3/FP 2/FN 0/TN 1, 5 alerts. Both4/6 correct. Main FP 1/FN 4 costs5 and2; changed FP 4/FN 1 costs5 and8. Separate picture 4 scores0.9 spotted, 0.6 healthy, 0.4 spotted, 0.1 healthy; threshold 0.7/0.4 under FP 1/FN 5 cost5/1, swapped FP 5/FN 1 cost1/5. Council capacity 3is a separate stated batch constraint; the independent four-score task has no supplied capacity.</w:t>
+      </w:r>
+    </w:p>
+    <w:p>
+      <w:pPr>
+        <w:pStyle w:val="ListBullet"/>
+      </w:pPr>
+      <w:r>
+        <w:t>Which IDs are positive at .5 and .3?</w:t>
+      </w:r>
+    </w:p>
     <w:p>
       <w:pPr>
         <w:pStyle w:val="Heading3"/>
       </w:pPr>
       <w:r>
-        <w:t>The step I completed without help, and the hint I needed</w:t>
+        <w:t>My reasoning and evidence</w:t>
       </w:r>
     </w:p>
     <w:p>
@@ -346,62 +245,55 @@
       </w:r>
     </w:p>
     <w:p>
+      <w:r>
+        <w:t>________________________________________________________________</w:t>
+      </w:r>
+    </w:p>
+    <w:p>
+      <w:r>
+        <w:t>________________________________________________________________</w:t>
+      </w:r>
+    </w:p>
+    <w:p>
+      <w:r>
+        <w:t>________________________________________________________________</w:t>
+      </w:r>
+    </w:p>
+    <w:p>
       <w:pPr>
         <w:pStyle w:val="Heading1"/>
       </w:pPr>
       <w:r>
-        <w:t>03. Individual reasoning check</w:t>
-      </w:r>
-    </w:p>
-    <w:p>
-      <w:r>
-        <w:t>Check the proposed Metrics Match Consequences explanation against the supplied facts before discussing it.</w:t>
-      </w:r>
-    </w:p>
-    <w:p>
-      <w:pPr>
-        <w:spacing w:line="336" w:lineRule="auto" w:after="180"/>
-      </w:pPr>
-      <w:r>
-        <w:rPr>
-          <w:b w:val="0"/>
-        </w:rPr>
-        <w:t xml:space="preserve">Use the worked case for </w:t>
-      </w:r>
-      <w:r>
-        <w:rPr>
-          <w:b/>
-        </w:rPr>
-        <w:t>Threshold</w:t>
-      </w:r>
-      <w:r>
-        <w:rPr>
-          <w:b w:val="0"/>
-        </w:rPr>
-        <w:t xml:space="preserve">s and </w:t>
-      </w:r>
-      <w:r>
-        <w:rPr>
-          <w:b/>
-        </w:rPr>
-        <w:t>consequence</w:t>
-      </w:r>
-      <w:r>
-        <w:rPr>
-          <w:b w:val="0"/>
-        </w:rPr>
-        <w:t>s. Proposed explanation: “A final answer is enough”. Decide whether this explanation is supported.</w:t>
-      </w:r>
-    </w:p>
-    <w:p>
-      <w:pPr>
-        <w:spacing w:line="336" w:lineRule="auto" w:after="180"/>
-      </w:pPr>
-      <w:r>
-        <w:rPr>
-          <w:b w:val="0"/>
-        </w:rPr>
-        <w:t>Point to the step or supplied fact that decides; explain your repair if needed.</w:t>
+        <w:t>13. W2 · Trace the current experiment</w:t>
+      </w:r>
+    </w:p>
+    <w:p>
+      <w:r>
+        <w:t>Keep this task’s complete inputs, stated rule and support record together.</w:t>
+      </w:r>
+    </w:p>
+    <w:p>
+      <w:pPr>
+        <w:pStyle w:val="Heading2"/>
+      </w:pPr>
+      <w:r>
+        <w:t>Task and evidence record</w:t>
+      </w:r>
+    </w:p>
+    <w:p>
+      <w:pPr>
+        <w:pStyle w:val="ListBullet"/>
+      </w:pPr>
+      <w:r>
+        <w:t>Main A0.9 blocked, B0.7 clear, C0.6 blocked, D0.4 blocked, E0.3 clear, F0.1 clear; positive when score&gt;=threshold. At0.5:TP 2/FP 1/FN 1/TN 2, 3 alerts; at0.3:TP 3/FP 2/FN 0/TN 1, 5 alerts. Both4/6 correct. Main FP 1/FN 4 costs5 and2; changed FP 4/FN 1 costs5 and8. Separate picture 4 scores0.9 spotted, 0.6 healthy, 0.4 spotted, 0.1 healthy; threshold 0.7/0.4 under FP 1/FN 5 cost5/1, swapped FP 5/FN 1 cost1/5. Council capacity 3is a separate stated batch constraint; the independent four-score task has no supplied capacity.</w:t>
+      </w:r>
+    </w:p>
+    <w:p>
+      <w:pPr>
+        <w:pStyle w:val="ListBullet"/>
+      </w:pPr>
+      <w:r>
+        <w:t>Give TP, FP, FN, TN at both thresholds.</w:t>
       </w:r>
     </w:p>
     <w:p>
@@ -409,7 +301,7 @@
         <w:pStyle w:val="Heading3"/>
       </w:pPr>
       <w:r>
-        <w:t>My explanation before partner discussion</w:t>
+        <w:t>My reasoning and evidence</w:t>
       </w:r>
     </w:p>
     <w:p>
@@ -433,16 +325,50 @@
       </w:r>
     </w:p>
     <w:p>
+      <w:r>
+        <w:t>________________________________________________________________</w:t>
+      </w:r>
+    </w:p>
+    <w:p>
+      <w:r>
+        <w:t>________________________________________________________________</w:t>
+      </w:r>
+    </w:p>
+    <w:p>
       <w:pPr>
         <w:pStyle w:val="Heading1"/>
       </w:pPr>
       <w:r>
-        <w:t>04. Independent transfer case</w:t>
-      </w:r>
-    </w:p>
-    <w:p>
-      <w:r>
-        <w:t>Write one first attempt at the reserved independent case before feedback. Repeated copies of that case refer to the same recorded attempt.</w:t>
+        <w:t>14. W3 · Repair the reasoning</w:t>
+      </w:r>
+    </w:p>
+    <w:p>
+      <w:r>
+        <w:t>Keep this task’s complete inputs, stated rule and support record together.</w:t>
+      </w:r>
+    </w:p>
+    <w:p>
+      <w:pPr>
+        <w:pStyle w:val="Heading2"/>
+      </w:pPr>
+      <w:r>
+        <w:t>Task and evidence record</w:t>
+      </w:r>
+    </w:p>
+    <w:p>
+      <w:pPr>
+        <w:pStyle w:val="ListBullet"/>
+      </w:pPr>
+      <w:r>
+        <w:t>Main A0.9 blocked, B0.7 clear, C0.6 blocked, D0.4 blocked, E0.3 clear, F0.1 clear; positive when score&gt;=threshold. At0.5:TP 2/FP 1/FN 1/TN 2, 3 alerts; at0.3:TP 3/FP 2/FN 0/TN 1, 5 alerts. Both4/6 correct. Main FP 1/FN 4 costs5 and2; changed FP 4/FN 1 costs5 and8. Separate picture 4 scores0.9 spotted, 0.6 healthy, 0.4 spotted, 0.1 healthy; threshold 0.7/0.4 under FP 1/FN 5 cost5/1, swapped FP 5/FN 1 cost1/5. Council capacity 3is a separate stated batch constraint; the independent four-score task has no supplied capacity.</w:t>
+      </w:r>
+    </w:p>
+    <w:p>
+      <w:pPr>
+        <w:pStyle w:val="ListBullet"/>
+      </w:pPr>
+      <w:r>
+        <w:t>Calculate costs with FP cost 1 and FN cost 4.</w:t>
       </w:r>
     </w:p>
     <w:p>
@@ -450,36 +376,157 @@
         <w:pStyle w:val="Heading3"/>
       </w:pPr>
       <w:r>
+        <w:t>My reasoning and evidence</w:t>
+      </w:r>
+    </w:p>
+    <w:p>
+      <w:r>
+        <w:t>________________________________________________________________</w:t>
+      </w:r>
+    </w:p>
+    <w:p>
+      <w:r>
+        <w:t>________________________________________________________________</w:t>
+      </w:r>
+    </w:p>
+    <w:p>
+      <w:r>
+        <w:t>________________________________________________________________</w:t>
+      </w:r>
+    </w:p>
+    <w:p>
+      <w:r>
+        <w:t>________________________________________________________________</w:t>
+      </w:r>
+    </w:p>
+    <w:p>
+      <w:r>
+        <w:t>________________________________________________________________</w:t>
+      </w:r>
+    </w:p>
+    <w:p>
+      <w:r>
+        <w:t>________________________________________________________________</w:t>
+      </w:r>
+    </w:p>
+    <w:p>
+      <w:pPr>
+        <w:pStyle w:val="Heading1"/>
+      </w:pPr>
+      <w:r>
+        <w:t>16. W5 · Plan the next check</w:t>
+      </w:r>
+    </w:p>
+    <w:p>
+      <w:r>
+        <w:t>Keep this task’s complete inputs, stated rule and support record together.</w:t>
+      </w:r>
+    </w:p>
+    <w:p>
+      <w:pPr>
+        <w:pStyle w:val="Heading2"/>
+      </w:pPr>
+      <w:r>
+        <w:t>Task and evidence record</w:t>
+      </w:r>
+    </w:p>
+    <w:p>
+      <w:pPr>
+        <w:pStyle w:val="ListBullet"/>
+      </w:pPr>
+      <w:r>
+        <w:t>Main A0.9 blocked, B0.7 clear, C0.6 blocked, D0.4 blocked, E0.3 clear, F0.1 clear; positive when score&gt;=threshold. At0.5:TP 2/FP 1/FN 1/TN 2, 3 alerts; at0.3:TP 3/FP 2/FN 0/TN 1, 5 alerts. Both4/6 correct. Main FP 1/FN 4 costs5 and2; changed FP 4/FN 1 costs5 and8. Separate picture 4 scores0.9 spotted, 0.6 healthy, 0.4 spotted, 0.1 healthy; threshold 0.7/0.4 under FP 1/FN 5 cost5/1, swapped FP 5/FN 1 cost1/5. Council capacity 3is a separate stated batch constraint; the independent four-score task has no supplied capacity.</w:t>
+      </w:r>
+    </w:p>
+    <w:p>
+      <w:pPr>
+        <w:pStyle w:val="ListBullet"/>
+      </w:pPr>
+      <w:r>
+        <w:t>Why not select the threshold with the lowest final-test cost?</w:t>
+      </w:r>
+    </w:p>
+    <w:p>
+      <w:pPr>
+        <w:pStyle w:val="Heading3"/>
+      </w:pPr>
+      <w:r>
+        <w:t>My reasoning and evidence</w:t>
+      </w:r>
+    </w:p>
+    <w:p>
+      <w:r>
+        <w:t>________________________________________________________________</w:t>
+      </w:r>
+    </w:p>
+    <w:p>
+      <w:r>
+        <w:t>________________________________________________________________</w:t>
+      </w:r>
+    </w:p>
+    <w:p>
+      <w:r>
+        <w:t>________________________________________________________________</w:t>
+      </w:r>
+    </w:p>
+    <w:p>
+      <w:r>
+        <w:t>________________________________________________________________</w:t>
+      </w:r>
+    </w:p>
+    <w:p>
+      <w:r>
+        <w:t>________________________________________________________________</w:t>
+      </w:r>
+    </w:p>
+    <w:p>
+      <w:r>
+        <w:t>________________________________________________________________</w:t>
+      </w:r>
+    </w:p>
+    <w:p>
+      <w:pPr>
+        <w:pStyle w:val="Heading1"/>
+      </w:pPr>
+      <w:r>
+        <w:t>04. Try alone · Selected experiment task</w:t>
+      </w:r>
+    </w:p>
+    <w:p>
+      <w:r>
+        <w:t>Keep this task’s complete inputs, stated rule and support record together.</w:t>
+      </w:r>
+    </w:p>
+    <w:p>
+      <w:pPr>
+        <w:pStyle w:val="Heading2"/>
+      </w:pPr>
+      <w:r>
+        <w:t>Task and evidence record</w:t>
+      </w:r>
+    </w:p>
+    <w:p>
+      <w:pPr>
+        <w:pStyle w:val="ListBullet"/>
+      </w:pPr>
+      <w:r>
+        <w:t>For this new four-record task, “same cost”means the main rule:false alarm 1 point, miss 4 points. Use blocked positive and score&gt;=threshold, including equality at0.5 and0.2. No review-capacity constraint is supplied for this task; do not import the separate council batch capacity. Report the preference among these two thresholds under the stated fictional costs without a final-test or real-world claim.</w:t>
+      </w:r>
+    </w:p>
+    <w:p>
+      <w:pPr>
+        <w:pStyle w:val="Heading3"/>
+      </w:pPr>
+      <w:r>
         <w:t>Independent case: Apply independently</w:t>
       </w:r>
     </w:p>
     <w:p>
       <w:pPr>
-        <w:spacing w:line="336" w:lineRule="auto" w:after="180"/>
-      </w:pPr>
-      <w:r>
-        <w:rPr>
-          <w:b/>
-        </w:rPr>
-        <w:t>Score</w:t>
-      </w:r>
-      <w:r>
-        <w:rPr>
-          <w:b w:val="0"/>
-        </w:rPr>
-        <w:t xml:space="preserve">s/references are .8/blocked,.5/clear,.2/blocked,.1/clear. Compare </w:t>
-      </w:r>
-      <w:r>
-        <w:rPr>
-          <w:b/>
-        </w:rPr>
-        <w:t>threshold</w:t>
-      </w:r>
-      <w:r>
-        <w:rPr>
-          <w:b w:val="0"/>
-        </w:rPr>
-        <w:t>s .5 and .2 using the same cost.</w:t>
+        <w:pStyle w:val="ListBullet"/>
+      </w:pPr>
+      <w:r>
+        <w:t>Scores/references are .8/blocked,.5/clear,.2/blocked,.1/clear. Compare thresholds .5 and .2 using the same cost.</w:t>
       </w:r>
     </w:p>
     <w:p>
@@ -527,12 +574,9 @@
     </w:p>
     <w:p>
       <w:pPr>
-        <w:spacing w:line="336" w:lineRule="auto" w:after="180"/>
-      </w:pPr>
-      <w:r>
-        <w:rPr>
-          <w:b w:val="0"/>
-        </w:rPr>
+        <w:pStyle w:val="ListBullet"/>
+      </w:pPr>
+      <w:r>
         <w:t>Attempt this case before feedback. Record any help. Earlier examples below are further practice; a case already practised with feedback cannot establish fresh transfer.</w:t>
       </w:r>
     </w:p>
@@ -541,48 +585,69 @@
         <w:pStyle w:val="Heading1"/>
       </w:pPr>
       <w:r>
-        <w:t>05. Your learning target</w:t>
-      </w:r>
-    </w:p>
-    <w:p>
-      <w:r>
-        <w:t>Connect the Metrics Match Consequences target to a trace and a justified conclusion.</w:t>
-      </w:r>
-    </w:p>
-    <w:p>
-      <w:pPr>
-        <w:spacing w:line="336" w:lineRule="auto" w:after="180"/>
-        <w:shd w:fill="F5F1FB"/>
-      </w:pPr>
-      <w:r>
-        <w:rPr>
-          <w:b w:val="0"/>
-        </w:rPr>
-        <w:t xml:space="preserve">A reviewer can inspect at most 10 alerts daily. Model A flags 20 cases with higher recall; B flags 8 with lower recall. What </w:t>
-      </w:r>
-      <w:r>
-        <w:rPr>
-          <w:b/>
-        </w:rPr>
-        <w:t>evidence</w:t>
-      </w:r>
-      <w:r>
-        <w:rPr>
-          <w:b w:val="0"/>
-        </w:rPr>
-        <w:t xml:space="preserve"> is needed before choosing a </w:t>
-      </w:r>
-      <w:r>
-        <w:rPr>
-          <w:b/>
-        </w:rPr>
-        <w:t>threshold</w:t>
-      </w:r>
-      <w:r>
-        <w:rPr>
-          <w:b w:val="0"/>
-        </w:rPr>
-        <w:t>?</w:t>
+        <w:t>09. Project · Keep the experiment evidence</w:t>
+      </w:r>
+    </w:p>
+    <w:p>
+      <w:r>
+        <w:t>Keep this task’s complete inputs, stated rule and support record together.</w:t>
+      </w:r>
+    </w:p>
+    <w:p>
+      <w:pPr>
+        <w:pStyle w:val="Heading2"/>
+      </w:pPr>
+      <w:r>
+        <w:t>Task and evidence record</w:t>
+      </w:r>
+    </w:p>
+    <w:p>
+      <w:pPr>
+        <w:pStyle w:val="ListBullet"/>
+      </w:pPr>
+      <w:r>
+        <w:t>Approve the Plant Classifier metric suite: accuracy for context, spotted precision/recall, confusion matrix, and subgroup slices.</w:t>
+      </w:r>
+    </w:p>
+    <w:p>
+      <w:pPr>
+        <w:pStyle w:val="ListBullet"/>
+      </w:pPr>
+      <w:r>
+        <w:t>The project change and evidence I will keep</w:t>
+      </w:r>
+    </w:p>
+    <w:p>
+      <w:pPr>
+        <w:pStyle w:val="Heading3"/>
+      </w:pPr>
+      <w:r>
+        <w:t>Write or draw your reasoning and evidence.</w:t>
+      </w:r>
+    </w:p>
+    <w:p>
+      <w:r>
+        <w:t>________________________________________________________________</w:t>
+      </w:r>
+    </w:p>
+    <w:p>
+      <w:r>
+        <w:t>________________________________________________________________</w:t>
+      </w:r>
+    </w:p>
+    <w:p>
+      <w:r>
+        <w:t>________________________________________________________________</w:t>
+      </w:r>
+    </w:p>
+    <w:p>
+      <w:r>
+        <w:t>________________________________________________________________</w:t>
+      </w:r>
+    </w:p>
+    <w:p>
+      <w:r>
+        <w:t>________________________________________________________________</w:t>
       </w:r>
     </w:p>
     <w:p>
@@ -590,990 +655,20 @@
         <w:pStyle w:val="Heading1"/>
       </w:pPr>
       <w:r>
-        <w:t>06. Solve the given case</w:t>
-      </w:r>
-    </w:p>
-    <w:p>
-      <w:r>
-        <w:t>Solve the supplied Metrics Match Consequences case and show the deciding evidence.</w:t>
-      </w:r>
-    </w:p>
-    <w:p>
-      <w:pPr>
-        <w:spacing w:line="336" w:lineRule="auto" w:after="180"/>
-      </w:pPr>
-      <w:r>
-        <w:rPr>
-          <w:b w:val="0"/>
-        </w:rPr>
-        <w:t>Spotting alerts can miss disease signs or create unnecessary healthy-leaf reviews.</w:t>
-      </w:r>
-    </w:p>
-    <w:p>
-      <w:pPr>
-        <w:spacing w:line="336" w:lineRule="auto" w:after="180"/>
-      </w:pPr>
-      <w:r>
-        <w:rPr>
-          <w:b w:val="0"/>
-        </w:rPr>
-        <w:t xml:space="preserve">Connect metrics to </w:t>
-      </w:r>
-      <w:r>
-        <w:rPr>
-          <w:b/>
-        </w:rPr>
-        <w:t>consequence</w:t>
-      </w:r>
-      <w:r>
-        <w:rPr>
-          <w:b w:val="0"/>
-        </w:rPr>
-        <w:t>s.</w:t>
-      </w:r>
-    </w:p>
-    <w:p>
-      <w:pPr>
-        <w:spacing w:line="336" w:lineRule="auto" w:after="180"/>
-      </w:pPr>
-      <w:r>
-        <w:rPr>
-          <w:b w:val="0"/>
-        </w:rPr>
-        <w:t xml:space="preserve">Show your trace, calculation or </w:t>
-      </w:r>
-      <w:r>
-        <w:rPr>
-          <w:b/>
-        </w:rPr>
-        <w:t>evidence</w:t>
-      </w:r>
-    </w:p>
-    <w:p>
-      <w:pPr>
-        <w:pStyle w:val="Heading3"/>
-      </w:pPr>
-      <w:r>
-        <w:t>Write or draw your reasoning and evidence.</w:t>
-      </w:r>
-    </w:p>
-    <w:p>
-      <w:r>
-        <w:t>________________________________________________________________</w:t>
-      </w:r>
-    </w:p>
-    <w:p>
-      <w:r>
-        <w:t>________________________________________________________________</w:t>
-      </w:r>
-    </w:p>
-    <w:p>
-      <w:r>
-        <w:t>________________________________________________________________</w:t>
-      </w:r>
-    </w:p>
-    <w:p>
-      <w:r>
-        <w:t>________________________________________________________________</w:t>
-      </w:r>
-    </w:p>
-    <w:p>
-      <w:r>
-        <w:t>________________________________________________________________</w:t>
-      </w:r>
-    </w:p>
-    <w:p>
-      <w:pPr>
-        <w:pStyle w:val="Heading1"/>
-      </w:pPr>
-      <w:r>
-        <w:t>07. Check a changed case</w:t>
-      </w:r>
-    </w:p>
-    <w:p>
-      <w:r>
-        <w:t>Apply the procedure to the changed case and record why the conclusion follows.</w:t>
-      </w:r>
-    </w:p>
-    <w:p>
-      <w:pPr>
-        <w:spacing w:line="336" w:lineRule="auto" w:after="180"/>
-        <w:shd w:fill="F5F1FB"/>
-      </w:pPr>
-      <w:r>
-        <w:rPr>
-          <w:b w:val="0"/>
-        </w:rPr>
-        <w:t xml:space="preserve">Missing a diseased plant is considered more costly than a </w:t>
-      </w:r>
-      <w:r>
-        <w:rPr>
-          <w:b/>
-        </w:rPr>
-        <w:t>false alarm</w:t>
-      </w:r>
-      <w:r>
-        <w:rPr>
-          <w:b w:val="0"/>
-        </w:rPr>
-        <w:t>, but staff can review only ten alerts daily. Which evaluation trade-off should be discussed?</w:t>
-      </w:r>
-    </w:p>
-    <w:p>
-      <w:pPr>
-        <w:spacing w:line="336" w:lineRule="auto" w:after="180"/>
-      </w:pPr>
-      <w:r>
-        <w:rPr>
-          <w:b w:val="0"/>
-        </w:rPr>
-        <w:t>My independent answer and reason</w:t>
-      </w:r>
-    </w:p>
-    <w:p>
-      <w:pPr>
-        <w:pStyle w:val="Heading3"/>
-      </w:pPr>
-      <w:r>
-        <w:t>Write or draw your reasoning and evidence.</w:t>
-      </w:r>
-    </w:p>
-    <w:p>
-      <w:r>
-        <w:t>________________________________________________________________</w:t>
-      </w:r>
-    </w:p>
-    <w:p>
-      <w:r>
-        <w:t>________________________________________________________________</w:t>
-      </w:r>
-    </w:p>
-    <w:p>
-      <w:r>
-        <w:t>________________________________________________________________</w:t>
-      </w:r>
-    </w:p>
-    <w:p>
-      <w:r>
-        <w:t>________________________________________________________________</w:t>
-      </w:r>
-    </w:p>
-    <w:p>
-      <w:r>
-        <w:t>________________________________________________________________</w:t>
-      </w:r>
-    </w:p>
-    <w:p>
-      <w:pPr>
-        <w:pStyle w:val="Heading3"/>
-      </w:pPr>
-      <w:r>
-        <w:t>Week 25 Test and reflect</w:t>
-      </w:r>
-    </w:p>
-    <w:p>
-      <w:pPr>
-        <w:pStyle w:val="Heading1"/>
-      </w:pPr>
-      <w:r>
-        <w:t>08. Design a revealing test</w:t>
-      </w:r>
-    </w:p>
-    <w:p>
-      <w:r>
-        <w:t>Specify a changed input, expected result and observation separately.</w:t>
-      </w:r>
-    </w:p>
-    <w:p>
-      <w:pPr>
-        <w:spacing w:line="336" w:lineRule="auto" w:after="180"/>
-      </w:pPr>
-      <w:r>
-        <w:rPr>
-          <w:b w:val="0"/>
-        </w:rPr>
-        <w:t xml:space="preserve">Create a changed </w:t>
-      </w:r>
-      <w:r>
-        <w:rPr>
-          <w:b/>
-        </w:rPr>
-        <w:t>input</w:t>
-      </w:r>
-      <w:r>
-        <w:rPr>
-          <w:b w:val="0"/>
-        </w:rPr>
-        <w:t>, boundary case or missing-information case. Write the expected answer or safe response before testing.</w:t>
-      </w:r>
-    </w:p>
-    <w:tbl>
-      <w:tblPr>
-        <w:tblStyle w:val="LightShading-Accent1"/>
-        <w:tblW w:type="auto" w:w="0"/>
-        <w:tblLook w:firstColumn="1" w:firstRow="1" w:lastColumn="0" w:lastRow="0" w:noHBand="0" w:noVBand="1" w:val="04A0"/>
-      </w:tblPr>
-      <w:tblGrid>
-        <w:gridCol w:w="5112"/>
-        <w:gridCol w:w="5112"/>
-      </w:tblGrid>
-      <w:tr>
-        <w:trPr>
-          <w:tblHeader/>
-        </w:trPr>
-        <w:tc>
-          <w:tcPr>
-            <w:tcW w:type="dxa" w:w="5112"/>
-          </w:tcPr>
-          <w:p>
-            <w:r>
-              <w:t>Test record</w:t>
-            </w:r>
-          </w:p>
-        </w:tc>
-        <w:tc>
-          <w:tcPr>
-            <w:tcW w:type="dxa" w:w="5112"/>
-          </w:tcPr>
-          <w:p>
-            <w:r>
-              <w:t>My evidence</w:t>
-            </w:r>
-          </w:p>
-        </w:tc>
-      </w:tr>
-      <w:tr>
-        <w:tc>
-          <w:tcPr>
-            <w:tcW w:type="dxa" w:w="5112"/>
-          </w:tcPr>
-          <w:p>
-            <w:r>
-              <w:t>Changed input or condition</w:t>
-            </w:r>
-          </w:p>
-        </w:tc>
-        <w:tc>
-          <w:tcPr>
-            <w:tcW w:type="dxa" w:w="5112"/>
-          </w:tcPr>
-          <w:p>
-            <w:r/>
-          </w:p>
-        </w:tc>
-      </w:tr>
-      <w:tr>
-        <w:tc>
-          <w:tcPr>
-            <w:tcW w:type="dxa" w:w="5112"/>
-          </w:tcPr>
-          <w:p>
-            <w:r>
-              <w:t>Expected answer or fallback</w:t>
-            </w:r>
-          </w:p>
-        </w:tc>
-        <w:tc>
-          <w:tcPr>
-            <w:tcW w:type="dxa" w:w="5112"/>
-          </w:tcPr>
-          <w:p>
-            <w:r/>
-          </w:p>
-        </w:tc>
-      </w:tr>
-      <w:tr>
-        <w:tc>
-          <w:tcPr>
-            <w:tcW w:type="dxa" w:w="5112"/>
-          </w:tcPr>
-          <w:p>
-            <w:r>
-              <w:t>Observed result</w:t>
-            </w:r>
-          </w:p>
-        </w:tc>
-        <w:tc>
-          <w:tcPr>
-            <w:tcW w:type="dxa" w:w="5112"/>
-          </w:tcPr>
-          <w:p>
-            <w:r/>
-          </w:p>
-        </w:tc>
-      </w:tr>
-      <w:tr>
-        <w:tc>
-          <w:tcPr>
-            <w:tcW w:type="dxa" w:w="5112"/>
-          </w:tcPr>
-          <w:p>
-            <w:r>
-              <w:t>Why the result occurred</w:t>
-            </w:r>
-          </w:p>
-        </w:tc>
-        <w:tc>
-          <w:tcPr>
-            <w:tcW w:type="dxa" w:w="5112"/>
-          </w:tcPr>
-          <w:p>
-            <w:r/>
-          </w:p>
-        </w:tc>
-      </w:tr>
-    </w:tbl>
-    <w:p>
-      <w:pPr>
-        <w:pStyle w:val="Heading1"/>
-      </w:pPr>
-      <w:r>
-        <w:t>09. Project checkpoint</w:t>
-      </w:r>
-    </w:p>
-    <w:p>
-      <w:r>
-        <w:t>Justify what Metrics Match Consequences adds to Responsible Plant Classifier and keep the evidence.</w:t>
-      </w:r>
-    </w:p>
-    <w:p>
-      <w:pPr>
-        <w:spacing w:line="336" w:lineRule="auto" w:after="180"/>
-      </w:pPr>
-      <w:r>
-        <w:rPr>
-          <w:b w:val="0"/>
-        </w:rPr>
-        <w:t xml:space="preserve">Approve the Plant Classifier </w:t>
-      </w:r>
-      <w:r>
-        <w:rPr>
-          <w:b/>
-        </w:rPr>
-        <w:t>metric suite</w:t>
-      </w:r>
-      <w:r>
-        <w:rPr>
-          <w:b w:val="0"/>
-        </w:rPr>
-        <w:t>: accuracy for context, spotted precision/recall, confusion matrix, and subgroup slices.</w:t>
-      </w:r>
-    </w:p>
-    <w:p>
-      <w:pPr>
-        <w:spacing w:line="336" w:lineRule="auto" w:after="180"/>
-      </w:pPr>
-      <w:r>
-        <w:rPr>
-          <w:b w:val="0"/>
-        </w:rPr>
-        <w:t xml:space="preserve">The project change and </w:t>
-      </w:r>
-      <w:r>
-        <w:rPr>
-          <w:b/>
-        </w:rPr>
-        <w:t>evidence</w:t>
-      </w:r>
-      <w:r>
-        <w:rPr>
-          <w:b w:val="0"/>
-        </w:rPr>
-        <w:t xml:space="preserve"> I will keep</w:t>
-      </w:r>
-    </w:p>
-    <w:p>
-      <w:pPr>
-        <w:pStyle w:val="Heading3"/>
-      </w:pPr>
-      <w:r>
-        <w:t>Write or draw your reasoning and evidence.</w:t>
-      </w:r>
-    </w:p>
-    <w:p>
-      <w:r>
-        <w:t>________________________________________________________________</w:t>
-      </w:r>
-    </w:p>
-    <w:p>
-      <w:r>
-        <w:t>________________________________________________________________</w:t>
-      </w:r>
-    </w:p>
-    <w:p>
-      <w:r>
-        <w:t>________________________________________________________________</w:t>
-      </w:r>
-    </w:p>
-    <w:p>
-      <w:r>
-        <w:t>________________________________________________________________</w:t>
-      </w:r>
-    </w:p>
-    <w:p>
-      <w:r>
-        <w:t>________________________________________________________________</w:t>
-      </w:r>
-    </w:p>
-    <w:p>
-      <w:pPr>
-        <w:pStyle w:val="Heading1"/>
-      </w:pPr>
-      <w:r>
-        <w:t>10. Self check</w:t>
-      </w:r>
-    </w:p>
-    <w:p>
-      <w:r>
-        <w:t>Judge explanation, evidence, transfer and limits separately; attach the work behind your judgement.</w:t>
-      </w:r>
-    </w:p>
-    <w:p>
-      <w:pPr>
-        <w:pStyle w:val="ListBullet"/>
-      </w:pPr>
-      <w:r>
-        <w:t>I can explain the mechanism.</w:t>
-      </w:r>
-    </w:p>
-    <w:p>
-      <w:pPr>
-        <w:pStyle w:val="ListBullet"/>
-      </w:pPr>
-      <w:r>
-        <w:t>I can show evidence.</w:t>
-      </w:r>
-    </w:p>
-    <w:p>
-      <w:pPr>
-        <w:pStyle w:val="ListBullet"/>
-      </w:pPr>
-      <w:r>
-        <w:t>I can handle a changed case.</w:t>
-      </w:r>
-    </w:p>
-    <w:p>
-      <w:pPr>
-        <w:pStyle w:val="ListBullet"/>
-      </w:pPr>
-      <w:r>
-        <w:t>I can name a limit.</w:t>
-      </w:r>
-    </w:p>
-    <w:p>
-      <w:r>
-        <w:t>Mark each as not yet, with help or independently, and attach supporting work.</w:t>
-      </w:r>
-    </w:p>
-    <w:p>
-      <w:pPr>
-        <w:spacing w:line="336" w:lineRule="auto" w:after="180"/>
-      </w:pPr>
-      <w:r>
-        <w:rPr>
-          <w:b w:val="0"/>
-        </w:rPr>
-        <w:t>Teacher review ____________________  Next step ____________________</w:t>
-      </w:r>
-    </w:p>
-    <w:p>
-      <w:pPr>
-        <w:pStyle w:val="Heading1"/>
-      </w:pPr>
-      <w:r>
-        <w:t>11. Transfer practice from the original programme</w:t>
-      </w:r>
-    </w:p>
-    <w:p>
-      <w:r>
-        <w:t>Use this earlier case as transfer practice. A case already discussed with feedback is not fresh assessment evidence.</w:t>
-      </w:r>
-    </w:p>
-    <w:p>
-      <w:pPr>
-        <w:spacing w:line="336" w:lineRule="auto" w:after="180"/>
-        <w:shd w:fill="F5F1FB"/>
-      </w:pPr>
-      <w:r>
-        <w:rPr>
-          <w:b w:val="0"/>
-        </w:rPr>
-        <w:t xml:space="preserve">A reviewer can inspect at most 10 alerts daily. Model A flags 20 cases with higher recall; B flags 8 with lower recall. What </w:t>
-      </w:r>
-      <w:r>
-        <w:rPr>
-          <w:b/>
-        </w:rPr>
-        <w:t>evidence</w:t>
-      </w:r>
-      <w:r>
-        <w:rPr>
-          <w:b w:val="0"/>
-        </w:rPr>
-        <w:t xml:space="preserve"> is needed before choosing a </w:t>
-      </w:r>
-      <w:r>
-        <w:rPr>
-          <w:b/>
-        </w:rPr>
-        <w:t>threshold</w:t>
-      </w:r>
-      <w:r>
-        <w:rPr>
-          <w:b w:val="0"/>
-        </w:rPr>
-        <w:t>?</w:t>
-      </w:r>
-    </w:p>
-    <w:p>
-      <w:pPr>
-        <w:pStyle w:val="Heading3"/>
-      </w:pPr>
-      <w:r>
-        <w:t>My independently reasoned answer</w:t>
-      </w:r>
-    </w:p>
-    <w:p>
-      <w:r>
-        <w:t>________________________________________________________________</w:t>
-      </w:r>
-    </w:p>
-    <w:p>
-      <w:r>
-        <w:t>________________________________________________________________</w:t>
-      </w:r>
-    </w:p>
-    <w:p>
-      <w:r>
-        <w:t>________________________________________________________________</w:t>
-      </w:r>
-    </w:p>
-    <w:p>
-      <w:r>
-        <w:t>________________________________________________________________</w:t>
-      </w:r>
-    </w:p>
-    <w:p>
-      <w:r>
-        <w:t>________________________________________________________________</w:t>
-      </w:r>
-    </w:p>
-    <w:p>
-      <w:r>
-        <w:t>________________________________________________________________</w:t>
-      </w:r>
-    </w:p>
-    <w:p>
-      <w:r>
-        <w:t>________________________________________________________________</w:t>
-      </w:r>
-    </w:p>
-    <w:p>
-      <w:pPr>
-        <w:spacing w:line="336" w:lineRule="auto" w:after="180"/>
-      </w:pPr>
-      <w:r>
-        <w:rPr>
-          <w:b w:val="0"/>
-        </w:rPr>
-        <w:t>Record support used: none, hint or teacher explanation.</w:t>
-      </w:r>
-    </w:p>
-    <w:p>
-      <w:pPr>
-        <w:pStyle w:val="Heading1"/>
-      </w:pPr>
-      <w:r>
-        <w:t>12. W1 Apply the boundary</w:t>
-      </w:r>
-    </w:p>
-    <w:p>
-      <w:r>
-        <w:t>Apply the boundary. Apply the supplied Metrics Match Consequences facts and keep your reasoning.</w:t>
-      </w:r>
-    </w:p>
-    <w:p>
-      <w:pPr>
-        <w:spacing w:line="336" w:lineRule="auto" w:after="180"/>
-        <w:shd w:fill="F5F1FB"/>
-      </w:pPr>
-      <w:r>
-        <w:rPr>
-          <w:b w:val="0"/>
-        </w:rPr>
-        <w:t>Which IDs are positive at .5 and .3?</w:t>
-      </w:r>
-    </w:p>
-    <w:p>
-      <w:pPr>
-        <w:pStyle w:val="Heading3"/>
-      </w:pPr>
-      <w:r>
-        <w:t>My reasoning and evidence</w:t>
-      </w:r>
-    </w:p>
-    <w:p>
-      <w:r>
-        <w:t>________________________________________________________________</w:t>
-      </w:r>
-    </w:p>
-    <w:p>
-      <w:r>
-        <w:t>________________________________________________________________</w:t>
-      </w:r>
-    </w:p>
-    <w:p>
-      <w:r>
-        <w:t>________________________________________________________________</w:t>
-      </w:r>
-    </w:p>
-    <w:p>
-      <w:r>
-        <w:t>________________________________________________________________</w:t>
-      </w:r>
-    </w:p>
-    <w:p>
-      <w:r>
-        <w:t>________________________________________________________________</w:t>
-      </w:r>
-    </w:p>
-    <w:p>
-      <w:r>
-        <w:t>________________________________________________________________</w:t>
-      </w:r>
-    </w:p>
-    <w:p>
-      <w:pPr>
-        <w:pStyle w:val="Heading1"/>
-      </w:pPr>
-      <w:r>
-        <w:t>13. W2 Count the consequences</w:t>
-      </w:r>
-    </w:p>
-    <w:p>
-      <w:r>
-        <w:t>Count the consequences. Apply the supplied Metrics Match Consequences facts and keep your reasoning.</w:t>
-      </w:r>
-    </w:p>
-    <w:p>
-      <w:pPr>
-        <w:spacing w:line="336" w:lineRule="auto" w:after="180"/>
-      </w:pPr>
-      <w:r>
-        <w:rPr>
-          <w:b w:val="0"/>
-        </w:rPr>
-        <w:t xml:space="preserve">Give TP, FP, FN, TN at both </w:t>
-      </w:r>
-      <w:r>
-        <w:rPr>
-          <w:b/>
-        </w:rPr>
-        <w:t>threshold</w:t>
-      </w:r>
-      <w:r>
-        <w:rPr>
-          <w:b w:val="0"/>
-        </w:rPr>
-        <w:t>s.</w:t>
-      </w:r>
-    </w:p>
-    <w:p>
-      <w:pPr>
-        <w:pStyle w:val="Heading3"/>
-      </w:pPr>
-      <w:r>
-        <w:t>My reasoning and evidence</w:t>
-      </w:r>
-    </w:p>
-    <w:p>
-      <w:r>
-        <w:t>________________________________________________________________</w:t>
-      </w:r>
-    </w:p>
-    <w:p>
-      <w:r>
-        <w:t>________________________________________________________________</w:t>
-      </w:r>
-    </w:p>
-    <w:p>
-      <w:r>
-        <w:t>________________________________________________________________</w:t>
-      </w:r>
-    </w:p>
-    <w:p>
-      <w:r>
-        <w:t>________________________________________________________________</w:t>
-      </w:r>
-    </w:p>
-    <w:p>
-      <w:r>
-        <w:t>________________________________________________________________</w:t>
-      </w:r>
-    </w:p>
-    <w:p>
-      <w:r>
-        <w:t>________________________________________________________________</w:t>
-      </w:r>
-    </w:p>
-    <w:p>
-      <w:pPr>
-        <w:pStyle w:val="Heading1"/>
-      </w:pPr>
-      <w:r>
-        <w:t>14. W3 Use the declared cost</w:t>
-      </w:r>
-    </w:p>
-    <w:p>
-      <w:r>
-        <w:t>Use the declared cost. Apply the supplied Metrics Match Consequences facts and keep your reasoning.</w:t>
-      </w:r>
-    </w:p>
-    <w:p>
-      <w:pPr>
-        <w:spacing w:line="336" w:lineRule="auto" w:after="180"/>
-      </w:pPr>
-      <w:r>
-        <w:rPr>
-          <w:b w:val="0"/>
-        </w:rPr>
-        <w:t>Calculate costs with FP cost 1 and FN cost 4.</w:t>
-      </w:r>
-    </w:p>
-    <w:p>
-      <w:pPr>
-        <w:pStyle w:val="Heading3"/>
-      </w:pPr>
-      <w:r>
-        <w:t>My reasoning and evidence</w:t>
-      </w:r>
-    </w:p>
-    <w:p>
-      <w:r>
-        <w:t>________________________________________________________________</w:t>
-      </w:r>
-    </w:p>
-    <w:p>
-      <w:r>
-        <w:t>________________________________________________________________</w:t>
-      </w:r>
-    </w:p>
-    <w:p>
-      <w:r>
-        <w:t>________________________________________________________________</w:t>
-      </w:r>
-    </w:p>
-    <w:p>
-      <w:r>
-        <w:t>________________________________________________________________</w:t>
-      </w:r>
-    </w:p>
-    <w:p>
-      <w:r>
-        <w:t>________________________________________________________________</w:t>
-      </w:r>
-    </w:p>
-    <w:p>
-      <w:r>
-        <w:t>________________________________________________________________</w:t>
-      </w:r>
-    </w:p>
-    <w:p>
-      <w:pPr>
-        <w:pStyle w:val="Heading1"/>
-      </w:pPr>
-      <w:r>
-        <w:t>15. W4 Apply independently</w:t>
-      </w:r>
-    </w:p>
-    <w:p>
-      <w:r>
-        <w:t>Attempt before feedback. If this repeats the selected independent case, reuse that first attempt; otherwise keep a separate record. Apply independently. Apply the supplied Metrics Match Consequences facts and keep your reasoning.</w:t>
-      </w:r>
-    </w:p>
-    <w:p>
-      <w:pPr>
-        <w:pStyle w:val="Heading3"/>
-      </w:pPr>
-      <w:r>
-        <w:t>Rules supplied for this independent case</w:t>
-      </w:r>
-    </w:p>
-    <w:p>
-      <w:pPr>
-        <w:spacing w:line="336" w:lineRule="auto" w:after="180"/>
-        <w:shd w:fill="F1F6F8"/>
-      </w:pPr>
-      <w:r>
-        <w:rPr>
-          <w:b w:val="0"/>
-        </w:rPr>
-        <w:t>Cost and decision rules: blocked is positive; predict blocked when score is at least the threshold, including equality. A false positive costs 1 unit and a false negative costs 4 units. Total cost = FP + 4 × FN. Compare both thresholds on exactly these four records.</w:t>
-      </w:r>
-    </w:p>
-    <w:p>
-      <w:pPr>
-        <w:spacing w:line="336" w:lineRule="auto" w:after="180"/>
-      </w:pPr>
-      <w:r>
-        <w:rPr>
-          <w:b/>
-        </w:rPr>
-        <w:t>Score</w:t>
-      </w:r>
-      <w:r>
-        <w:rPr>
-          <w:b w:val="0"/>
-        </w:rPr>
-        <w:t xml:space="preserve">s/references are .8/blocked,.5/clear,.2/blocked,.1/clear. Compare </w:t>
-      </w:r>
-      <w:r>
-        <w:rPr>
-          <w:b/>
-        </w:rPr>
-        <w:t>threshold</w:t>
-      </w:r>
-      <w:r>
-        <w:rPr>
-          <w:b w:val="0"/>
-        </w:rPr>
-        <w:t>s .5 and .2 using the same cost.</w:t>
-      </w:r>
-    </w:p>
-    <w:p>
-      <w:pPr>
-        <w:pStyle w:val="Heading3"/>
-      </w:pPr>
-      <w:r>
-        <w:t>My reasoning and evidence</w:t>
-      </w:r>
-    </w:p>
-    <w:p>
-      <w:r>
-        <w:t>________________________________________________________________</w:t>
-      </w:r>
-    </w:p>
-    <w:p>
-      <w:r>
-        <w:t>________________________________________________________________</w:t>
-      </w:r>
-    </w:p>
-    <w:p>
-      <w:r>
-        <w:t>________________________________________________________________</w:t>
-      </w:r>
-    </w:p>
-    <w:p>
-      <w:r>
-        <w:t>________________________________________________________________</w:t>
-      </w:r>
-    </w:p>
-    <w:p>
-      <w:r>
-        <w:t>________________________________________________________________</w:t>
-      </w:r>
-    </w:p>
-    <w:p>
-      <w:r>
-        <w:t>________________________________________________________________</w:t>
-      </w:r>
-    </w:p>
-    <w:p>
-      <w:r>
-        <w:t>________________________________________________________________</w:t>
-      </w:r>
-    </w:p>
-    <w:p>
-      <w:r>
-        <w:t>________________________________________________________________</w:t>
-      </w:r>
-    </w:p>
-    <w:p>
-      <w:pPr>
-        <w:pStyle w:val="Heading1"/>
-      </w:pPr>
-      <w:r>
-        <w:t>16. W5 Protect the final test</w:t>
-      </w:r>
-    </w:p>
-    <w:p>
-      <w:r>
-        <w:t>Protect the final test. Apply the supplied Metrics Match Consequences facts and keep your reasoning.</w:t>
-      </w:r>
-    </w:p>
-    <w:p>
-      <w:pPr>
-        <w:spacing w:line="336" w:lineRule="auto" w:after="180"/>
-        <w:shd w:fill="F5F1FB"/>
-      </w:pPr>
-      <w:r>
-        <w:rPr>
-          <w:b w:val="0"/>
-        </w:rPr>
-        <w:t xml:space="preserve">Why not select the </w:t>
-      </w:r>
-      <w:r>
-        <w:rPr>
-          <w:b/>
-        </w:rPr>
-        <w:t>threshold</w:t>
-      </w:r>
-      <w:r>
-        <w:rPr>
-          <w:b w:val="0"/>
-        </w:rPr>
-        <w:t xml:space="preserve"> with the lowest final-test cost?</w:t>
-      </w:r>
-    </w:p>
-    <w:p>
-      <w:pPr>
-        <w:pStyle w:val="Heading3"/>
-      </w:pPr>
-      <w:r>
-        <w:t>My reasoning and evidence</w:t>
-      </w:r>
-    </w:p>
-    <w:p>
-      <w:r>
-        <w:t>________________________________________________________________</w:t>
-      </w:r>
-    </w:p>
-    <w:p>
-      <w:r>
-        <w:t>________________________________________________________________</w:t>
-      </w:r>
-    </w:p>
-    <w:p>
-      <w:r>
-        <w:t>________________________________________________________________</w:t>
-      </w:r>
-    </w:p>
-    <w:p>
-      <w:r>
-        <w:t>________________________________________________________________</w:t>
-      </w:r>
-    </w:p>
-    <w:p>
-      <w:r>
-        <w:t>________________________________________________________________</w:t>
-      </w:r>
-    </w:p>
-    <w:p>
-      <w:r>
-        <w:t>________________________________________________________________</w:t>
-      </w:r>
-    </w:p>
-    <w:p>
-      <w:pPr>
-        <w:pStyle w:val="Heading1"/>
-      </w:pPr>
-      <w:r>
-        <w:t>17. Feedback, return check and learning record</w:t>
-      </w:r>
-    </w:p>
-    <w:p>
-      <w:r>
-        <w:t>Record the first repaired step and a different case to revisit after a delay.</w:t>
+        <w:t>17. Feedback · Repair and return</w:t>
+      </w:r>
+    </w:p>
+    <w:p>
+      <w:r>
+        <w:t>Keep this task’s complete inputs, stated rule and support record together.</w:t>
+      </w:r>
+    </w:p>
+    <w:p>
+      <w:pPr>
+        <w:pStyle w:val="Heading2"/>
+      </w:pPr>
+      <w:r>
+        <w:t>Task and evidence record</w:t>
       </w:r>
     </w:p>
     <w:tbl>
@@ -1714,12 +809,9 @@
     </w:tbl>
     <w:p>
       <w:pPr>
-        <w:spacing w:line="336" w:lineRule="auto" w:after="180"/>
-      </w:pPr>
-      <w:r>
-        <w:rPr>
-          <w:b w:val="0"/>
-        </w:rPr>
+        <w:pStyle w:val="ListBullet"/>
+      </w:pPr>
+      <w:r>
         <w:t>Revisit this idea with your teacher after a delay. Familiarity is different from explaining and using it on a changed case.</w:t>
       </w:r>
     </w:p>
@@ -1728,99 +820,785 @@
         <w:pStyle w:val="Heading1"/>
       </w:pPr>
       <w:r>
-        <w:t>18. Pictorial case practice: Metrics Match Consequences</w:t>
-      </w:r>
-    </w:p>
-    <w:p>
-      <w:r>
-        <w:t>Translate a threshold choice into missed-leaf and false-alarm costs. Explain the labelled step before checking the changed condition.</w:t>
-      </w:r>
-    </w:p>
-    <w:p>
-      <w:pPr>
-        <w:spacing w:line="336" w:lineRule="auto" w:after="180"/>
-      </w:pPr>
-      <w:r>
-        <w:rPr>
-          <w:b w:val="0"/>
-        </w:rPr>
-        <w:t xml:space="preserve">Translate a </w:t>
-      </w:r>
-      <w:r>
-        <w:rPr>
-          <w:b/>
-        </w:rPr>
-        <w:t>threshold</w:t>
-      </w:r>
-      <w:r>
-        <w:rPr>
-          <w:b w:val="0"/>
-        </w:rPr>
-        <w:t xml:space="preserve"> choice into missed-leaf and false-alarm costs.</w:t>
-      </w:r>
-    </w:p>
-    <w:p>
-      <w:pPr>
-        <w:spacing w:line="336" w:lineRule="auto" w:after="180"/>
-      </w:pPr>
-      <w:r>
-        <w:rPr>
-          <w:b/>
-        </w:rPr>
-        <w:t>Score</w:t>
-      </w:r>
-      <w:r>
-        <w:rPr>
-          <w:b w:val="0"/>
-        </w:rPr>
-        <w:t xml:space="preserve">s/reference: 0.9 spotted, 0.6 healthy, 0.4 spotted, 0.1 healthy. Predict spotted at </w:t>
-      </w:r>
-      <w:r>
-        <w:rPr>
-          <w:b/>
-        </w:rPr>
-        <w:t>score</w:t>
-      </w:r>
-      <w:r>
-        <w:rPr>
-          <w:b w:val="0"/>
-        </w:rPr>
-        <w:t>&gt;=</w:t>
-      </w:r>
-      <w:r>
-        <w:rPr>
-          <w:b/>
-        </w:rPr>
-        <w:t>threshold</w:t>
-      </w:r>
-      <w:r>
-        <w:rPr>
-          <w:b w:val="0"/>
-        </w:rPr>
-        <w:t>. Miss cost5; false-alarm cost1.</w:t>
-      </w:r>
-    </w:p>
-    <w:p>
-      <w:pPr>
-        <w:spacing w:line="336" w:lineRule="auto" w:after="180"/>
-      </w:pPr>
-      <w:r>
-        <w:rPr>
-          <w:b w:val="0"/>
-        </w:rPr>
-        <w:t xml:space="preserve">All </w:t>
-      </w:r>
-      <w:r>
-        <w:rPr>
-          <w:b/>
-        </w:rPr>
-        <w:t>input</w:t>
-      </w:r>
-      <w:r>
-        <w:rPr>
-          <w:b w:val="0"/>
-        </w:rPr>
-        <w:t>s and outcomes in this worked example are invented classroom data; no real model run is claimed.</w:t>
+        <w:t>10. Finish · Judge your evidence</w:t>
+      </w:r>
+    </w:p>
+    <w:p>
+      <w:r>
+        <w:t>Keep this task’s complete inputs, stated rule and support record together.</w:t>
+      </w:r>
+    </w:p>
+    <w:p>
+      <w:pPr>
+        <w:pStyle w:val="Heading2"/>
+      </w:pPr>
+      <w:r>
+        <w:t>Task and evidence record</w:t>
+      </w:r>
+    </w:p>
+    <w:p>
+      <w:pPr>
+        <w:pStyle w:val="ListBullet"/>
+      </w:pPr>
+      <w:r>
+        <w:t>I can explain the mechanism. I can show evidence. I can handle a changed case. I can name a limit. Mark each as not yet, with help or independently, and attach supporting work.</w:t>
+      </w:r>
+    </w:p>
+    <w:p>
+      <w:pPr>
+        <w:pStyle w:val="ListBullet"/>
+      </w:pPr>
+      <w:r>
+        <w:t>Teacher review ____________________  Next step ____________________</w:t>
+      </w:r>
+    </w:p>
+    <w:p>
+      <w:pPr>
+        <w:pStyle w:val="Heading1"/>
+      </w:pPr>
+      <w:r>
+        <w:t>Reference bank and extra practice</w:t>
+      </w:r>
+    </w:p>
+    <w:p>
+      <w:pPr>
+        <w:pStyle w:val="Heading1"/>
+      </w:pPr>
+      <w:r>
+        <w:t>02. Reference · Supported W2 record</w:t>
+      </w:r>
+    </w:p>
+    <w:p>
+      <w:r>
+        <w:t>Keep this task’s complete inputs, stated rule and support record together.</w:t>
+      </w:r>
+    </w:p>
+    <w:p>
+      <w:pPr>
+        <w:pStyle w:val="Heading2"/>
+      </w:pPr>
+      <w:r>
+        <w:t>Task and evidence record</w:t>
+      </w:r>
+    </w:p>
+    <w:p>
+      <w:pPr>
+        <w:pStyle w:val="ListBullet"/>
+      </w:pPr>
+      <w:r>
+        <w:t>Use W2: Count the consequences for Thresholds and consequences. Record the answer once; the lesson and workbook refer to the same attempt.</w:t>
+      </w:r>
+    </w:p>
+    <w:tbl>
+      <w:tblPr>
+        <w:tblStyle w:val="LightShading-Accent1"/>
+        <w:tblW w:type="auto" w:w="0"/>
+        <w:tblLook w:firstColumn="1" w:firstRow="1" w:lastColumn="0" w:lastRow="0" w:noHBand="0" w:noVBand="1" w:val="04A0"/>
+      </w:tblPr>
+      <w:tblGrid>
+        <w:gridCol w:w="2556"/>
+        <w:gridCol w:w="2556"/>
+        <w:gridCol w:w="2556"/>
+        <w:gridCol w:w="2556"/>
+      </w:tblGrid>
+      <w:tr>
+        <w:trPr>
+          <w:tblHeader/>
+        </w:trPr>
+        <w:tc>
+          <w:tcPr>
+            <w:tcW w:type="dxa" w:w="2556"/>
+          </w:tcPr>
+          <w:p>
+            <w:r>
+              <w:t>Given inputs</w:t>
+            </w:r>
+          </w:p>
+        </w:tc>
+        <w:tc>
+          <w:tcPr>
+            <w:tcW w:type="dxa" w:w="2556"/>
+          </w:tcPr>
+          <w:p>
+            <w:r>
+              <w:t>Procedure I chose</w:t>
+            </w:r>
+          </w:p>
+        </w:tc>
+        <w:tc>
+          <w:tcPr>
+            <w:tcW w:type="dxa" w:w="2556"/>
+          </w:tcPr>
+          <w:p>
+            <w:r>
+              <w:t>Middle steps</w:t>
+            </w:r>
+          </w:p>
+        </w:tc>
+        <w:tc>
+          <w:tcPr>
+            <w:tcW w:type="dxa" w:w="2556"/>
+          </w:tcPr>
+          <w:p>
+            <w:r>
+              <w:t>Result and check</w:t>
+            </w:r>
+          </w:p>
+        </w:tc>
+      </w:tr>
+      <w:tr>
+        <w:tc>
+          <w:tcPr>
+            <w:tcW w:type="dxa" w:w="2556"/>
+          </w:tcPr>
+          <w:p>
+            <w:r/>
+          </w:p>
+        </w:tc>
+        <w:tc>
+          <w:tcPr>
+            <w:tcW w:type="dxa" w:w="2556"/>
+          </w:tcPr>
+          <w:p>
+            <w:r/>
+          </w:p>
+        </w:tc>
+        <w:tc>
+          <w:tcPr>
+            <w:tcW w:type="dxa" w:w="2556"/>
+          </w:tcPr>
+          <w:p>
+            <w:r/>
+          </w:p>
+        </w:tc>
+        <w:tc>
+          <w:tcPr>
+            <w:tcW w:type="dxa" w:w="2556"/>
+          </w:tcPr>
+          <w:p>
+            <w:r/>
+          </w:p>
+        </w:tc>
+      </w:tr>
+    </w:tbl>
+    <w:p>
+      <w:pPr>
+        <w:pStyle w:val="Heading3"/>
+      </w:pPr>
+      <w:r>
+        <w:t>The step I completed without help, and the hint I needed</w:t>
+      </w:r>
+    </w:p>
+    <w:p>
+      <w:r>
+        <w:t>________________________________________________________________</w:t>
+      </w:r>
+    </w:p>
+    <w:p>
+      <w:r>
+        <w:t>________________________________________________________________</w:t>
+      </w:r>
+    </w:p>
+    <w:p>
+      <w:r>
+        <w:t>________________________________________________________________</w:t>
+      </w:r>
+    </w:p>
+    <w:p>
+      <w:pPr>
+        <w:pStyle w:val="Heading1"/>
+      </w:pPr>
+      <w:r>
+        <w:t>03. Extra practice · Individual reasoning check</w:t>
+      </w:r>
+    </w:p>
+    <w:p>
+      <w:r>
+        <w:t>Keep this task’s complete inputs, stated rule and support record together.</w:t>
+      </w:r>
+    </w:p>
+    <w:p>
+      <w:pPr>
+        <w:pStyle w:val="Heading2"/>
+      </w:pPr>
+      <w:r>
+        <w:t>Task and evidence record</w:t>
+      </w:r>
+    </w:p>
+    <w:p>
+      <w:pPr>
+        <w:pStyle w:val="ListBullet"/>
+      </w:pPr>
+      <w:r>
+        <w:t>Use the worked case for Thresholds and consequences. Proposed explanation: “A final answer is enough”. Decide whether this explanation is supported. Point to the step or supplied fact that decides; explain your repair if needed.</w:t>
+      </w:r>
+    </w:p>
+    <w:p>
+      <w:pPr>
+        <w:pStyle w:val="Heading3"/>
+      </w:pPr>
+      <w:r>
+        <w:t>My explanation before partner discussion</w:t>
+      </w:r>
+    </w:p>
+    <w:p>
+      <w:r>
+        <w:t>________________________________________________________________</w:t>
+      </w:r>
+    </w:p>
+    <w:p>
+      <w:r>
+        <w:t>________________________________________________________________</w:t>
+      </w:r>
+    </w:p>
+    <w:p>
+      <w:r>
+        <w:t>________________________________________________________________</w:t>
+      </w:r>
+    </w:p>
+    <w:p>
+      <w:r>
+        <w:t>________________________________________________________________</w:t>
+      </w:r>
+    </w:p>
+    <w:p>
+      <w:pPr>
+        <w:pStyle w:val="Heading1"/>
+      </w:pPr>
+      <w:r>
+        <w:t>05. Reference · Earlier learning target</w:t>
+      </w:r>
+    </w:p>
+    <w:p>
+      <w:r>
+        <w:t>Keep this task’s complete inputs, stated rule and support record together.</w:t>
+      </w:r>
+    </w:p>
+    <w:p>
+      <w:pPr>
+        <w:pStyle w:val="Heading2"/>
+      </w:pPr>
+      <w:r>
+        <w:t>Task and evidence record</w:t>
+      </w:r>
+    </w:p>
+    <w:p>
+      <w:pPr>
+        <w:pStyle w:val="ListBullet"/>
+      </w:pPr>
+      <w:r>
+        <w:t>A reviewer can inspect at most 10 alerts daily. Model A flags 20 cases with higher recall; B flags 8 with lower recall. What evidence is needed before choosing a threshold?</w:t>
+      </w:r>
+    </w:p>
+    <w:p>
+      <w:pPr>
+        <w:pStyle w:val="Heading1"/>
+      </w:pPr>
+      <w:r>
+        <w:t>06. Extra practice · Earlier complete case</w:t>
+      </w:r>
+    </w:p>
+    <w:p>
+      <w:r>
+        <w:t>Keep this task’s complete inputs, stated rule and support record together.</w:t>
+      </w:r>
+    </w:p>
+    <w:p>
+      <w:pPr>
+        <w:pStyle w:val="Heading2"/>
+      </w:pPr>
+      <w:r>
+        <w:t>Task and evidence record</w:t>
+      </w:r>
+    </w:p>
+    <w:p>
+      <w:pPr>
+        <w:pStyle w:val="ListBullet"/>
+      </w:pPr>
+      <w:r>
+        <w:t>Spotting alerts can miss disease signs or create unnecessary healthy-leaf reviews.</w:t>
+      </w:r>
+    </w:p>
+    <w:p>
+      <w:pPr>
+        <w:pStyle w:val="ListBullet"/>
+      </w:pPr>
+      <w:r>
+        <w:t>Connect metrics to consequences.</w:t>
+      </w:r>
+    </w:p>
+    <w:p>
+      <w:pPr>
+        <w:pStyle w:val="ListBullet"/>
+      </w:pPr>
+      <w:r>
+        <w:t>Show your trace, calculation or evidence</w:t>
+      </w:r>
+    </w:p>
+    <w:p>
+      <w:pPr>
+        <w:pStyle w:val="Heading3"/>
+      </w:pPr>
+      <w:r>
+        <w:t>Write or draw your reasoning and evidence.</w:t>
+      </w:r>
+    </w:p>
+    <w:p>
+      <w:r>
+        <w:t>________________________________________________________________</w:t>
+      </w:r>
+    </w:p>
+    <w:p>
+      <w:r>
+        <w:t>________________________________________________________________</w:t>
+      </w:r>
+    </w:p>
+    <w:p>
+      <w:r>
+        <w:t>________________________________________________________________</w:t>
+      </w:r>
+    </w:p>
+    <w:p>
+      <w:r>
+        <w:t>________________________________________________________________</w:t>
+      </w:r>
+    </w:p>
+    <w:p>
+      <w:r>
+        <w:t>________________________________________________________________</w:t>
+      </w:r>
+    </w:p>
+    <w:p>
+      <w:pPr>
+        <w:pStyle w:val="Heading1"/>
+      </w:pPr>
+      <w:r>
+        <w:t>07. Extra practice · Changed case</w:t>
+      </w:r>
+    </w:p>
+    <w:p>
+      <w:r>
+        <w:t>Keep this task’s complete inputs, stated rule and support record together.</w:t>
+      </w:r>
+    </w:p>
+    <w:p>
+      <w:pPr>
+        <w:pStyle w:val="Heading2"/>
+      </w:pPr>
+      <w:r>
+        <w:t>Task and evidence record</w:t>
+      </w:r>
+    </w:p>
+    <w:p>
+      <w:pPr>
+        <w:pStyle w:val="ListBullet"/>
+      </w:pPr>
+      <w:r>
+        <w:t>Missing a diseased plant is considered more costly than a false alarm, but staff can review only ten alerts daily. Which evaluation trade-off should be discussed?</w:t>
+      </w:r>
+    </w:p>
+    <w:p>
+      <w:pPr>
+        <w:pStyle w:val="ListBullet"/>
+      </w:pPr>
+      <w:r>
+        <w:t>My independent answer and reason</w:t>
+      </w:r>
+    </w:p>
+    <w:p>
+      <w:pPr>
+        <w:pStyle w:val="Heading3"/>
+      </w:pPr>
+      <w:r>
+        <w:t>Write or draw your reasoning and evidence.</w:t>
+      </w:r>
+    </w:p>
+    <w:p>
+      <w:r>
+        <w:t>________________________________________________________________</w:t>
+      </w:r>
+    </w:p>
+    <w:p>
+      <w:r>
+        <w:t>________________________________________________________________</w:t>
+      </w:r>
+    </w:p>
+    <w:p>
+      <w:r>
+        <w:t>________________________________________________________________</w:t>
+      </w:r>
+    </w:p>
+    <w:p>
+      <w:r>
+        <w:t>________________________________________________________________</w:t>
+      </w:r>
+    </w:p>
+    <w:p>
+      <w:r>
+        <w:t>________________________________________________________________</w:t>
+      </w:r>
+    </w:p>
+    <w:p>
+      <w:pPr>
+        <w:pStyle w:val="Heading3"/>
+      </w:pPr>
+      <w:r>
+        <w:t>Week 25 Test and reflect</w:t>
+      </w:r>
+    </w:p>
+    <w:p>
+      <w:pPr>
+        <w:pStyle w:val="Heading1"/>
+      </w:pPr>
+      <w:r>
+        <w:t>08. Extra practice · Design a revealing test</w:t>
+      </w:r>
+    </w:p>
+    <w:p>
+      <w:r>
+        <w:t>Keep this task’s complete inputs, stated rule and support record together.</w:t>
+      </w:r>
+    </w:p>
+    <w:p>
+      <w:pPr>
+        <w:pStyle w:val="Heading2"/>
+      </w:pPr>
+      <w:r>
+        <w:t>Task and evidence record</w:t>
+      </w:r>
+    </w:p>
+    <w:p>
+      <w:pPr>
+        <w:pStyle w:val="ListBullet"/>
+      </w:pPr>
+      <w:r>
+        <w:t>Create a changed input, boundary case or missing-information case. Write the expected answer or safe response before testing.</w:t>
+      </w:r>
+    </w:p>
+    <w:tbl>
+      <w:tblPr>
+        <w:tblStyle w:val="LightShading-Accent1"/>
+        <w:tblW w:type="auto" w:w="0"/>
+        <w:tblLook w:firstColumn="1" w:firstRow="1" w:lastColumn="0" w:lastRow="0" w:noHBand="0" w:noVBand="1" w:val="04A0"/>
+      </w:tblPr>
+      <w:tblGrid>
+        <w:gridCol w:w="5112"/>
+        <w:gridCol w:w="5112"/>
+      </w:tblGrid>
+      <w:tr>
+        <w:trPr>
+          <w:tblHeader/>
+        </w:trPr>
+        <w:tc>
+          <w:tcPr>
+            <w:tcW w:type="dxa" w:w="5112"/>
+          </w:tcPr>
+          <w:p>
+            <w:r>
+              <w:t>Test record</w:t>
+            </w:r>
+          </w:p>
+        </w:tc>
+        <w:tc>
+          <w:tcPr>
+            <w:tcW w:type="dxa" w:w="5112"/>
+          </w:tcPr>
+          <w:p>
+            <w:r>
+              <w:t>My evidence</w:t>
+            </w:r>
+          </w:p>
+        </w:tc>
+      </w:tr>
+      <w:tr>
+        <w:tc>
+          <w:tcPr>
+            <w:tcW w:type="dxa" w:w="5112"/>
+          </w:tcPr>
+          <w:p>
+            <w:r>
+              <w:t>Changed input or condition</w:t>
+            </w:r>
+          </w:p>
+        </w:tc>
+        <w:tc>
+          <w:tcPr>
+            <w:tcW w:type="dxa" w:w="5112"/>
+          </w:tcPr>
+          <w:p>
+            <w:r/>
+          </w:p>
+        </w:tc>
+      </w:tr>
+      <w:tr>
+        <w:tc>
+          <w:tcPr>
+            <w:tcW w:type="dxa" w:w="5112"/>
+          </w:tcPr>
+          <w:p>
+            <w:r>
+              <w:t>Expected answer or fallback</w:t>
+            </w:r>
+          </w:p>
+        </w:tc>
+        <w:tc>
+          <w:tcPr>
+            <w:tcW w:type="dxa" w:w="5112"/>
+          </w:tcPr>
+          <w:p>
+            <w:r/>
+          </w:p>
+        </w:tc>
+      </w:tr>
+      <w:tr>
+        <w:tc>
+          <w:tcPr>
+            <w:tcW w:type="dxa" w:w="5112"/>
+          </w:tcPr>
+          <w:p>
+            <w:r>
+              <w:t>Observed result</w:t>
+            </w:r>
+          </w:p>
+        </w:tc>
+        <w:tc>
+          <w:tcPr>
+            <w:tcW w:type="dxa" w:w="5112"/>
+          </w:tcPr>
+          <w:p>
+            <w:r/>
+          </w:p>
+        </w:tc>
+      </w:tr>
+      <w:tr>
+        <w:tc>
+          <w:tcPr>
+            <w:tcW w:type="dxa" w:w="5112"/>
+          </w:tcPr>
+          <w:p>
+            <w:r>
+              <w:t>Why the result occurred</w:t>
+            </w:r>
+          </w:p>
+        </w:tc>
+        <w:tc>
+          <w:tcPr>
+            <w:tcW w:type="dxa" w:w="5112"/>
+          </w:tcPr>
+          <w:p>
+            <w:r/>
+          </w:p>
+        </w:tc>
+      </w:tr>
+    </w:tbl>
+    <w:p>
+      <w:pPr>
+        <w:pStyle w:val="Heading1"/>
+      </w:pPr>
+      <w:r>
+        <w:t>11. Extra practice · Earlier transfer</w:t>
+      </w:r>
+    </w:p>
+    <w:p>
+      <w:r>
+        <w:t>Keep this task’s complete inputs, stated rule and support record together.</w:t>
+      </w:r>
+    </w:p>
+    <w:p>
+      <w:pPr>
+        <w:pStyle w:val="Heading2"/>
+      </w:pPr>
+      <w:r>
+        <w:t>Task and evidence record</w:t>
+      </w:r>
+    </w:p>
+    <w:p>
+      <w:pPr>
+        <w:pStyle w:val="ListBullet"/>
+      </w:pPr>
+      <w:r>
+        <w:t>A reviewer can inspect at most 10 alerts daily. Model A flags 20 cases with higher recall; B flags 8 with lower recall. What evidence is needed before choosing a threshold?</w:t>
+      </w:r>
+    </w:p>
+    <w:p>
+      <w:pPr>
+        <w:pStyle w:val="Heading3"/>
+      </w:pPr>
+      <w:r>
+        <w:t>My independently reasoned answer</w:t>
+      </w:r>
+    </w:p>
+    <w:p>
+      <w:r>
+        <w:t>________________________________________________________________</w:t>
+      </w:r>
+    </w:p>
+    <w:p>
+      <w:r>
+        <w:t>________________________________________________________________</w:t>
+      </w:r>
+    </w:p>
+    <w:p>
+      <w:r>
+        <w:t>________________________________________________________________</w:t>
+      </w:r>
+    </w:p>
+    <w:p>
+      <w:r>
+        <w:t>________________________________________________________________</w:t>
+      </w:r>
+    </w:p>
+    <w:p>
+      <w:r>
+        <w:t>________________________________________________________________</w:t>
+      </w:r>
+    </w:p>
+    <w:p>
+      <w:r>
+        <w:t>________________________________________________________________</w:t>
+      </w:r>
+    </w:p>
+    <w:p>
+      <w:r>
+        <w:t>________________________________________________________________</w:t>
+      </w:r>
+    </w:p>
+    <w:p>
+      <w:pPr>
+        <w:pStyle w:val="ListBullet"/>
+      </w:pPr>
+      <w:r>
+        <w:t>Record support used: none, hint or teacher explanation.</w:t>
+      </w:r>
+    </w:p>
+    <w:p>
+      <w:pPr>
+        <w:pStyle w:val="Heading1"/>
+      </w:pPr>
+      <w:r>
+        <w:t>15. Reference · Earlier W4 record</w:t>
+      </w:r>
+    </w:p>
+    <w:p>
+      <w:r>
+        <w:t>Keep this task’s complete inputs, stated rule and support record together.</w:t>
+      </w:r>
+    </w:p>
+    <w:p>
+      <w:pPr>
+        <w:pStyle w:val="Heading2"/>
+      </w:pPr>
+      <w:r>
+        <w:t>Task and evidence record</w:t>
+      </w:r>
+    </w:p>
+    <w:p>
+      <w:pPr>
+        <w:pStyle w:val="ListBullet"/>
+      </w:pPr>
+      <w:r>
+        <w:t>Cost and decision rules: blocked is positive; predict blocked when score is at least the threshold, including equality. A false positive costs 1 unit and a false negative costs 4 units. Total cost = FP + 4 × FN. Compare both thresholds on exactly these four records.</w:t>
+      </w:r>
+    </w:p>
+    <w:p>
+      <w:pPr>
+        <w:pStyle w:val="ListBullet"/>
+      </w:pPr>
+      <w:r>
+        <w:t>Scores/references are .8/blocked,.5/clear,.2/blocked,.1/clear. Compare thresholds .5 and .2 using the same cost.</w:t>
+      </w:r>
+    </w:p>
+    <w:p>
+      <w:pPr>
+        <w:pStyle w:val="Heading3"/>
+      </w:pPr>
+      <w:r>
+        <w:t>My reasoning and evidence</w:t>
+      </w:r>
+    </w:p>
+    <w:p>
+      <w:r>
+        <w:t>________________________________________________________________</w:t>
+      </w:r>
+    </w:p>
+    <w:p>
+      <w:r>
+        <w:t>________________________________________________________________</w:t>
+      </w:r>
+    </w:p>
+    <w:p>
+      <w:r>
+        <w:t>________________________________________________________________</w:t>
+      </w:r>
+    </w:p>
+    <w:p>
+      <w:r>
+        <w:t>________________________________________________________________</w:t>
+      </w:r>
+    </w:p>
+    <w:p>
+      <w:r>
+        <w:t>________________________________________________________________</w:t>
+      </w:r>
+    </w:p>
+    <w:p>
+      <w:r>
+        <w:t>________________________________________________________________</w:t>
+      </w:r>
+    </w:p>
+    <w:p>
+      <w:r>
+        <w:t>________________________________________________________________</w:t>
+      </w:r>
+    </w:p>
+    <w:p>
+      <w:r>
+        <w:t>________________________________________________________________</w:t>
+      </w:r>
+    </w:p>
+    <w:p>
+      <w:pPr>
+        <w:pStyle w:val="Heading1"/>
+      </w:pPr>
+      <w:r>
+        <w:t>18. Extra practice · Pictured case</w:t>
+      </w:r>
+    </w:p>
+    <w:p>
+      <w:r>
+        <w:t>Keep this task’s complete inputs, stated rule and support record together.</w:t>
+      </w:r>
+    </w:p>
+    <w:p>
+      <w:pPr>
+        <w:pStyle w:val="Heading2"/>
+      </w:pPr>
+      <w:r>
+        <w:t>Task and evidence record</w:t>
+      </w:r>
+    </w:p>
+    <w:p>
+      <w:pPr>
+        <w:pStyle w:val="ListBullet"/>
+      </w:pPr>
+      <w:r>
+        <w:t>Translate a threshold choice into missed-leaf and false-alarm costs.</w:t>
+      </w:r>
+    </w:p>
+    <w:p>
+      <w:pPr>
+        <w:pStyle w:val="ListBullet"/>
+      </w:pPr>
+      <w:r>
+        <w:t>Scores/reference: 0.9 spotted, 0.6 healthy, 0.4 spotted, 0.1 healthy. Predict spotted at score&gt;=threshold. Miss cost5; false-alarm cost1.</w:t>
+      </w:r>
+    </w:p>
+    <w:p>
+      <w:pPr>
+        <w:pStyle w:val="ListBullet"/>
+      </w:pPr>
+      <w:r>
+        <w:t>All inputs and outcomes in this worked example are invented classroom data; no real model run is claimed.</w:t>
       </w:r>
     </w:p>
     <w:p>
@@ -1861,37 +1639,10 @@
     </w:p>
     <w:p>
       <w:pPr>
-        <w:spacing w:line="336" w:lineRule="auto" w:after="180"/>
-      </w:pPr>
-      <w:r>
-        <w:rPr>
-          <w:b w:val="0"/>
-        </w:rPr>
-        <w:t xml:space="preserve">Which labels determine the false-alarm count at </w:t>
-      </w:r>
-      <w:r>
-        <w:rPr>
-          <w:b/>
-        </w:rPr>
-        <w:t>threshold</w:t>
-      </w:r>
-      <w:r>
-        <w:rPr>
-          <w:b w:val="0"/>
-        </w:rPr>
-        <w:t xml:space="preserve"> 0.4? Point to the relevant step in the picture, then write the changed result and the rule or </w:t>
-      </w:r>
-      <w:r>
-        <w:rPr>
-          <w:b/>
-        </w:rPr>
-        <w:t>evidence</w:t>
-      </w:r>
-      <w:r>
-        <w:rPr>
-          <w:b w:val="0"/>
-        </w:rPr>
-        <w:t xml:space="preserve"> that supports it.</w:t>
+        <w:pStyle w:val="ListBullet"/>
+      </w:pPr>
+      <w:r>
+        <w:t>Which labels determine the false-alarm count at threshold 0.4? Point to the relevant step in the picture, then write the changed result and the rule or evidence that supports it.</w:t>
       </w:r>
     </w:p>
     <w:p>
@@ -1934,68 +1685,18 @@
     </w:p>
     <w:p>
       <w:pPr>
-        <w:pStyle w:val="Heading3"/>
-      </w:pPr>
-      <w:r>
-        <w:t>Record the help used</w:t>
-      </w:r>
-    </w:p>
-    <w:p>
-      <w:pPr>
-        <w:spacing w:line="336" w:lineRule="auto" w:after="180"/>
-        <w:shd w:fill="F1F6F8"/>
-      </w:pPr>
-      <w:r>
-        <w:rPr>
-          <w:b w:val="0"/>
-        </w:rPr>
-        <w:t xml:space="preserve">Support used: alone / hint / worked example. This record is practice </w:t>
-      </w:r>
-      <w:r>
-        <w:rPr>
-          <w:b/>
-        </w:rPr>
-        <w:t>evidence</w:t>
-      </w:r>
-      <w:r>
-        <w:rPr>
-          <w:b w:val="0"/>
-        </w:rPr>
-        <w:t>.</w:t>
-      </w:r>
-    </w:p>
-    <w:p>
-      <w:pPr>
-        <w:spacing w:line="336" w:lineRule="auto" w:after="180"/>
-      </w:pPr>
-      <w:r>
-        <w:rPr>
-          <w:b w:val="0"/>
-        </w:rPr>
-        <w:t xml:space="preserve">Project connection: For your Responsible Plant Classifier, save the </w:t>
-      </w:r>
-      <w:r>
-        <w:rPr>
-          <w:b/>
-        </w:rPr>
-        <w:t>input</w:t>
-      </w:r>
-      <w:r>
-        <w:rPr>
-          <w:b w:val="0"/>
-        </w:rPr>
-        <w:t>, procedure, observed result and limitation of this check.</w:t>
-      </w:r>
-    </w:p>
-    <w:p>
-      <w:pPr>
-        <w:spacing w:line="336" w:lineRule="auto" w:after="180"/>
-      </w:pPr>
-      <w:r>
-        <w:rPr>
-          <w:b w:val="0"/>
-        </w:rPr>
-        <w:t>Label this worked example as practice; use a different, previously unreviewed case when checking independent understanding.</w:t>
+        <w:pStyle w:val="ListBullet"/>
+      </w:pPr>
+      <w:r>
+        <w:t>Support used: alone / hint / worked example. This record is practice evidence.</w:t>
+      </w:r>
+    </w:p>
+    <w:p>
+      <w:pPr>
+        <w:pStyle w:val="ListBullet"/>
+      </w:pPr>
+      <w:r>
+        <w:t>Project connection: For your Responsible Plant Classifier, save the input, procedure, observed result and limitation of this check. Label this worked example as practice; use a different, previously unreviewed case when checking independent understanding.</w:t>
       </w:r>
     </w:p>
     <w:p>
@@ -2003,80 +1704,44 @@
         <w:pStyle w:val="Heading1"/>
       </w:pPr>
       <w:r>
-        <w:t>19. Project portfolio milestone</w:t>
-      </w:r>
-    </w:p>
-    <w:p>
-      <w:r>
-        <w:t>Keep this week’s input, deciding step, result and limit together in the Responsible Plant Classifier record.</w:t>
-      </w:r>
-    </w:p>
-    <w:p>
-      <w:pPr>
-        <w:spacing w:line="336" w:lineRule="auto" w:after="180"/>
-      </w:pPr>
-      <w:r>
-        <w:rPr>
-          <w:b w:val="0"/>
-        </w:rPr>
+        <w:t>19. Reference · Project portfolio milestone</w:t>
+      </w:r>
+    </w:p>
+    <w:p>
+      <w:r>
+        <w:t>Keep this task’s complete inputs, stated rule and support record together.</w:t>
+      </w:r>
+    </w:p>
+    <w:p>
+      <w:pPr>
+        <w:pStyle w:val="Heading2"/>
+      </w:pPr>
+      <w:r>
+        <w:t>Task and evidence record</w:t>
+      </w:r>
+    </w:p>
+    <w:p>
+      <w:pPr>
+        <w:pStyle w:val="ListBullet"/>
+      </w:pPr>
+      <w:r>
         <w:t>Project: Responsible Plant Classifier</w:t>
       </w:r>
     </w:p>
     <w:p>
       <w:pPr>
-        <w:spacing w:line="336" w:lineRule="auto" w:after="180"/>
-      </w:pPr>
-      <w:r>
-        <w:rPr>
-          <w:b w:val="0"/>
-        </w:rPr>
-        <w:t xml:space="preserve">Current milestone: Prepare the demonstration. Gather reproducible instructions, </w:t>
-      </w:r>
-      <w:r>
-        <w:rPr>
-          <w:b/>
-        </w:rPr>
-        <w:t>evidence</w:t>
-      </w:r>
-      <w:r>
-        <w:rPr>
-          <w:b w:val="0"/>
-        </w:rPr>
-        <w:t>, access checks and remaining limitations.</w:t>
-      </w:r>
-    </w:p>
-    <w:p>
-      <w:pPr>
-        <w:spacing w:line="336" w:lineRule="auto" w:after="180"/>
-      </w:pPr>
-      <w:r>
-        <w:rPr>
-          <w:b w:val="0"/>
-        </w:rPr>
-        <w:t xml:space="preserve">For your Responsible Plant Classifier, save the </w:t>
-      </w:r>
-      <w:r>
-        <w:rPr>
-          <w:b/>
-        </w:rPr>
-        <w:t>input</w:t>
-      </w:r>
-      <w:r>
-        <w:rPr>
-          <w:b w:val="0"/>
-        </w:rPr>
-        <w:t>, procedure, observed result and limitation of this check.</w:t>
-      </w:r>
-    </w:p>
-    <w:p>
-      <w:pPr>
-        <w:spacing w:line="336" w:lineRule="auto" w:after="180"/>
-      </w:pPr>
-      <w:r>
-        <w:rPr>
-          <w:b w:val="0"/>
-        </w:rPr>
-        <w:t>Label this worked example as practice; use a different, previously unreviewed case when checking independent understanding.</w:t>
+        <w:pStyle w:val="ListBullet"/>
+      </w:pPr>
+      <w:r>
+        <w:t>Current milestone: Prepare the demonstration. Gather reproducible instructions, evidence, access checks and remaining limitations.</w:t>
+      </w:r>
+    </w:p>
+    <w:p>
+      <w:pPr>
+        <w:pStyle w:val="ListBullet"/>
+      </w:pPr>
+      <w:r>
+        <w:t>For your Responsible Plant Classifier, save the input, procedure, observed result and limitation of this check. Label this worked example as practice; use a different, previously unreviewed case when checking independent understanding.</w:t>
       </w:r>
     </w:p>
     <w:tbl>
@@ -2233,12 +1898,615 @@
         <w:pStyle w:val="Heading1"/>
       </w:pPr>
       <w:r>
-        <w:t>20. Supported practice and learning evidence</w:t>
-      </w:r>
-    </w:p>
-    <w:p>
-      <w:r>
-        <w:t>Try the supported questions before comparing with hints and feedback. Record what you repaired and the evidence you retained.</w:t>
+        <w:t>20. Extra practice · Predict, check and repair</w:t>
+      </w:r>
+    </w:p>
+    <w:p>
+      <w:r>
+        <w:t>Keep supported feedback separate from the reserved independent case.</w:t>
+      </w:r>
+    </w:p>
+    <w:p>
+      <w:pPr>
+        <w:pStyle w:val="Heading2"/>
+      </w:pPr>
+      <w:r>
+        <w:t>First supported question and hint</w:t>
+      </w:r>
+    </w:p>
+    <w:p>
+      <w:pPr>
+        <w:pStyle w:val="ListBullet"/>
+      </w:pPr>
+      <w:r>
+        <w:t>Translate a threshold choice into missed-leaf and false-alarm costs.</w:t>
+      </w:r>
+    </w:p>
+    <w:p>
+      <w:pPr>
+        <w:pStyle w:val="Heading3"/>
+      </w:pPr>
+      <w:r>
+        <w:t>Practice 1: explain the deciding evidence</w:t>
+      </w:r>
+    </w:p>
+    <w:p>
+      <w:pPr>
+        <w:pStyle w:val="ListBullet"/>
+      </w:pPr>
+      <w:r>
+        <w:t>Which labelled step matches this detail? Threshold0.4 has smaller validation cost on these four cases.</w:t>
+      </w:r>
+    </w:p>
+    <w:p>
+      <w:pPr>
+        <w:pStyle w:val="ListBullet"/>
+      </w:pPr>
+      <w:r>
+        <w:t>1. Threshold0.4</w:t>
+      </w:r>
+    </w:p>
+    <w:p>
+      <w:pPr>
+        <w:pStyle w:val="ListBullet"/>
+      </w:pPr>
+      <w:r>
+        <w:t>2. Choose for stated costs</w:t>
+      </w:r>
+    </w:p>
+    <w:p>
+      <w:pPr>
+        <w:pStyle w:val="ListBullet"/>
+      </w:pPr>
+      <w:r>
+        <w:t>3. Threshold0.7</w:t>
+      </w:r>
+    </w:p>
+    <w:p>
+      <w:pPr>
+        <w:pStyle w:val="Heading3"/>
+      </w:pPr>
+      <w:r>
+        <w:t>My selected conclusion, deciding fact and explanation</w:t>
+      </w:r>
+    </w:p>
+    <w:p>
+      <w:r>
+        <w:t>________________________________________________________________</w:t>
+      </w:r>
+    </w:p>
+    <w:p>
+      <w:r>
+        <w:t>________________________________________________________________</w:t>
+      </w:r>
+    </w:p>
+    <w:p>
+      <w:r>
+        <w:t>________________________________________________________________</w:t>
+      </w:r>
+    </w:p>
+    <w:p>
+      <w:r>
+        <w:t>________________________________________________________________</w:t>
+      </w:r>
+    </w:p>
+    <w:p>
+      <w:r>
+        <w:t>________________________________________________________________</w:t>
+      </w:r>
+    </w:p>
+    <w:p>
+      <w:pPr>
+        <w:pStyle w:val="ListBullet"/>
+      </w:pPr>
+      <w:r>
+        <w:t>Hint if needed: Read the steps in the pictorial case. Match the supplied detail to the stage that performs or records it.</w:t>
+      </w:r>
+    </w:p>
+    <w:p>
+      <w:pPr>
+        <w:pStyle w:val="Heading2"/>
+      </w:pPr>
+      <w:r>
+        <w:t>Check the first explanation · reference / check after trying</w:t>
+      </w:r>
+    </w:p>
+    <w:p>
+      <w:pPr>
+        <w:spacing w:line="336" w:lineRule="auto" w:after="180"/>
+      </w:pPr>
+      <w:r>
+        <w:rPr>
+          <w:b w:val="0"/>
+        </w:rPr>
+        <w:t xml:space="preserve">After your attempt, compare with the supported explanation: Choose for stated costs </w:t>
+      </w:r>
+      <w:r>
+        <w:rPr>
+          <w:b/>
+        </w:rPr>
+        <w:t>Threshold</w:t>
+      </w:r>
+      <w:r>
+        <w:rPr>
+          <w:b w:val="0"/>
+        </w:rPr>
+        <w:t>0.4 has smaller validation cost on these four cases. Read the picture in order.</w:t>
+      </w:r>
+    </w:p>
+    <w:p>
+      <w:pPr>
+        <w:spacing w:line="336" w:lineRule="auto" w:after="180"/>
+      </w:pPr>
+      <w:r>
+        <w:rPr>
+          <w:b/>
+        </w:rPr>
+        <w:t>Threshold</w:t>
+      </w:r>
+      <w:r>
+        <w:rPr>
+          <w:b w:val="0"/>
+        </w:rPr>
+        <w:t xml:space="preserve">0.4 has smaller validation cost on these four cases. The arrows show which recorded </w:t>
+      </w:r>
+      <w:r>
+        <w:rPr>
+          <w:b/>
+        </w:rPr>
+        <w:t>input</w:t>
+      </w:r>
+      <w:r>
+        <w:rPr>
+          <w:b w:val="0"/>
+        </w:rPr>
+        <w:t xml:space="preserve"> or intermediate result each decision uses.</w:t>
+      </w:r>
+    </w:p>
+    <w:p>
+      <w:pPr>
+        <w:spacing w:line="336" w:lineRule="auto" w:after="180"/>
+      </w:pPr>
+      <w:r>
+        <w:rPr>
+          <w:b w:val="0"/>
+        </w:rPr>
+        <w:t>Explain the deciding step aloud before checking the changed case; pointing to the final answer alone does not show how it follows.</w:t>
+      </w:r>
+    </w:p>
+    <w:p>
+      <w:pPr>
+        <w:pStyle w:val="Heading2"/>
+      </w:pPr>
+      <w:r>
+        <w:t>Changed-case question and hint</w:t>
+      </w:r>
+    </w:p>
+    <w:p>
+      <w:pPr>
+        <w:pStyle w:val="Heading3"/>
+      </w:pPr>
+      <w:r>
+        <w:t>Practice 2: explain the deciding evidence</w:t>
+      </w:r>
+    </w:p>
+    <w:p>
+      <w:pPr>
+        <w:pStyle w:val="ListBullet"/>
+      </w:pPr>
+      <w:r>
+        <w:t>Changed-case practice: Miss and false-alarm costs swap to1 and 5. Which conclusion is supported by the supplied facts?</w:t>
+      </w:r>
+    </w:p>
+    <w:p>
+      <w:pPr>
+        <w:pStyle w:val="ListBullet"/>
+      </w:pPr>
+      <w:r>
+        <w:t>1. This one example guarantees correct results for every future input.</w:t>
+      </w:r>
+    </w:p>
+    <w:p>
+      <w:pPr>
+        <w:pStyle w:val="ListBullet"/>
+      </w:pPr>
+      <w:r>
+        <w:t>2. We can decide the result without examining the changed input or the procedure.</w:t>
+      </w:r>
+    </w:p>
+    <w:p>
+      <w:pPr>
+        <w:pStyle w:val="ListBullet"/>
+      </w:pPr>
+      <w:r>
+        <w:t>3. Threshold0.7 costs1 while0.4 costs5; preferred threshold switches.</w:t>
+      </w:r>
+    </w:p>
+    <w:p>
+      <w:pPr>
+        <w:pStyle w:val="Heading3"/>
+      </w:pPr>
+      <w:r>
+        <w:t>My selected conclusion, deciding fact and explanation</w:t>
+      </w:r>
+    </w:p>
+    <w:p>
+      <w:r>
+        <w:t>________________________________________________________________</w:t>
+      </w:r>
+    </w:p>
+    <w:p>
+      <w:r>
+        <w:t>________________________________________________________________</w:t>
+      </w:r>
+    </w:p>
+    <w:p>
+      <w:r>
+        <w:t>________________________________________________________________</w:t>
+      </w:r>
+    </w:p>
+    <w:p>
+      <w:r>
+        <w:t>________________________________________________________________</w:t>
+      </w:r>
+    </w:p>
+    <w:p>
+      <w:r>
+        <w:t>________________________________________________________________</w:t>
+      </w:r>
+    </w:p>
+    <w:p>
+      <w:pPr>
+        <w:pStyle w:val="ListBullet"/>
+      </w:pPr>
+      <w:r>
+        <w:t>Hint if needed: Use the changed condition and the deciding step in the pictorial trace. The answer must say what follows from those facts.</w:t>
+      </w:r>
+    </w:p>
+    <w:p>
+      <w:pPr>
+        <w:pStyle w:val="Heading2"/>
+      </w:pPr>
+      <w:r>
+        <w:t>Check the changed explanation · reference / check after trying</w:t>
+      </w:r>
+    </w:p>
+    <w:p>
+      <w:pPr>
+        <w:spacing w:line="336" w:lineRule="auto" w:after="180"/>
+      </w:pPr>
+      <w:r>
+        <w:rPr>
+          <w:b w:val="0"/>
+        </w:rPr>
+        <w:t xml:space="preserve">After your attempt, compare with the supported explanation: </w:t>
+      </w:r>
+      <w:r>
+        <w:rPr>
+          <w:b/>
+        </w:rPr>
+        <w:t>Threshold</w:t>
+      </w:r>
+      <w:r>
+        <w:rPr>
+          <w:b w:val="0"/>
+        </w:rPr>
+        <w:t xml:space="preserve">0.7 costs1 while0.4 costs5; preferred </w:t>
+      </w:r>
+      <w:r>
+        <w:rPr>
+          <w:b/>
+        </w:rPr>
+        <w:t>threshold</w:t>
+      </w:r>
+      <w:r>
+        <w:rPr>
+          <w:b w:val="0"/>
+        </w:rPr>
+        <w:t xml:space="preserve"> switches. Metric choice encodes the declared </w:t>
+      </w:r>
+      <w:r>
+        <w:rPr>
+          <w:b/>
+        </w:rPr>
+        <w:t>consequence</w:t>
+      </w:r>
+      <w:r>
+        <w:rPr>
+          <w:b w:val="0"/>
+        </w:rPr>
+        <w:t xml:space="preserve">s, not a universal best </w:t>
+      </w:r>
+      <w:r>
+        <w:rPr>
+          <w:b/>
+        </w:rPr>
+        <w:t>threshold</w:t>
+      </w:r>
+      <w:r>
+        <w:rPr>
+          <w:b w:val="0"/>
+        </w:rPr>
+        <w:t>.</w:t>
+      </w:r>
+    </w:p>
+    <w:p>
+      <w:pPr>
+        <w:pStyle w:val="Heading2"/>
+      </w:pPr>
+      <w:r>
+        <w:t>Repair and keep the record</w:t>
+      </w:r>
+    </w:p>
+    <w:p>
+      <w:pPr>
+        <w:spacing w:line="336" w:lineRule="auto" w:after="180"/>
+      </w:pPr>
+      <w:r>
+        <w:rPr>
+          <w:b w:val="0"/>
+        </w:rPr>
+        <w:t xml:space="preserve">Review Train, Validation, Test (ai-4/24). Goal: Select a model using a declared validation rule. Short practice: Why does B’s zero </w:t>
+      </w:r>
+      <w:r>
+        <w:rPr>
+          <w:b/>
+        </w:rPr>
+        <w:t>training</w:t>
+      </w:r>
+      <w:r>
+        <w:rPr>
+          <w:b w:val="0"/>
+        </w:rPr>
+        <w:t xml:space="preserve"> MAE not settle the original choice?</w:t>
+      </w:r>
+    </w:p>
+    <w:p>
+      <w:pPr>
+        <w:spacing w:line="336" w:lineRule="auto" w:after="180"/>
+      </w:pPr>
+      <w:r>
+        <w:rPr>
+          <w:b w:val="0"/>
+        </w:rPr>
+        <w:t xml:space="preserve">Point to the relevant step in the picture, then write the changed result and the rule or </w:t>
+      </w:r>
+      <w:r>
+        <w:rPr>
+          <w:b/>
+        </w:rPr>
+        <w:t>evidence</w:t>
+      </w:r>
+      <w:r>
+        <w:rPr>
+          <w:b w:val="0"/>
+        </w:rPr>
+        <w:t xml:space="preserve"> that supports it.. Return to this week and explain what you changed.</w:t>
+      </w:r>
+    </w:p>
+    <w:p>
+      <w:pPr>
+        <w:spacing w:line="336" w:lineRule="auto" w:after="180"/>
+      </w:pPr>
+      <w:r>
+        <w:rPr>
+          <w:b w:val="0"/>
+        </w:rPr>
+        <w:t xml:space="preserve">Review Train a Regression Model (ai-4/22). Goal: Fit a line from a declared </w:t>
+      </w:r>
+      <w:r>
+        <w:rPr>
+          <w:b/>
+        </w:rPr>
+        <w:t>training</w:t>
+      </w:r>
+      <w:r>
+        <w:rPr>
+          <w:b w:val="0"/>
+        </w:rPr>
+        <w:t xml:space="preserve"> candidate set. Short practice: May day3’s evaluation label choose the candidate line?</w:t>
+      </w:r>
+    </w:p>
+    <w:p>
+      <w:pPr>
+        <w:spacing w:line="336" w:lineRule="auto" w:after="180"/>
+      </w:pPr>
+      <w:r>
+        <w:rPr>
+          <w:b w:val="0"/>
+        </w:rPr>
+        <w:t xml:space="preserve">Point to the relevant step in the picture, then write the changed result and the rule or </w:t>
+      </w:r>
+      <w:r>
+        <w:rPr>
+          <w:b/>
+        </w:rPr>
+        <w:t>evidence</w:t>
+      </w:r>
+      <w:r>
+        <w:rPr>
+          <w:b w:val="0"/>
+        </w:rPr>
+        <w:t xml:space="preserve"> that supports it.. Return to this week and explain what you changed.</w:t>
+      </w:r>
+    </w:p>
+    <w:p>
+      <w:pPr>
+        <w:spacing w:line="336" w:lineRule="auto" w:after="180"/>
+      </w:pPr>
+      <w:r>
+        <w:rPr>
+          <w:b w:val="0"/>
+        </w:rPr>
+        <w:t xml:space="preserve">Review Regression and Residuals (ai-4/19). Goal: Distinguish numeric </w:t>
+      </w:r>
+      <w:r>
+        <w:rPr>
+          <w:b/>
+        </w:rPr>
+        <w:t>prediction</w:t>
+      </w:r>
+      <w:r>
+        <w:rPr>
+          <w:b w:val="0"/>
+        </w:rPr>
+        <w:t xml:space="preserve"> from classification. Short practice: Which statistic reveals the size of errors without cancellation?</w:t>
+      </w:r>
+    </w:p>
+    <w:p>
+      <w:pPr>
+        <w:spacing w:line="336" w:lineRule="auto" w:after="180"/>
+      </w:pPr>
+      <w:r>
+        <w:rPr>
+          <w:b w:val="0"/>
+        </w:rPr>
+        <w:t xml:space="preserve">Point to the relevant step in the picture, then write the changed result and the rule or </w:t>
+      </w:r>
+      <w:r>
+        <w:rPr>
+          <w:b/>
+        </w:rPr>
+        <w:t>evidence</w:t>
+      </w:r>
+      <w:r>
+        <w:rPr>
+          <w:b w:val="0"/>
+        </w:rPr>
+        <w:t xml:space="preserve"> that supports it.. Return to this week and explain what you changed.</w:t>
+      </w:r>
+    </w:p>
+    <w:p>
+      <w:pPr>
+        <w:spacing w:line="336" w:lineRule="auto" w:after="180"/>
+      </w:pPr>
+      <w:r>
+        <w:rPr>
+          <w:b w:val="0"/>
+        </w:rPr>
+        <w:t xml:space="preserve">The browser lab lets you edit the supported Python examples already included in this lesson. Predict first, run, inspect the actual </w:t>
+      </w:r>
+      <w:r>
+        <w:rPr>
+          <w:b/>
+        </w:rPr>
+        <w:t>output</w:t>
+      </w:r>
+      <w:r>
+        <w:rPr>
+          <w:b w:val="0"/>
+        </w:rPr>
+        <w:t xml:space="preserve"> or error, change one </w:t>
+      </w:r>
+      <w:r>
+        <w:rPr>
+          <w:b/>
+        </w:rPr>
+        <w:t>input</w:t>
+      </w:r>
+      <w:r>
+        <w:rPr>
+          <w:b w:val="0"/>
+        </w:rPr>
+        <w:t>, then run again.</w:t>
+      </w:r>
+    </w:p>
+    <w:p>
+      <w:pPr>
+        <w:spacing w:line="336" w:lineRule="auto" w:after="180"/>
+      </w:pPr>
+      <w:r>
+        <w:rPr>
+          <w:b w:val="0"/>
+        </w:rPr>
+        <w:t xml:space="preserve">Keep code, </w:t>
+      </w:r>
+      <w:r>
+        <w:rPr>
+          <w:b/>
+        </w:rPr>
+        <w:t>prediction</w:t>
+      </w:r>
+      <w:r>
+        <w:rPr>
+          <w:b w:val="0"/>
+        </w:rPr>
+        <w:t>s, actual results and a reasoned revision together. On paper, label your result as a trace rather than an execution.</w:t>
+      </w:r>
+    </w:p>
+    <w:p>
+      <w:pPr>
+        <w:spacing w:line="336" w:lineRule="auto" w:after="180"/>
+      </w:pPr>
+      <w:r>
+        <w:rPr>
+          <w:b w:val="0"/>
+        </w:rPr>
+        <w:t xml:space="preserve">Use Download completed work in the hosted lesson to export your answers, reflections, practice feedback and code-run </w:t>
+      </w:r>
+      <w:r>
+        <w:rPr>
+          <w:b/>
+        </w:rPr>
+        <w:t>evidence</w:t>
+      </w:r>
+      <w:r>
+        <w:rPr>
+          <w:b w:val="0"/>
+        </w:rPr>
+        <w:t>. Open the HTML copy to read or print it.</w:t>
+      </w:r>
+    </w:p>
+    <w:p>
+      <w:pPr>
+        <w:spacing w:line="336" w:lineRule="auto" w:after="180"/>
+      </w:pPr>
+      <w:r>
+        <w:rPr>
+          <w:b w:val="0"/>
+        </w:rPr>
+        <w:t>Drafts stay in this browser when storage is available; clear drafts on a shared device.</w:t>
+      </w:r>
+    </w:p>
+    <w:p>
+      <w:pPr>
+        <w:pStyle w:val="Heading3"/>
+      </w:pPr>
+      <w:r>
+        <w:t>What I repaired, the evidence I kept and the next test</w:t>
+      </w:r>
+    </w:p>
+    <w:p>
+      <w:r>
+        <w:t>________________________________________________________________</w:t>
+      </w:r>
+    </w:p>
+    <w:p>
+      <w:r>
+        <w:t>________________________________________________________________</w:t>
+      </w:r>
+    </w:p>
+    <w:p>
+      <w:r>
+        <w:t>________________________________________________________________</w:t>
+      </w:r>
+    </w:p>
+    <w:p>
+      <w:r>
+        <w:t>________________________________________________________________</w:t>
+      </w:r>
+    </w:p>
+    <w:p>
+      <w:r>
+        <w:t>________________________________________________________________</w:t>
+      </w:r>
+    </w:p>
+    <w:p>
+      <w:pPr>
+        <w:pStyle w:val="Heading2"/>
+      </w:pPr>
+      <w:r>
+        <w:t>Earlier wording, alternatives and picture transcripts · reference / check after trying</w:t>
       </w:r>
     </w:p>
     <w:p>
@@ -2254,116 +2522,10 @@
     </w:p>
     <w:p>
       <w:pPr>
-        <w:spacing w:line="336" w:lineRule="auto" w:after="180"/>
-      </w:pPr>
-      <w:r>
-        <w:rPr>
-          <w:b w:val="0"/>
-        </w:rPr>
-        <w:t xml:space="preserve">Translate a </w:t>
-      </w:r>
-      <w:r>
-        <w:rPr>
-          <w:b/>
-        </w:rPr>
-        <w:t>threshold</w:t>
-      </w:r>
-      <w:r>
-        <w:rPr>
-          <w:b w:val="0"/>
-        </w:rPr>
-        <w:t xml:space="preserve"> choice into missed-leaf and false-alarm costs.</w:t>
-      </w:r>
-    </w:p>
-    <w:p>
-      <w:pPr>
         <w:pStyle w:val="Heading3"/>
       </w:pPr>
       <w:r>
-        <w:t>Practice 1: explain the deciding evidence</w:t>
-      </w:r>
-    </w:p>
-    <w:p>
-      <w:pPr>
-        <w:spacing w:line="336" w:lineRule="auto" w:after="180"/>
-      </w:pPr>
-      <w:r>
-        <w:rPr>
-          <w:b w:val="0"/>
-        </w:rPr>
-        <w:t xml:space="preserve">Which labelled step matches this detail? </w:t>
-      </w:r>
-      <w:r>
-        <w:rPr>
-          <w:b/>
-        </w:rPr>
-        <w:t>Threshold</w:t>
-      </w:r>
-      <w:r>
-        <w:rPr>
-          <w:b w:val="0"/>
-        </w:rPr>
-        <w:t>0.4 has smaller validation cost on these four cases.</w:t>
-      </w:r>
-    </w:p>
-    <w:p>
-      <w:pPr>
-        <w:spacing w:line="336" w:lineRule="auto" w:after="180"/>
-        <w:shd w:fill="F4F9FC"/>
-      </w:pPr>
-      <w:r>
-        <w:rPr>
-          <w:b w:val="0"/>
-        </w:rPr>
-        <w:t xml:space="preserve">1. </w:t>
-      </w:r>
-      <w:r>
-        <w:rPr>
-          <w:b/>
-        </w:rPr>
-        <w:t>Threshold</w:t>
-      </w:r>
-      <w:r>
-        <w:rPr>
-          <w:b w:val="0"/>
-        </w:rPr>
-        <w:t>0.4</w:t>
-      </w:r>
-    </w:p>
-    <w:p>
-      <w:pPr>
-        <w:spacing w:line="336" w:lineRule="auto" w:after="180"/>
-        <w:shd w:fill="F4F9FC"/>
-      </w:pPr>
-      <w:r>
-        <w:rPr>
-          <w:b w:val="0"/>
-        </w:rPr>
-        <w:t>2. Choose for stated costs</w:t>
-      </w:r>
-    </w:p>
-    <w:p>
-      <w:pPr>
-        <w:spacing w:line="336" w:lineRule="auto" w:after="180"/>
-        <w:shd w:fill="F4F9FC"/>
-      </w:pPr>
-      <w:r>
-        <w:rPr>
-          <w:b w:val="0"/>
-        </w:rPr>
-        <w:t xml:space="preserve">3. </w:t>
-      </w:r>
-      <w:r>
-        <w:rPr>
-          <w:b/>
-        </w:rPr>
-        <w:t>Threshold</w:t>
-      </w:r>
-      <w:r>
-        <w:rPr>
-          <w:b w:val="0"/>
-        </w:rPr>
-        <w:t>0.7</w:t>
+        <w:t>Repair a missing building block</w:t>
       </w:r>
     </w:p>
     <w:p>
@@ -2371,32 +2533,7 @@
         <w:pStyle w:val="Heading3"/>
       </w:pPr>
       <w:r>
-        <w:t>My selected conclusion, deciding fact and explanation</w:t>
-      </w:r>
-    </w:p>
-    <w:p>
-      <w:r>
-        <w:t>________________________________________________________________</w:t>
-      </w:r>
-    </w:p>
-    <w:p>
-      <w:r>
-        <w:t>________________________________________________________________</w:t>
-      </w:r>
-    </w:p>
-    <w:p>
-      <w:r>
-        <w:t>________________________________________________________________</w:t>
-      </w:r>
-    </w:p>
-    <w:p>
-      <w:r>
-        <w:t>________________________________________________________________</w:t>
-      </w:r>
-    </w:p>
-    <w:p>
-      <w:r>
-        <w:t>________________________________________________________________</w:t>
+        <w:t>Predict, run and debug</w:t>
       </w:r>
     </w:p>
     <w:p>
@@ -2404,631 +2541,25 @@
         <w:pStyle w:val="Heading3"/>
       </w:pPr>
       <w:r>
-        <w:t>Hint · try first</w:t>
-      </w:r>
-    </w:p>
-    <w:p>
-      <w:pPr>
-        <w:spacing w:line="336" w:lineRule="auto" w:after="180"/>
-        <w:shd w:fill="F1F6F8"/>
-      </w:pPr>
-      <w:r>
-        <w:rPr>
-          <w:b w:val="0"/>
-        </w:rPr>
-        <w:t>Hint if needed: Read the steps in the pictorial case. Match the supplied detail to the stage that performs or records it.</w:t>
-      </w:r>
-    </w:p>
-    <w:p>
-      <w:pPr>
-        <w:pStyle w:val="Heading3"/>
-      </w:pPr>
-      <w:r>
-        <w:t>Feedback · compare after trying</w:t>
-      </w:r>
-    </w:p>
-    <w:p>
-      <w:pPr>
-        <w:spacing w:line="336" w:lineRule="auto" w:after="180"/>
-        <w:shd w:fill="F1F6FC"/>
-      </w:pPr>
-      <w:r>
-        <w:rPr>
-          <w:b w:val="0"/>
-        </w:rPr>
-        <w:t xml:space="preserve">After your attempt, compare with the supported explanation: Choose for stated costs </w:t>
-      </w:r>
-      <w:r>
-        <w:rPr>
-          <w:b/>
-        </w:rPr>
-        <w:t>Threshold</w:t>
-      </w:r>
-      <w:r>
-        <w:rPr>
-          <w:b w:val="0"/>
-        </w:rPr>
-        <w:t>0.4 has smaller validation cost on these four cases. Read the picture in order.</w:t>
-      </w:r>
-    </w:p>
-    <w:p>
-      <w:pPr>
-        <w:spacing w:line="336" w:lineRule="auto" w:after="180"/>
-        <w:shd w:fill="F1F6FC"/>
-      </w:pPr>
-      <w:r>
-        <w:rPr>
-          <w:b/>
-        </w:rPr>
-        <w:t>Threshold</w:t>
-      </w:r>
-      <w:r>
-        <w:rPr>
-          <w:b w:val="0"/>
-        </w:rPr>
-        <w:t xml:space="preserve">0.4 has smaller validation cost on these four cases. The arrows show which recorded </w:t>
-      </w:r>
-      <w:r>
-        <w:rPr>
-          <w:b/>
-        </w:rPr>
-        <w:t>input</w:t>
-      </w:r>
-      <w:r>
-        <w:rPr>
-          <w:b w:val="0"/>
-        </w:rPr>
-        <w:t xml:space="preserve"> or intermediate result each decision uses.</w:t>
-      </w:r>
-    </w:p>
-    <w:p>
-      <w:pPr>
-        <w:spacing w:line="336" w:lineRule="auto" w:after="180"/>
-        <w:shd w:fill="F1F6FC"/>
-      </w:pPr>
-      <w:r>
-        <w:rPr>
-          <w:b w:val="0"/>
-        </w:rPr>
-        <w:t>Explain the deciding step aloud before checking the changed case; pointing to the final answer alone does not show how it follows.</w:t>
-      </w:r>
-    </w:p>
-    <w:p>
-      <w:pPr>
-        <w:pStyle w:val="Heading3"/>
-      </w:pPr>
-      <w:r>
-        <w:t>Practice 2: explain the deciding evidence</w:t>
-      </w:r>
-    </w:p>
-    <w:p>
-      <w:pPr>
-        <w:pStyle w:val="Heading3"/>
-      </w:pPr>
-      <w:r>
-        <w:t>Changed case · predict first</w:t>
-      </w:r>
-    </w:p>
-    <w:p>
-      <w:pPr>
-        <w:spacing w:line="336" w:lineRule="auto" w:after="180"/>
-        <w:shd w:fill="F5F1FB"/>
-      </w:pPr>
-      <w:r>
-        <w:rPr>
-          <w:b w:val="0"/>
-        </w:rPr>
-        <w:t>Changed-case practice: Miss and false-alarm costs swap to1 and 5. Which conclusion is supported by the supplied facts?</w:t>
-      </w:r>
-    </w:p>
-    <w:p>
-      <w:pPr>
-        <w:spacing w:line="336" w:lineRule="auto" w:after="180"/>
-        <w:shd w:fill="F4F9FC"/>
-      </w:pPr>
-      <w:r>
-        <w:rPr>
-          <w:b w:val="0"/>
-        </w:rPr>
-        <w:t xml:space="preserve">1. This one example guarantees correct results for every future </w:t>
-      </w:r>
-      <w:r>
-        <w:rPr>
-          <w:b/>
-        </w:rPr>
-        <w:t>input</w:t>
-      </w:r>
-      <w:r>
-        <w:rPr>
-          <w:b w:val="0"/>
-        </w:rPr>
-        <w:t>.</w:t>
-      </w:r>
-    </w:p>
-    <w:p>
-      <w:pPr>
-        <w:spacing w:line="336" w:lineRule="auto" w:after="180"/>
-        <w:shd w:fill="F4F9FC"/>
-      </w:pPr>
-      <w:r>
-        <w:rPr>
-          <w:b w:val="0"/>
-        </w:rPr>
-        <w:t xml:space="preserve">2. We can decide the result without examining the changed </w:t>
-      </w:r>
-      <w:r>
-        <w:rPr>
-          <w:b/>
-        </w:rPr>
-        <w:t>input</w:t>
-      </w:r>
-      <w:r>
-        <w:rPr>
-          <w:b w:val="0"/>
-        </w:rPr>
-        <w:t xml:space="preserve"> or the procedure.</w:t>
-      </w:r>
-    </w:p>
-    <w:p>
-      <w:pPr>
-        <w:spacing w:line="336" w:lineRule="auto" w:after="180"/>
-        <w:shd w:fill="F4F9FC"/>
-      </w:pPr>
-      <w:r>
-        <w:rPr>
-          <w:b w:val="0"/>
-        </w:rPr>
-        <w:t xml:space="preserve">3. </w:t>
-      </w:r>
-      <w:r>
-        <w:rPr>
-          <w:b/>
-        </w:rPr>
-        <w:t>Threshold</w:t>
-      </w:r>
-      <w:r>
-        <w:rPr>
-          <w:b w:val="0"/>
-        </w:rPr>
-        <w:t xml:space="preserve">0.7 costs1 while0.4 costs5; preferred </w:t>
-      </w:r>
-      <w:r>
-        <w:rPr>
-          <w:b/>
-        </w:rPr>
-        <w:t>threshold</w:t>
-      </w:r>
-      <w:r>
-        <w:rPr>
-          <w:b w:val="0"/>
-        </w:rPr>
-        <w:t xml:space="preserve"> switches.</w:t>
-      </w:r>
-    </w:p>
-    <w:p>
-      <w:pPr>
-        <w:pStyle w:val="Heading3"/>
-      </w:pPr>
-      <w:r>
-        <w:t>My selected conclusion, deciding fact and explanation</w:t>
-      </w:r>
-    </w:p>
-    <w:p>
-      <w:r>
-        <w:t>________________________________________________________________</w:t>
-      </w:r>
-    </w:p>
-    <w:p>
-      <w:r>
-        <w:t>________________________________________________________________</w:t>
-      </w:r>
-    </w:p>
-    <w:p>
-      <w:r>
-        <w:t>________________________________________________________________</w:t>
-      </w:r>
-    </w:p>
-    <w:p>
-      <w:r>
-        <w:t>________________________________________________________________</w:t>
-      </w:r>
-    </w:p>
-    <w:p>
-      <w:r>
-        <w:t>________________________________________________________________</w:t>
-      </w:r>
-    </w:p>
-    <w:p>
-      <w:pPr>
-        <w:pStyle w:val="Heading3"/>
-      </w:pPr>
-      <w:r>
-        <w:t>Hint · try first</w:t>
-      </w:r>
-    </w:p>
-    <w:p>
-      <w:pPr>
-        <w:spacing w:line="336" w:lineRule="auto" w:after="180"/>
-        <w:shd w:fill="F1F6F8"/>
-      </w:pPr>
-      <w:r>
-        <w:rPr>
-          <w:b w:val="0"/>
-        </w:rPr>
-        <w:t>Hint if needed: Use the changed condition and the deciding step in the pictorial trace. The answer must say what follows from those facts.</w:t>
-      </w:r>
-    </w:p>
-    <w:p>
-      <w:pPr>
-        <w:pStyle w:val="Heading3"/>
-      </w:pPr>
-      <w:r>
-        <w:t>Feedback · compare after trying</w:t>
-      </w:r>
-    </w:p>
-    <w:p>
-      <w:pPr>
-        <w:spacing w:line="336" w:lineRule="auto" w:after="180"/>
-        <w:shd w:fill="F1F6FC"/>
-      </w:pPr>
-      <w:r>
-        <w:rPr>
-          <w:b w:val="0"/>
-        </w:rPr>
-        <w:t xml:space="preserve">After your attempt, compare with the supported explanation: </w:t>
-      </w:r>
-      <w:r>
-        <w:rPr>
-          <w:b/>
-        </w:rPr>
-        <w:t>Threshold</w:t>
-      </w:r>
-      <w:r>
-        <w:rPr>
-          <w:b w:val="0"/>
-        </w:rPr>
-        <w:t xml:space="preserve">0.7 costs1 while0.4 costs5; preferred </w:t>
-      </w:r>
-      <w:r>
-        <w:rPr>
-          <w:b/>
-        </w:rPr>
-        <w:t>threshold</w:t>
-      </w:r>
-      <w:r>
-        <w:rPr>
-          <w:b w:val="0"/>
-        </w:rPr>
-        <w:t xml:space="preserve"> switches. Metric choice encodes the declared </w:t>
-      </w:r>
-      <w:r>
-        <w:rPr>
-          <w:b/>
-        </w:rPr>
-        <w:t>consequence</w:t>
-      </w:r>
-      <w:r>
-        <w:rPr>
-          <w:b w:val="0"/>
-        </w:rPr>
-        <w:t xml:space="preserve">s, not a universal best </w:t>
-      </w:r>
-      <w:r>
-        <w:rPr>
-          <w:b/>
-        </w:rPr>
-        <w:t>threshold</w:t>
-      </w:r>
-      <w:r>
-        <w:rPr>
-          <w:b w:val="0"/>
-        </w:rPr>
-        <w:t>.</w:t>
-      </w:r>
-    </w:p>
-    <w:p>
-      <w:pPr>
-        <w:pStyle w:val="Heading3"/>
-      </w:pPr>
-      <w:r>
-        <w:t>Repair a missing building block</w:t>
-      </w:r>
-    </w:p>
-    <w:p>
-      <w:pPr>
-        <w:spacing w:line="336" w:lineRule="auto" w:after="180"/>
-      </w:pPr>
-      <w:r>
-        <w:rPr>
-          <w:b w:val="0"/>
-        </w:rPr>
-        <w:t xml:space="preserve">Review Train, Validation, Test (ai-4/24). Goal: Select a model using a declared validation rule. Short practice: Why does B’s zero </w:t>
-      </w:r>
-      <w:r>
-        <w:rPr>
-          <w:b/>
-        </w:rPr>
-        <w:t>training</w:t>
-      </w:r>
-      <w:r>
-        <w:rPr>
-          <w:b w:val="0"/>
-        </w:rPr>
-        <w:t xml:space="preserve"> MAE not settle the original choice?</w:t>
-      </w:r>
-    </w:p>
-    <w:p>
-      <w:pPr>
-        <w:spacing w:line="336" w:lineRule="auto" w:after="180"/>
-      </w:pPr>
-      <w:r>
-        <w:rPr>
-          <w:b w:val="0"/>
-        </w:rPr>
-        <w:t xml:space="preserve">Point to the relevant step in the picture, then write the changed result and the rule or </w:t>
-      </w:r>
-      <w:r>
-        <w:rPr>
-          <w:b/>
-        </w:rPr>
-        <w:t>evidence</w:t>
-      </w:r>
-      <w:r>
-        <w:rPr>
-          <w:b w:val="0"/>
-        </w:rPr>
-        <w:t xml:space="preserve"> that supports it.. Return to this week and explain what you changed.</w:t>
-      </w:r>
-    </w:p>
-    <w:p>
-      <w:pPr>
-        <w:spacing w:line="336" w:lineRule="auto" w:after="180"/>
-      </w:pPr>
-      <w:r>
-        <w:rPr>
-          <w:b w:val="0"/>
-        </w:rPr>
-        <w:t xml:space="preserve">Review Train a Regression Model (ai-4/22). Goal: Fit a line from a declared </w:t>
-      </w:r>
-      <w:r>
-        <w:rPr>
-          <w:b/>
-        </w:rPr>
-        <w:t>training</w:t>
-      </w:r>
-      <w:r>
-        <w:rPr>
-          <w:b w:val="0"/>
-        </w:rPr>
-        <w:t xml:space="preserve"> candidate set. Short practice: May day3’s evaluation label choose the candidate line?</w:t>
-      </w:r>
-    </w:p>
-    <w:p>
-      <w:pPr>
-        <w:spacing w:line="336" w:lineRule="auto" w:after="180"/>
-      </w:pPr>
-      <w:r>
-        <w:rPr>
-          <w:b w:val="0"/>
-        </w:rPr>
-        <w:t xml:space="preserve">Point to the relevant step in the picture, then write the changed result and the rule or </w:t>
-      </w:r>
-      <w:r>
-        <w:rPr>
-          <w:b/>
-        </w:rPr>
-        <w:t>evidence</w:t>
-      </w:r>
-      <w:r>
-        <w:rPr>
-          <w:b w:val="0"/>
-        </w:rPr>
-        <w:t xml:space="preserve"> that supports it.. Return to this week and explain what you changed.</w:t>
-      </w:r>
-    </w:p>
-    <w:p>
-      <w:pPr>
-        <w:spacing w:line="336" w:lineRule="auto" w:after="180"/>
-      </w:pPr>
-      <w:r>
-        <w:rPr>
-          <w:b w:val="0"/>
-        </w:rPr>
-        <w:t xml:space="preserve">Review Regression and Residuals (ai-4/19). Goal: Distinguish numeric </w:t>
-      </w:r>
-      <w:r>
-        <w:rPr>
-          <w:b/>
-        </w:rPr>
-        <w:t>prediction</w:t>
-      </w:r>
-      <w:r>
-        <w:rPr>
-          <w:b w:val="0"/>
-        </w:rPr>
-        <w:t xml:space="preserve"> from classification. Short practice: Which statistic reveals the size of errors without cancellation?</w:t>
-      </w:r>
-    </w:p>
-    <w:p>
-      <w:pPr>
-        <w:spacing w:line="336" w:lineRule="auto" w:after="180"/>
-      </w:pPr>
-      <w:r>
-        <w:rPr>
-          <w:b w:val="0"/>
-        </w:rPr>
-        <w:t xml:space="preserve">Point to the relevant step in the picture, then write the changed result and the rule or </w:t>
-      </w:r>
-      <w:r>
-        <w:rPr>
-          <w:b/>
-        </w:rPr>
-        <w:t>evidence</w:t>
-      </w:r>
-      <w:r>
-        <w:rPr>
-          <w:b w:val="0"/>
-        </w:rPr>
-        <w:t xml:space="preserve"> that supports it.. Return to this week and explain what you changed.</w:t>
-      </w:r>
-    </w:p>
-    <w:p>
-      <w:pPr>
-        <w:pStyle w:val="Heading3"/>
-      </w:pPr>
-      <w:r>
-        <w:t>Predict, run and debug</w:t>
-      </w:r>
-    </w:p>
-    <w:p>
-      <w:pPr>
-        <w:spacing w:line="336" w:lineRule="auto" w:after="180"/>
-      </w:pPr>
-      <w:r>
-        <w:rPr>
-          <w:b w:val="0"/>
-        </w:rPr>
-        <w:t xml:space="preserve">The browser lab lets you edit the supported Python examples already included in this lesson. Predict first, run, inspect the actual </w:t>
-      </w:r>
-      <w:r>
-        <w:rPr>
-          <w:b/>
-        </w:rPr>
-        <w:t>output</w:t>
-      </w:r>
-      <w:r>
-        <w:rPr>
-          <w:b w:val="0"/>
-        </w:rPr>
-        <w:t xml:space="preserve"> or error, change one </w:t>
-      </w:r>
-      <w:r>
-        <w:rPr>
-          <w:b/>
-        </w:rPr>
-        <w:t>input</w:t>
-      </w:r>
-      <w:r>
-        <w:rPr>
-          <w:b w:val="0"/>
-        </w:rPr>
-        <w:t>, then run again.</w:t>
-      </w:r>
-    </w:p>
-    <w:p>
-      <w:pPr>
-        <w:spacing w:line="336" w:lineRule="auto" w:after="180"/>
-      </w:pPr>
-      <w:r>
-        <w:rPr>
-          <w:b w:val="0"/>
-        </w:rPr>
-        <w:t xml:space="preserve">Keep code, </w:t>
-      </w:r>
-      <w:r>
-        <w:rPr>
-          <w:b/>
-        </w:rPr>
-        <w:t>prediction</w:t>
-      </w:r>
-      <w:r>
-        <w:rPr>
-          <w:b w:val="0"/>
-        </w:rPr>
-        <w:t>s, actual results and a reasoned revision together. On paper, label your result as a trace rather than an execution.</w:t>
-      </w:r>
-    </w:p>
-    <w:p>
-      <w:pPr>
-        <w:pStyle w:val="Heading3"/>
-      </w:pPr>
-      <w:r>
         <w:t>Keep your completed work</w:t>
       </w:r>
     </w:p>
     <w:p>
       <w:pPr>
-        <w:spacing w:line="336" w:lineRule="auto" w:after="180"/>
-      </w:pPr>
-      <w:r>
-        <w:rPr>
-          <w:b w:val="0"/>
-        </w:rPr>
-        <w:t xml:space="preserve">Use Download completed work in the hosted lesson to export your answers, reflections, practice feedback and code-run </w:t>
-      </w:r>
-      <w:r>
-        <w:rPr>
-          <w:b/>
-        </w:rPr>
-        <w:t>evidence</w:t>
-      </w:r>
-      <w:r>
-        <w:rPr>
-          <w:b w:val="0"/>
-        </w:rPr>
-        <w:t>. Open the HTML copy to read or print it.</w:t>
-      </w:r>
-    </w:p>
-    <w:p>
-      <w:pPr>
-        <w:spacing w:line="336" w:lineRule="auto" w:after="180"/>
-      </w:pPr>
-      <w:r>
-        <w:rPr>
-          <w:b w:val="0"/>
-        </w:rPr>
-        <w:t>Drafts stay in this browser when storage is available; clear drafts on a shared device.</w:t>
-      </w:r>
-    </w:p>
-    <w:p>
-      <w:pPr>
-        <w:pStyle w:val="Heading3"/>
-      </w:pPr>
-      <w:r>
-        <w:t>What I repaired, the evidence I kept and the next test</w:t>
-      </w:r>
-    </w:p>
-    <w:p>
-      <w:r>
-        <w:t>________________________________________________________________</w:t>
-      </w:r>
-    </w:p>
-    <w:p>
-      <w:r>
-        <w:t>________________________________________________________________</w:t>
-      </w:r>
-    </w:p>
-    <w:p>
-      <w:r>
-        <w:t>________________________________________________________________</w:t>
-      </w:r>
-    </w:p>
-    <w:p>
-      <w:r>
-        <w:t>________________________________________________________________</w:t>
-      </w:r>
-    </w:p>
-    <w:p>
-      <w:r>
-        <w:t>________________________________________________________________</w:t>
-      </w:r>
-    </w:p>
-    <w:p>
-      <w:pPr>
         <w:pStyle w:val="Heading1"/>
       </w:pPr>
       <w:r>
-        <w:t>21. Visual concept journey</w:t>
-      </w:r>
-    </w:p>
-    <w:p>
-      <w:r>
-        <w:t>Explain each Metrics Match Consequences picture from its labels, then record a relevant limit.</w:t>
-      </w:r>
-    </w:p>
-    <w:p>
-      <w:pPr>
-        <w:pStyle w:val="Heading3"/>
+        <w:t>21. Reference · Six-picture response sheets</w:t>
+      </w:r>
+    </w:p>
+    <w:p>
+      <w:r>
+        <w:t>Choose the relevant picture instead of repeating every task.</w:t>
+      </w:r>
+    </w:p>
+    <w:p>
+      <w:pPr>
+        <w:pStyle w:val="Heading2"/>
       </w:pPr>
       <w:r>
         <w:t>01. Metrics Match Consequences: the case</w:t>
@@ -3155,7 +2686,6 @@
     <w:p>
       <w:pPr>
         <w:spacing w:line="336" w:lineRule="auto" w:after="180"/>
-        <w:shd w:fill="F5F1FB"/>
       </w:pPr>
       <w:r>
         <w:rPr>
@@ -3194,7 +2724,7 @@
     </w:p>
     <w:p>
       <w:pPr>
-        <w:pStyle w:val="Heading3"/>
+        <w:pStyle w:val="Heading2"/>
       </w:pPr>
       <w:r>
         <w:t>02. Follow the deciding steps</w:t>
@@ -3280,7 +2810,6 @@
     <w:p>
       <w:pPr>
         <w:spacing w:line="336" w:lineRule="auto" w:after="180"/>
-        <w:shd w:fill="F5F1FB"/>
       </w:pPr>
       <w:r>
         <w:rPr>
@@ -3331,7 +2860,7 @@
     </w:p>
     <w:p>
       <w:pPr>
-        <w:pStyle w:val="Heading3"/>
+        <w:pStyle w:val="Heading2"/>
       </w:pPr>
       <w:r>
         <w:t>03. Thresholds and consequences at a glance</w:t>
@@ -3464,7 +2993,6 @@
     <w:p>
       <w:pPr>
         <w:spacing w:line="336" w:lineRule="auto" w:after="180"/>
-        <w:shd w:fill="F5F1FB"/>
       </w:pPr>
       <w:r>
         <w:rPr>
@@ -3503,7 +3031,7 @@
     </w:p>
     <w:p>
       <w:pPr>
-        <w:pStyle w:val="Heading3"/>
+        <w:pStyle w:val="Heading2"/>
       </w:pPr>
       <w:r>
         <w:t>04. Change one thing. Trace what follows.</w:t>
@@ -3630,7 +3158,6 @@
     <w:p>
       <w:pPr>
         <w:spacing w:line="336" w:lineRule="auto" w:after="180"/>
-        <w:shd w:fill="F5F1FB"/>
       </w:pPr>
       <w:r>
         <w:rPr>
@@ -3669,7 +3196,7 @@
     </w:p>
     <w:p>
       <w:pPr>
-        <w:pStyle w:val="Heading3"/>
+        <w:pStyle w:val="Heading2"/>
       </w:pPr>
       <w:r>
         <w:t>05. Connect the explanation to its limit</w:t>
@@ -3783,7 +3310,6 @@
     <w:p>
       <w:pPr>
         <w:spacing w:line="336" w:lineRule="auto" w:after="180"/>
-        <w:shd w:fill="F5F1FB"/>
       </w:pPr>
       <w:r>
         <w:rPr>
@@ -3822,7 +3348,7 @@
     </w:p>
     <w:p>
       <w:pPr>
-        <w:pStyle w:val="Heading3"/>
+        <w:pStyle w:val="Heading2"/>
       </w:pPr>
       <w:r>
         <w:t>06. Make the idea visible in your project</w:t>
@@ -3948,7 +3474,6 @@
     <w:p>
       <w:pPr>
         <w:spacing w:line="336" w:lineRule="auto" w:after="180"/>
-        <w:shd w:fill="F5F1FB"/>
       </w:pPr>
       <w:r>
         <w:rPr>
@@ -3995,6 +3520,62 @@
     <w:p>
       <w:r>
         <w:t>________________________________________________________________</w:t>
+      </w:r>
+    </w:p>
+    <w:p>
+      <w:pPr>
+        <w:pStyle w:val="Heading2"/>
+      </w:pPr>
+      <w:r>
+        <w:t>Earlier wording, alternatives and picture transcripts · reference / check after trying</w:t>
+      </w:r>
+    </w:p>
+    <w:p>
+      <w:pPr>
+        <w:pStyle w:val="Heading3"/>
+      </w:pPr>
+      <w:r>
+        <w:t>01. Metrics Match Consequences: the case</w:t>
+      </w:r>
+    </w:p>
+    <w:p>
+      <w:pPr>
+        <w:pStyle w:val="Heading3"/>
+      </w:pPr>
+      <w:r>
+        <w:t>02. Follow the deciding steps</w:t>
+      </w:r>
+    </w:p>
+    <w:p>
+      <w:pPr>
+        <w:pStyle w:val="Heading3"/>
+      </w:pPr>
+      <w:r>
+        <w:t>03. Thresholds and consequences at a glance</w:t>
+      </w:r>
+    </w:p>
+    <w:p>
+      <w:pPr>
+        <w:pStyle w:val="Heading3"/>
+      </w:pPr>
+      <w:r>
+        <w:t>04. Change one thing. Trace what follows.</w:t>
+      </w:r>
+    </w:p>
+    <w:p>
+      <w:pPr>
+        <w:pStyle w:val="Heading3"/>
+      </w:pPr>
+      <w:r>
+        <w:t>05. Connect the explanation to its limit</w:t>
+      </w:r>
+    </w:p>
+    <w:p>
+      <w:pPr>
+        <w:pStyle w:val="Heading3"/>
+      </w:pPr>
+      <w:r>
+        <w:t>06. Make the idea visible in your project</w:t>
       </w:r>
     </w:p>
     <w:sectPr>
